--- a/01_项目管理/02_光与朽项目/04_AI对话记录/美术AI对话.docx
+++ b/01_项目管理/02_光与朽项目/04_AI对话记录/美术AI对话.docx
@@ -111,6 +111,18 @@
     </w:p>
     <w:p>
       <w:pPr>
+        <w:keepNext w:val="0"/>
+        <w:keepLines w:val="0"/>
+        <w:widowControl/>
+        <w:suppressLineNumbers w:val="0"/>
+        <w:spacing w:before="0" w:beforeAutospacing="0" w:line="14" w:lineRule="atLeast"/>
+        <w:rPr>
+          <w:rFonts w:hint="default" w:ascii="sans-serif" w:hAnsi="sans-serif" w:eastAsia="sans-serif" w:cs="sans-serif"/>
+        </w:rPr>
+      </w:pPr>
+    </w:p>
+    <w:p>
+      <w:pPr>
         <w:pStyle w:val="3"/>
         <w:keepNext w:val="0"/>
         <w:keepLines w:val="0"/>
@@ -121,70 +133,30 @@
           <w:rFonts w:hint="default" w:ascii="sans-serif" w:hAnsi="sans-serif" w:eastAsia="sans-serif" w:cs="sans-serif"/>
         </w:rPr>
       </w:pPr>
-    </w:p>
-    <w:p>
-      <w:pPr>
-        <w:pStyle w:val="3"/>
+      <w:r>
+        <w:rPr>
+          <w:rFonts w:hint="default" w:ascii="sans-serif" w:hAnsi="sans-serif" w:eastAsia="sans-serif" w:cs="sans-serif"/>
+        </w:rPr>
+        <w:t>4. 光棱塔 (Prism Tower)：美术效果</w:t>
+      </w:r>
+    </w:p>
+    <w:p>
+      <w:pPr>
+        <w:pStyle w:val="7"/>
         <w:keepNext w:val="0"/>
         <w:keepLines w:val="0"/>
         <w:widowControl/>
         <w:suppressLineNumbers w:val="0"/>
         <w:spacing w:before="0" w:beforeAutospacing="0" w:line="14" w:lineRule="atLeast"/>
         <w:rPr>
-          <w:rFonts w:ascii="sans-serif" w:hAnsi="sans-serif" w:eastAsia="sans-serif" w:cs="sans-serif"/>
-        </w:rPr>
-      </w:pPr>
-      <w:r>
-        <w:rPr>
-          <w:rFonts w:hint="default" w:ascii="sans-serif" w:hAnsi="sans-serif" w:eastAsia="sans-serif" w:cs="sans-serif"/>
-        </w:rPr>
-        <w:t>1. 硬壳怪物 (Tank)：表现形式</w:t>
-      </w:r>
-    </w:p>
-    <w:p>
-      <w:pPr>
-        <w:pStyle w:val="7"/>
-        <w:keepNext w:val="0"/>
-        <w:keepLines w:val="0"/>
-        <w:widowControl/>
-        <w:suppressLineNumbers w:val="0"/>
-        <w:pBdr>
-          <w:top w:val="none" w:color="auto" w:sz="0" w:space="0"/>
-          <w:bottom w:val="none" w:color="auto" w:sz="0" w:space="0"/>
-        </w:pBdr>
-        <w:spacing w:before="0" w:beforeAutospacing="0" w:line="14" w:lineRule="atLeast"/>
-        <w:rPr>
-          <w:rFonts w:hint="default" w:ascii="sans-serif" w:hAnsi="sans-serif" w:eastAsia="sans-serif" w:cs="sans-serif"/>
-        </w:rPr>
-      </w:pPr>
-      <w:r>
-        <w:rPr>
-          <w:rFonts w:hint="default" w:ascii="sans-serif" w:hAnsi="sans-serif" w:eastAsia="sans-serif" w:cs="sans-serif"/>
-        </w:rPr>
-        <w:t>❌ 误区： 不要试图去改变它的液体颜色。</w:t>
-      </w:r>
-    </w:p>
-    <w:p>
-      <w:pPr>
-        <w:pStyle w:val="7"/>
-        <w:keepNext w:val="0"/>
-        <w:keepLines w:val="0"/>
-        <w:widowControl/>
-        <w:suppressLineNumbers w:val="0"/>
-        <w:pBdr>
-          <w:top w:val="none" w:color="auto" w:sz="0" w:space="0"/>
-          <w:bottom w:val="none" w:color="auto" w:sz="0" w:space="0"/>
-        </w:pBdr>
-        <w:spacing w:before="0" w:beforeAutospacing="0" w:line="14" w:lineRule="atLeast"/>
-        <w:rPr>
-          <w:rFonts w:hint="default" w:ascii="sans-serif" w:hAnsi="sans-serif" w:eastAsia="sans-serif" w:cs="sans-serif"/>
-        </w:rPr>
-      </w:pPr>
-      <w:r>
-        <w:rPr>
-          <w:rFonts w:hint="default" w:ascii="sans-serif" w:hAnsi="sans-serif" w:eastAsia="sans-serif" w:cs="sans-serif"/>
-        </w:rPr>
-        <w:t>✅ 正解： “裹着垃圾的沥青怪”。</w:t>
+          <w:rFonts w:hint="default" w:ascii="sans-serif" w:hAnsi="sans-serif" w:eastAsia="sans-serif" w:cs="sans-serif"/>
+        </w:rPr>
+      </w:pPr>
+      <w:r>
+        <w:rPr>
+          <w:rFonts w:hint="default" w:ascii="sans-serif" w:hAnsi="sans-serif" w:eastAsia="sans-serif" w:cs="sans-serif"/>
+        </w:rPr>
+        <w:t>主角必须与黑油形成鲜明对比。黑油是“有机、混乱、肮脏”的，光棱塔就要是“几何、秩序、洁净”的。</w:t>
       </w:r>
     </w:p>
     <w:p>
@@ -206,7 +178,49 @@
           <w:b/>
           <w:bCs/>
         </w:rPr>
-        <w:t>视觉逻辑：</w:t>
+        <w:t>风格关键词：</w:t>
+      </w:r>
+      <w:r>
+        <w:rPr>
+          <w:rFonts w:hint="default" w:ascii="sans-serif" w:hAnsi="sans-serif" w:eastAsia="sans-serif" w:cs="sans-serif"/>
+        </w:rPr>
+        <w:t xml:space="preserve"> </w:t>
+      </w:r>
+      <w:r>
+        <w:rPr>
+          <w:rFonts w:hint="default" w:ascii="sans-serif" w:hAnsi="sans-serif" w:eastAsia="sans-serif" w:cs="sans-serif"/>
+          <w:b/>
+          <w:bCs/>
+        </w:rPr>
+        <w:t>极简科幻 (Minimalist Sci-Fi)、霓虹、晶体</w:t>
+      </w:r>
+      <w:r>
+        <w:rPr>
+          <w:rFonts w:hint="default" w:ascii="sans-serif" w:hAnsi="sans-serif" w:eastAsia="sans-serif" w:cs="sans-serif"/>
+        </w:rPr>
+        <w:t>。</w:t>
+      </w:r>
+    </w:p>
+    <w:p>
+      <w:pPr>
+        <w:pStyle w:val="7"/>
+        <w:keepNext w:val="0"/>
+        <w:keepLines w:val="0"/>
+        <w:widowControl/>
+        <w:suppressLineNumbers w:val="0"/>
+        <w:spacing w:before="0" w:beforeAutospacing="0" w:line="14" w:lineRule="atLeast"/>
+        <w:ind w:left="720"/>
+        <w:rPr>
+          <w:rFonts w:hint="default" w:ascii="sans-serif" w:hAnsi="sans-serif" w:eastAsia="sans-serif" w:cs="sans-serif"/>
+        </w:rPr>
+      </w:pPr>
+      <w:r>
+        <w:rPr>
+          <w:rFonts w:hint="default" w:ascii="sans-serif" w:hAnsi="sans-serif" w:eastAsia="sans-serif" w:cs="sans-serif"/>
+          <w:b/>
+          <w:bCs/>
+        </w:rPr>
+        <w:t>结构拆解：</w:t>
       </w:r>
     </w:p>
     <w:p>
@@ -225,22 +239,30 @@
       <w:r>
         <w:rPr>
           <w:rFonts w:hint="default" w:ascii="sans-serif" w:hAnsi="sans-serif" w:eastAsia="sans-serif" w:cs="sans-serif"/>
-        </w:rPr>
-        <w:t>Tank 之所以硬，是因为它在滚动过程中卷入了很多</w:t>
-      </w:r>
-      <w:r>
-        <w:rPr>
-          <w:rFonts w:hint="default" w:ascii="sans-serif" w:hAnsi="sans-serif" w:eastAsia="sans-serif" w:cs="sans-serif"/>
-          <w:b/>
-          <w:bCs/>
-        </w:rPr>
-        <w:t>金属废料、石块、生锈的铁板</w:t>
-      </w:r>
-      <w:r>
-        <w:rPr>
-          <w:rFonts w:hint="default" w:ascii="sans-serif" w:hAnsi="sans-serif" w:eastAsia="sans-serif" w:cs="sans-serif"/>
-        </w:rPr>
-        <w:t>。</w:t>
+          <w:b/>
+          <w:bCs/>
+        </w:rPr>
+        <w:t>底座 (Base):</w:t>
+      </w:r>
+      <w:r>
+        <w:rPr>
+          <w:rFonts w:hint="default" w:ascii="sans-serif" w:hAnsi="sans-serif" w:eastAsia="sans-serif" w:cs="sans-serif"/>
+        </w:rPr>
+        <w:t xml:space="preserve"> 一个稳固的三角形或梯形金属台，深灰色，带有</w:t>
+      </w:r>
+      <w:r>
+        <w:rPr>
+          <w:rFonts w:hint="default" w:ascii="sans-serif" w:hAnsi="sans-serif" w:eastAsia="sans-serif" w:cs="sans-serif"/>
+          <w:b/>
+          <w:bCs/>
+        </w:rPr>
+        <w:t>发光的蓝条</w:t>
+      </w:r>
+      <w:r>
+        <w:rPr>
+          <w:rFonts w:hint="default" w:ascii="sans-serif" w:hAnsi="sans-serif" w:eastAsia="sans-serif" w:cs="sans-serif"/>
+        </w:rPr>
+        <w:t>（显示能量）。固定在屏幕底部。</w:t>
       </w:r>
     </w:p>
     <w:p>
@@ -259,8 +281,72 @@
       <w:r>
         <w:rPr>
           <w:rFonts w:hint="default" w:ascii="sans-serif" w:hAnsi="sans-serif" w:eastAsia="sans-serif" w:cs="sans-serif"/>
-        </w:rPr>
-        <w:t>它的核心依然是黑油（在 RT 上渲染），但表面漂浮着厚重的装甲片。</w:t>
+          <w:b/>
+          <w:bCs/>
+        </w:rPr>
+        <w:t>核心 (Prism):</w:t>
+      </w:r>
+      <w:r>
+        <w:rPr>
+          <w:rFonts w:hint="default" w:ascii="sans-serif" w:hAnsi="sans-serif" w:eastAsia="sans-serif" w:cs="sans-serif"/>
+        </w:rPr>
+        <w:t xml:space="preserve"> 一个悬浮的</w:t>
+      </w:r>
+      <w:r>
+        <w:rPr>
+          <w:rFonts w:hint="default" w:ascii="sans-serif" w:hAnsi="sans-serif" w:eastAsia="sans-serif" w:cs="sans-serif"/>
+          <w:b/>
+          <w:bCs/>
+        </w:rPr>
+        <w:t>菱形晶体</w:t>
+      </w:r>
+      <w:r>
+        <w:rPr>
+          <w:rFonts w:hint="default" w:ascii="sans-serif" w:hAnsi="sans-serif" w:eastAsia="sans-serif" w:cs="sans-serif"/>
+        </w:rPr>
+        <w:t>或</w:t>
+      </w:r>
+      <w:r>
+        <w:rPr>
+          <w:rFonts w:hint="default" w:ascii="sans-serif" w:hAnsi="sans-serif" w:eastAsia="sans-serif" w:cs="sans-serif"/>
+          <w:b/>
+          <w:bCs/>
+        </w:rPr>
+        <w:t>透镜</w:t>
+      </w:r>
+      <w:r>
+        <w:rPr>
+          <w:rFonts w:hint="default" w:ascii="sans-serif" w:hAnsi="sans-serif" w:eastAsia="sans-serif" w:cs="sans-serif"/>
+        </w:rPr>
+        <w:t>。</w:t>
+      </w:r>
+    </w:p>
+    <w:p>
+      <w:pPr>
+        <w:pStyle w:val="7"/>
+        <w:keepNext w:val="0"/>
+        <w:keepLines w:val="0"/>
+        <w:widowControl/>
+        <w:suppressLineNumbers w:val="0"/>
+        <w:spacing w:before="0" w:beforeAutospacing="0" w:line="14" w:lineRule="atLeast"/>
+        <w:ind w:left="1440"/>
+        <w:rPr>
+          <w:rFonts w:hint="default" w:ascii="sans-serif" w:hAnsi="sans-serif" w:eastAsia="sans-serif" w:cs="sans-serif"/>
+        </w:rPr>
+      </w:pPr>
+      <w:r>
+        <w:rPr>
+          <w:rFonts w:hint="default" w:ascii="sans-serif" w:hAnsi="sans-serif" w:eastAsia="sans-serif" w:cs="sans-serif"/>
+          <w:b/>
+          <w:bCs/>
+        </w:rPr>
+        <w:t>激光发射口:</w:t>
+      </w:r>
+      <w:r>
+        <w:rPr>
+          <w:rFonts w:hint="default" w:ascii="sans-serif" w:hAnsi="sans-serif" w:eastAsia="sans-serif" w:cs="sans-serif"/>
+        </w:rPr>
+        <w:t xml:space="preserve"> 晶体的尖端。</w:t>
       </w:r>
     </w:p>
     <w:p>
@@ -282,7 +368,7 @@
           <w:b/>
           <w:bCs/>
         </w:rPr>
-        <w:t>制作方案 (Unity)：</w:t>
+        <w:t>动态：</w:t>
       </w:r>
     </w:p>
     <w:p>
@@ -301,16 +387,8 @@
       <w:r>
         <w:rPr>
           <w:rFonts w:hint="default" w:ascii="sans-serif" w:hAnsi="sans-serif" w:eastAsia="sans-serif" w:cs="sans-serif"/>
-          <w:b/>
-          <w:bCs/>
-        </w:rPr>
-        <w:t>Layer 1 (Fluid):</w:t>
-      </w:r>
-      <w:r>
-        <w:rPr>
-          <w:rFonts w:hint="default" w:ascii="sans-serif" w:hAnsi="sans-serif" w:eastAsia="sans-serif" w:cs="sans-serif"/>
-        </w:rPr>
-        <w:t xml:space="preserve"> 身体依然是一个大的白色圆球（比普通怪大 2 倍），渲染到黑油 RT 上。</w:t>
+        </w:rPr>
+        <w:t>当你拖动屏幕时，底座不动，悬浮的晶体进行旋转。</w:t>
       </w:r>
     </w:p>
     <w:p>
@@ -329,86 +407,8 @@
       <w:r>
         <w:rPr>
           <w:rFonts w:hint="default" w:ascii="sans-serif" w:hAnsi="sans-serif" w:eastAsia="sans-serif" w:cs="sans-serif"/>
-          <w:b/>
-          <w:bCs/>
-        </w:rPr>
-        <w:t>Layer 2 (Armor - Order 20):</w:t>
-      </w:r>
-      <w:r>
-        <w:rPr>
-          <w:rFonts w:hint="default" w:ascii="sans-serif" w:hAnsi="sans-serif" w:eastAsia="sans-serif" w:cs="sans-serif"/>
-        </w:rPr>
-        <w:t xml:space="preserve"> 制作一些**“不规则的铁板”</w:t>
-      </w:r>
-      <w:r>
-        <w:rPr>
-          <w:rFonts w:hint="default" w:ascii="sans-serif" w:hAnsi="sans-serif" w:eastAsia="sans-serif" w:cs="sans-serif"/>
-          <w:b/>
-          <w:bCs/>
-        </w:rPr>
-        <w:t>或</w:t>
-      </w:r>
-      <w:r>
-        <w:rPr>
-          <w:rFonts w:hint="default" w:ascii="sans-serif" w:hAnsi="sans-serif" w:eastAsia="sans-serif" w:cs="sans-serif"/>
-        </w:rPr>
-        <w:t>“深灰色的石块”** Sprite。</w:t>
-      </w:r>
-    </w:p>
-    <w:p>
-      <w:pPr>
-        <w:pStyle w:val="7"/>
-        <w:keepNext w:val="0"/>
-        <w:keepLines w:val="0"/>
-        <w:widowControl/>
-        <w:suppressLineNumbers w:val="0"/>
-        <w:spacing w:before="0" w:beforeAutospacing="0" w:line="14" w:lineRule="atLeast"/>
-        <w:ind w:left="1440"/>
-        <w:rPr>
-          <w:rFonts w:hint="default" w:ascii="sans-serif" w:hAnsi="sans-serif" w:eastAsia="sans-serif" w:cs="sans-serif"/>
-        </w:rPr>
-      </w:pPr>
-      <w:r>
-        <w:rPr>
-          <w:rFonts w:hint="default" w:ascii="sans-serif" w:hAnsi="sans-serif" w:eastAsia="sans-serif" w:cs="sans-serif"/>
-          <w:b/>
-          <w:bCs/>
-        </w:rPr>
-        <w:t>组合：</w:t>
-      </w:r>
-      <w:r>
-        <w:rPr>
-          <w:rFonts w:hint="default" w:ascii="sans-serif" w:hAnsi="sans-serif" w:eastAsia="sans-serif" w:cs="sans-serif"/>
-        </w:rPr>
-        <w:t xml:space="preserve"> 把这些铁板 Sprite 挂在怪物身上，把它们旋转着贴在黑油表面。</w:t>
-      </w:r>
-    </w:p>
-    <w:p>
-      <w:pPr>
-        <w:pStyle w:val="7"/>
-        <w:keepNext w:val="0"/>
-        <w:keepLines w:val="0"/>
-        <w:widowControl/>
-        <w:suppressLineNumbers w:val="0"/>
-        <w:spacing w:before="0" w:beforeAutospacing="0" w:line="14" w:lineRule="atLeast"/>
-        <w:ind w:left="720"/>
-        <w:rPr>
-          <w:rFonts w:hint="default" w:ascii="sans-serif" w:hAnsi="sans-serif" w:eastAsia="sans-serif" w:cs="sans-serif"/>
-        </w:rPr>
-      </w:pPr>
-      <w:r>
-        <w:rPr>
-          <w:rFonts w:hint="default" w:ascii="sans-serif" w:hAnsi="sans-serif" w:eastAsia="sans-serif" w:cs="sans-serif"/>
-          <w:b/>
-          <w:bCs/>
-        </w:rPr>
-        <w:t>最终效果：</w:t>
-      </w:r>
-      <w:r>
-        <w:rPr>
-          <w:rFonts w:hint="default" w:ascii="sans-serif" w:hAnsi="sans-serif" w:eastAsia="sans-serif" w:cs="sans-serif"/>
-        </w:rPr>
-        <w:t xml:space="preserve"> 你会看到一坨巨大的黑油，上面像贴瓷砖一样贴着几块破损的铁甲。激光打上去，会有金属撞击的火花。</w:t>
+        </w:rPr>
+        <w:t>发射激光时，晶体周围会有光环收缩的动画。</w:t>
       </w:r>
     </w:p>
     <w:p>
@@ -443,20 +443,16 @@
         <w:rPr>
           <w:rFonts w:hint="default" w:ascii="sans-serif" w:hAnsi="sans-serif" w:eastAsia="sans-serif" w:cs="sans-serif"/>
         </w:rPr>
-        <w:t>2. 攻速虫 (Rusher)：表现形式</w:t>
-      </w:r>
-    </w:p>
-    <w:p>
-      <w:pPr>
-        <w:pStyle w:val="7"/>
-        <w:keepNext w:val="0"/>
-        <w:keepLines w:val="0"/>
-        <w:widowControl/>
-        <w:suppressLineNumbers w:val="0"/>
-        <w:pBdr>
-          <w:top w:val="none" w:color="auto" w:sz="0" w:space="0"/>
-          <w:bottom w:val="none" w:color="auto" w:sz="0" w:space="0"/>
-        </w:pBdr>
+        <w:t>5. 防护罩 (Shield)：美术表现</w:t>
+      </w:r>
+    </w:p>
+    <w:p>
+      <w:pPr>
+        <w:pStyle w:val="7"/>
+        <w:keepNext w:val="0"/>
+        <w:keepLines w:val="0"/>
+        <w:widowControl/>
+        <w:suppressLineNumbers w:val="0"/>
         <w:spacing w:before="0" w:beforeAutospacing="0" w:line="14" w:lineRule="atLeast"/>
         <w:rPr>
           <w:rFonts w:hint="default" w:ascii="sans-serif" w:hAnsi="sans-serif" w:eastAsia="sans-serif" w:cs="sans-serif"/>
@@ -465,31 +461,16 @@
       <w:r>
         <w:rPr>
           <w:rFonts w:hint="default" w:ascii="sans-serif" w:hAnsi="sans-serif" w:eastAsia="sans-serif" w:cs="sans-serif"/>
-        </w:rPr>
-        <w:t>❌ 误区： 它是“虫子”，但不要做翅膀和细腿（不仅难画，而且在黑油里会糊成一团）。</w:t>
-      </w:r>
-    </w:p>
-    <w:p>
-      <w:pPr>
-        <w:pStyle w:val="7"/>
-        <w:keepNext w:val="0"/>
-        <w:keepLines w:val="0"/>
-        <w:widowControl/>
-        <w:suppressLineNumbers w:val="0"/>
-        <w:pBdr>
-          <w:top w:val="none" w:color="auto" w:sz="0" w:space="0"/>
-          <w:bottom w:val="none" w:color="auto" w:sz="0" w:space="0"/>
-        </w:pBdr>
-        <w:spacing w:before="0" w:beforeAutospacing="0" w:line="14" w:lineRule="atLeast"/>
-        <w:rPr>
-          <w:rFonts w:hint="default" w:ascii="sans-serif" w:hAnsi="sans-serif" w:eastAsia="sans-serif" w:cs="sans-serif"/>
-        </w:rPr>
-      </w:pPr>
-      <w:r>
-        <w:rPr>
-          <w:rFonts w:hint="default" w:ascii="sans-serif" w:hAnsi="sans-serif" w:eastAsia="sans-serif" w:cs="sans-serif"/>
-        </w:rPr>
-        <w:t>✅ 正解： “带刺的凶猛液滴”。</w:t>
+          <w:b/>
+          <w:bCs/>
+        </w:rPr>
+        <w:t>✅ 肯定：</w:t>
+      </w:r>
+      <w:r>
+        <w:rPr>
+          <w:rFonts w:hint="default" w:ascii="sans-serif" w:hAnsi="sans-serif" w:eastAsia="sans-serif" w:cs="sans-serif"/>
+        </w:rPr>
+        <w:t xml:space="preserve"> 半球形是正确的。</w:t>
       </w:r>
     </w:p>
     <w:p>
@@ -511,7 +492,63 @@
           <w:b/>
           <w:bCs/>
         </w:rPr>
-        <w:t>视觉逻辑：</w:t>
+        <w:t>视觉参考：</w:t>
+      </w:r>
+      <w:r>
+        <w:rPr>
+          <w:rFonts w:hint="default" w:ascii="sans-serif" w:hAnsi="sans-serif" w:eastAsia="sans-serif" w:cs="sans-serif"/>
+        </w:rPr>
+        <w:t xml:space="preserve"> </w:t>
+      </w:r>
+      <w:r>
+        <w:rPr>
+          <w:rFonts w:hint="default" w:ascii="sans-serif" w:hAnsi="sans-serif" w:eastAsia="sans-serif" w:cs="sans-serif"/>
+          <w:b/>
+          <w:bCs/>
+        </w:rPr>
+        <w:t>AT立场 (EVA)</w:t>
+      </w:r>
+      <w:r>
+        <w:rPr>
+          <w:rFonts w:hint="default" w:ascii="sans-serif" w:hAnsi="sans-serif" w:eastAsia="sans-serif" w:cs="sans-serif"/>
+        </w:rPr>
+        <w:t xml:space="preserve"> 或 </w:t>
+      </w:r>
+      <w:r>
+        <w:rPr>
+          <w:rFonts w:hint="default" w:ascii="sans-serif" w:hAnsi="sans-serif" w:eastAsia="sans-serif" w:cs="sans-serif"/>
+          <w:b/>
+          <w:bCs/>
+        </w:rPr>
+        <w:t>蜂巢护盾</w:t>
+      </w:r>
+      <w:r>
+        <w:rPr>
+          <w:rFonts w:hint="default" w:ascii="sans-serif" w:hAnsi="sans-serif" w:eastAsia="sans-serif" w:cs="sans-serif"/>
+        </w:rPr>
+        <w:t>。</w:t>
+      </w:r>
+    </w:p>
+    <w:p>
+      <w:pPr>
+        <w:pStyle w:val="7"/>
+        <w:keepNext w:val="0"/>
+        <w:keepLines w:val="0"/>
+        <w:widowControl/>
+        <w:suppressLineNumbers w:val="0"/>
+        <w:spacing w:before="0" w:beforeAutospacing="0" w:line="14" w:lineRule="atLeast"/>
+        <w:ind w:left="720"/>
+        <w:rPr>
+          <w:rFonts w:hint="default" w:ascii="sans-serif" w:hAnsi="sans-serif" w:eastAsia="sans-serif" w:cs="sans-serif"/>
+        </w:rPr>
+      </w:pPr>
+      <w:r>
+        <w:rPr>
+          <w:rFonts w:hint="default" w:ascii="sans-serif" w:hAnsi="sans-serif" w:eastAsia="sans-serif" w:cs="sans-serif"/>
+          <w:b/>
+          <w:bCs/>
+        </w:rPr>
+        <w:t>美术细节：</w:t>
       </w:r>
     </w:p>
     <w:p>
@@ -530,8 +567,16 @@
       <w:r>
         <w:rPr>
           <w:rFonts w:hint="default" w:ascii="sans-serif" w:hAnsi="sans-serif" w:eastAsia="sans-serif" w:cs="sans-serif"/>
-        </w:rPr>
-        <w:t>它速度极快，意味着它不稳定，充满攻击性。</w:t>
+          <w:b/>
+          <w:bCs/>
+        </w:rPr>
+        <w:t>形状：</w:t>
+      </w:r>
+      <w:r>
+        <w:rPr>
+          <w:rFonts w:hint="default" w:ascii="sans-serif" w:hAnsi="sans-serif" w:eastAsia="sans-serif" w:cs="sans-serif"/>
+        </w:rPr>
+        <w:t xml:space="preserve"> 一个半圆的线条，罩住塔。</w:t>
       </w:r>
     </w:p>
     <w:p>
@@ -550,44 +595,30 @@
       <w:r>
         <w:rPr>
           <w:rFonts w:hint="default" w:ascii="sans-serif" w:hAnsi="sans-serif" w:eastAsia="sans-serif" w:cs="sans-serif"/>
-        </w:rPr>
-        <w:t>它的形态应该是</w:t>
-      </w:r>
-      <w:r>
-        <w:rPr>
-          <w:rFonts w:hint="default" w:ascii="sans-serif" w:hAnsi="sans-serif" w:eastAsia="sans-serif" w:cs="sans-serif"/>
-          <w:b/>
-          <w:bCs/>
-        </w:rPr>
-        <w:t>尖锐的</w:t>
-      </w:r>
-      <w:r>
-        <w:rPr>
-          <w:rFonts w:hint="default" w:ascii="sans-serif" w:hAnsi="sans-serif" w:eastAsia="sans-serif" w:cs="sans-serif"/>
-        </w:rPr>
-        <w:t>，而不是圆润的。</w:t>
-      </w:r>
-    </w:p>
-    <w:p>
-      <w:pPr>
-        <w:pStyle w:val="7"/>
-        <w:keepNext w:val="0"/>
-        <w:keepLines w:val="0"/>
-        <w:widowControl/>
-        <w:suppressLineNumbers w:val="0"/>
-        <w:spacing w:before="0" w:beforeAutospacing="0" w:line="14" w:lineRule="atLeast"/>
-        <w:ind w:left="720"/>
-        <w:rPr>
-          <w:rFonts w:hint="default" w:ascii="sans-serif" w:hAnsi="sans-serif" w:eastAsia="sans-serif" w:cs="sans-serif"/>
-        </w:rPr>
-      </w:pPr>
-      <w:r>
-        <w:rPr>
-          <w:rFonts w:hint="default" w:ascii="sans-serif" w:hAnsi="sans-serif" w:eastAsia="sans-serif" w:cs="sans-serif"/>
-          <w:b/>
-          <w:bCs/>
-        </w:rPr>
-        <w:t>制作方案：</w:t>
+          <w:b/>
+          <w:bCs/>
+        </w:rPr>
+        <w:t>材质：</w:t>
+      </w:r>
+      <w:r>
+        <w:rPr>
+          <w:rFonts w:hint="default" w:ascii="sans-serif" w:hAnsi="sans-serif" w:eastAsia="sans-serif" w:cs="sans-serif"/>
+        </w:rPr>
+        <w:t xml:space="preserve"> 不要填满颜色。使用 </w:t>
+      </w:r>
+      <w:r>
+        <w:rPr>
+          <w:rFonts w:hint="default" w:ascii="sans-serif" w:hAnsi="sans-serif" w:eastAsia="sans-serif" w:cs="sans-serif"/>
+          <w:b/>
+          <w:bCs/>
+        </w:rPr>
+        <w:t>Fresnel (菲涅尔) 效果</w:t>
+      </w:r>
+      <w:r>
+        <w:rPr>
+          <w:rFonts w:hint="default" w:ascii="sans-serif" w:hAnsi="sans-serif" w:eastAsia="sans-serif" w:cs="sans-serif"/>
+        </w:rPr>
+        <w:t xml:space="preserve"> —— 边缘亮（青色/蓝色），中间几乎透明。</w:t>
       </w:r>
     </w:p>
     <w:p>
@@ -609,13 +640,27 @@
           <w:b/>
           <w:bCs/>
         </w:rPr>
-        <w:t>Layer 1 (Fluid):</w:t>
-      </w:r>
-      <w:r>
-        <w:rPr>
-          <w:rFonts w:hint="default" w:ascii="sans-serif" w:hAnsi="sans-serif" w:eastAsia="sans-serif" w:cs="sans-serif"/>
-        </w:rPr>
-        <w:t xml:space="preserve"> 一个较小的圆球。</w:t>
+        <w:t>纹理：</w:t>
+      </w:r>
+      <w:r>
+        <w:rPr>
+          <w:rFonts w:hint="default" w:ascii="sans-serif" w:hAnsi="sans-serif" w:eastAsia="sans-serif" w:cs="sans-serif"/>
+        </w:rPr>
+        <w:t xml:space="preserve"> 上面可以有一层淡淡的</w:t>
+      </w:r>
+      <w:r>
+        <w:rPr>
+          <w:rFonts w:hint="default" w:ascii="sans-serif" w:hAnsi="sans-serif" w:eastAsia="sans-serif" w:cs="sans-serif"/>
+          <w:b/>
+          <w:bCs/>
+        </w:rPr>
+        <w:t>六边形网格 (Hex Grid)</w:t>
+      </w:r>
+      <w:r>
+        <w:rPr>
+          <w:rFonts w:hint="default" w:ascii="sans-serif" w:hAnsi="sans-serif" w:eastAsia="sans-serif" w:cs="sans-serif"/>
+        </w:rPr>
+        <w:t xml:space="preserve"> 滚动。</w:t>
       </w:r>
     </w:p>
     <w:p>
@@ -637,13 +682,13 @@
           <w:b/>
           <w:bCs/>
         </w:rPr>
-        <w:t>Layer 2 (Spikes - Order 20):</w:t>
-      </w:r>
-      <w:r>
-        <w:rPr>
-          <w:rFonts w:hint="default" w:ascii="sans-serif" w:hAnsi="sans-serif" w:eastAsia="sans-serif" w:cs="sans-serif"/>
-        </w:rPr>
-        <w:t xml:space="preserve"> 在圆球中心叠加一个**“白色/亮紫色的尖刺核心”** Sprite。</w:t>
+        <w:t>受击反馈：</w:t>
+      </w:r>
+      <w:r>
+        <w:rPr>
+          <w:rFonts w:hint="default" w:ascii="sans-serif" w:hAnsi="sans-serif" w:eastAsia="sans-serif" w:cs="sans-serif"/>
+        </w:rPr>
+        <w:t xml:space="preserve"> 当怪物撞上来时，撞击点产生一个高亮的波纹扩散（Ripple Effect）。</w:t>
       </w:r>
     </w:p>
     <w:p>
@@ -665,55 +710,13 @@
           <w:b/>
           <w:bCs/>
         </w:rPr>
-        <w:t>Shader 技巧：</w:t>
-      </w:r>
-      <w:r>
-        <w:rPr>
-          <w:rFonts w:hint="default" w:ascii="sans-serif" w:hAnsi="sans-serif" w:eastAsia="sans-serif" w:cs="sans-serif"/>
-        </w:rPr>
-        <w:t xml:space="preserve"> 给它的身体（那个白球）用的 Noise Shader 参数调得猛烈一点，让它的边缘抖动得非常快，看起来像是在</w:t>
-      </w:r>
-      <w:r>
-        <w:rPr>
-          <w:rFonts w:hint="default" w:ascii="sans-serif" w:hAnsi="sans-serif" w:eastAsia="sans-serif" w:cs="sans-serif"/>
-          <w:b/>
-          <w:bCs/>
-        </w:rPr>
-        <w:t>沸腾</w:t>
-      </w:r>
-      <w:r>
-        <w:rPr>
-          <w:rFonts w:hint="default" w:ascii="sans-serif" w:hAnsi="sans-serif" w:eastAsia="sans-serif" w:cs="sans-serif"/>
-        </w:rPr>
-        <w:t>。</w:t>
-      </w:r>
-    </w:p>
-    <w:p>
-      <w:pPr>
-        <w:pStyle w:val="7"/>
-        <w:keepNext w:val="0"/>
-        <w:keepLines w:val="0"/>
-        <w:widowControl/>
-        <w:suppressLineNumbers w:val="0"/>
-        <w:spacing w:before="0" w:beforeAutospacing="0" w:line="14" w:lineRule="atLeast"/>
-        <w:ind w:left="720"/>
-        <w:rPr>
-          <w:rFonts w:hint="default" w:ascii="sans-serif" w:hAnsi="sans-serif" w:eastAsia="sans-serif" w:cs="sans-serif"/>
-        </w:rPr>
-      </w:pPr>
-      <w:r>
-        <w:rPr>
-          <w:rFonts w:hint="default" w:ascii="sans-serif" w:hAnsi="sans-serif" w:eastAsia="sans-serif" w:cs="sans-serif"/>
-          <w:b/>
-          <w:bCs/>
-        </w:rPr>
-        <w:t>最终效果：</w:t>
-      </w:r>
-      <w:r>
-        <w:rPr>
-          <w:rFonts w:hint="default" w:ascii="sans-serif" w:hAnsi="sans-serif" w:eastAsia="sans-serif" w:cs="sans-serif"/>
-        </w:rPr>
-        <w:t xml:space="preserve"> 一群疯狂抖动、中间带刺的小液滴像子弹一样冲过来。</w:t>
+        <w:t>破碎：</w:t>
+      </w:r>
+      <w:r>
+        <w:rPr>
+          <w:rFonts w:hint="default" w:ascii="sans-serif" w:hAnsi="sans-serif" w:eastAsia="sans-serif" w:cs="sans-serif"/>
+        </w:rPr>
+        <w:t xml:space="preserve"> 像玻璃一样炸裂成碎片消失。</w:t>
       </w:r>
     </w:p>
     <w:p>
@@ -748,7 +751,7 @@
         <w:rPr>
           <w:rFonts w:hint="default" w:ascii="sans-serif" w:hAnsi="sans-serif" w:eastAsia="sans-serif" w:cs="sans-serif"/>
         </w:rPr>
-        <w:t>3. BOSS：表现形式</w:t>
+        <w:t>6. 场景 (Environment)：美术效果</w:t>
       </w:r>
     </w:p>
     <w:p>
@@ -766,16 +769,8 @@
       <w:r>
         <w:rPr>
           <w:rFonts w:hint="default" w:ascii="sans-serif" w:hAnsi="sans-serif" w:eastAsia="sans-serif" w:cs="sans-serif"/>
-          <w:b/>
-          <w:bCs/>
-        </w:rPr>
-        <w:t>✅ 肯定：</w:t>
-      </w:r>
-      <w:r>
-        <w:rPr>
-          <w:rFonts w:hint="default" w:ascii="sans-serif" w:hAnsi="sans-serif" w:eastAsia="sans-serif" w:cs="sans-serif"/>
-        </w:rPr>
-        <w:t xml:space="preserve"> 你的“大球+红色裂缝”设想非常完美。</w:t>
+        </w:rPr>
+        <w:t>场景不能抢戏，必须压暗，作为衬托。</w:t>
       </w:r>
     </w:p>
     <w:p>
@@ -797,35 +792,21 @@
           <w:b/>
           <w:bCs/>
         </w:rPr>
-        <w:t>视觉参考：</w:t>
-      </w:r>
-      <w:r>
-        <w:rPr>
-          <w:rFonts w:hint="default" w:ascii="sans-serif" w:hAnsi="sans-serif" w:eastAsia="sans-serif" w:cs="sans-serif"/>
-        </w:rPr>
-        <w:t xml:space="preserve"> 就像一个</w:t>
-      </w:r>
-      <w:r>
-        <w:rPr>
-          <w:rFonts w:hint="default" w:ascii="sans-serif" w:hAnsi="sans-serif" w:eastAsia="sans-serif" w:cs="sans-serif"/>
-          <w:b/>
-          <w:bCs/>
-        </w:rPr>
-        <w:t>即将爆炸的黑暗星球</w:t>
-      </w:r>
-      <w:r>
-        <w:rPr>
-          <w:rFonts w:hint="default" w:ascii="sans-serif" w:hAnsi="sans-serif" w:eastAsia="sans-serif" w:cs="sans-serif"/>
-        </w:rPr>
-        <w:t>，或者《魔兽世界》里的</w:t>
-      </w:r>
-      <w:r>
-        <w:rPr>
-          <w:rFonts w:hint="default" w:ascii="sans-serif" w:hAnsi="sans-serif" w:eastAsia="sans-serif" w:cs="sans-serif"/>
-          <w:b/>
-          <w:bCs/>
-        </w:rPr>
-        <w:t>艾泽拉斯伤口</w:t>
+        <w:t>风格：</w:t>
+      </w:r>
+      <w:r>
+        <w:rPr>
+          <w:rFonts w:hint="default" w:ascii="sans-serif" w:hAnsi="sans-serif" w:eastAsia="sans-serif" w:cs="sans-serif"/>
+        </w:rPr>
+        <w:t xml:space="preserve"> </w:t>
+      </w:r>
+      <w:r>
+        <w:rPr>
+          <w:rFonts w:hint="default" w:ascii="sans-serif" w:hAnsi="sans-serif" w:eastAsia="sans-serif" w:cs="sans-serif"/>
+          <w:b/>
+          <w:bCs/>
+        </w:rPr>
+        <w:t>虚空网格 (Retro Wave / Cyber Void)</w:t>
       </w:r>
       <w:r>
         <w:rPr>
@@ -875,13 +856,13 @@
           <w:b/>
           <w:bCs/>
         </w:rPr>
-        <w:t>Layer 1 (Fluid):</w:t>
-      </w:r>
-      <w:r>
-        <w:rPr>
-          <w:rFonts w:hint="default" w:ascii="sans-serif" w:hAnsi="sans-serif" w:eastAsia="sans-serif" w:cs="sans-serif"/>
-        </w:rPr>
-        <w:t xml:space="preserve"> 一个巨大的圆球（RT）。</w:t>
+        <w:t>底色：</w:t>
+      </w:r>
+      <w:r>
+        <w:rPr>
+          <w:rFonts w:hint="default" w:ascii="sans-serif" w:hAnsi="sans-serif" w:eastAsia="sans-serif" w:cs="sans-serif"/>
+        </w:rPr>
+        <w:t xml:space="preserve"> 极深的蓝紫色或纯黑。</w:t>
       </w:r>
     </w:p>
     <w:p>
@@ -903,27 +884,27 @@
           <w:b/>
           <w:bCs/>
         </w:rPr>
-        <w:t>Layer 2 (Crust - Order 20):</w:t>
-      </w:r>
-      <w:r>
-        <w:rPr>
-          <w:rFonts w:hint="default" w:ascii="sans-serif" w:hAnsi="sans-serif" w:eastAsia="sans-serif" w:cs="sans-serif"/>
-        </w:rPr>
-        <w:t xml:space="preserve"> 一个巨大的、圆形的</w:t>
-      </w:r>
-      <w:r>
-        <w:rPr>
-          <w:rFonts w:hint="default" w:ascii="sans-serif" w:hAnsi="sans-serif" w:eastAsia="sans-serif" w:cs="sans-serif"/>
-          <w:b/>
-          <w:bCs/>
-        </w:rPr>
-        <w:t>黑色岩石外壳</w:t>
-      </w:r>
-      <w:r>
-        <w:rPr>
-          <w:rFonts w:hint="default" w:ascii="sans-serif" w:hAnsi="sans-serif" w:eastAsia="sans-serif" w:cs="sans-serif"/>
-        </w:rPr>
-        <w:t xml:space="preserve"> Sprite，中间是镂空的。</w:t>
+        <w:t>网格：</w:t>
+      </w:r>
+      <w:r>
+        <w:rPr>
+          <w:rFonts w:hint="default" w:ascii="sans-serif" w:hAnsi="sans-serif" w:eastAsia="sans-serif" w:cs="sans-serif"/>
+        </w:rPr>
+        <w:t xml:space="preserve"> 地面上铺一层</w:t>
+      </w:r>
+      <w:r>
+        <w:rPr>
+          <w:rFonts w:hint="default" w:ascii="sans-serif" w:hAnsi="sans-serif" w:eastAsia="sans-serif" w:cs="sans-serif"/>
+          <w:b/>
+          <w:bCs/>
+        </w:rPr>
+        <w:t>暗淡的网格线</w:t>
+      </w:r>
+      <w:r>
+        <w:rPr>
+          <w:rFonts w:hint="default" w:ascii="sans-serif" w:hAnsi="sans-serif" w:eastAsia="sans-serif" w:cs="sans-serif"/>
+        </w:rPr>
+        <w:t>，向远处延伸（如果你想做点透视感），或者就是平面的网格。</w:t>
       </w:r>
     </w:p>
     <w:p>
@@ -945,49 +926,13 @@
           <w:b/>
           <w:bCs/>
         </w:rPr>
-        <w:t>Layer 3 (Glow - Order 19):</w:t>
-      </w:r>
-      <w:r>
-        <w:rPr>
-          <w:rFonts w:hint="default" w:ascii="sans-serif" w:hAnsi="sans-serif" w:eastAsia="sans-serif" w:cs="sans-serif"/>
-        </w:rPr>
-        <w:t xml:space="preserve"> 在外壳下面，放一张</w:t>
-      </w:r>
-      <w:r>
-        <w:rPr>
-          <w:rFonts w:hint="default" w:ascii="sans-serif" w:hAnsi="sans-serif" w:eastAsia="sans-serif" w:cs="sans-serif"/>
-          <w:b/>
-          <w:bCs/>
-        </w:rPr>
-        <w:t>红色的发光图</w:t>
-      </w:r>
-      <w:r>
-        <w:rPr>
-          <w:rFonts w:hint="default" w:ascii="sans-serif" w:hAnsi="sans-serif" w:eastAsia="sans-serif" w:cs="sans-serif"/>
-        </w:rPr>
-        <w:t>。</w:t>
-      </w:r>
-    </w:p>
-    <w:p>
-      <w:pPr>
-        <w:pStyle w:val="7"/>
-        <w:keepNext w:val="0"/>
-        <w:keepLines w:val="0"/>
-        <w:widowControl/>
-        <w:suppressLineNumbers w:val="0"/>
-        <w:spacing w:before="0" w:beforeAutospacing="0" w:line="14" w:lineRule="atLeast"/>
-        <w:ind w:left="720"/>
-        <w:rPr>
-          <w:rFonts w:hint="default" w:ascii="sans-serif" w:hAnsi="sans-serif" w:eastAsia="sans-serif" w:cs="sans-serif"/>
-        </w:rPr>
-      </w:pPr>
-      <w:r>
-        <w:rPr>
-          <w:rFonts w:hint="default" w:ascii="sans-serif" w:hAnsi="sans-serif" w:eastAsia="sans-serif" w:cs="sans-serif"/>
-          <w:b/>
-          <w:bCs/>
-        </w:rPr>
-        <w:t>动态效果：</w:t>
+        <w:t>暗角 (Vignette):</w:t>
+      </w:r>
+      <w:r>
+        <w:rPr>
+          <w:rFonts w:hint="default" w:ascii="sans-serif" w:hAnsi="sans-serif" w:eastAsia="sans-serif" w:cs="sans-serif"/>
+        </w:rPr>
+        <w:t xml:space="preserve"> 屏幕四周加很重的黑色暗角，营造压抑感，只保留中间区域明亮。</w:t>
       </w:r>
     </w:p>
     <w:p>
@@ -1006,8 +951,16 @@
       <w:r>
         <w:rPr>
           <w:rFonts w:hint="default" w:ascii="sans-serif" w:hAnsi="sans-serif" w:eastAsia="sans-serif" w:cs="sans-serif"/>
-        </w:rPr>
-        <w:t>让黑色的外壳缓慢旋转。</w:t>
+          <w:b/>
+          <w:bCs/>
+        </w:rPr>
+        <w:t>动态：</w:t>
+      </w:r>
+      <w:r>
+        <w:rPr>
+          <w:rFonts w:hint="default" w:ascii="sans-serif" w:hAnsi="sans-serif" w:eastAsia="sans-serif" w:cs="sans-serif"/>
+        </w:rPr>
+        <w:t xml:space="preserve"> 网格可以非常缓慢地向下滚动，模拟塔在高速前进，或者黑油在不断逼近的错觉。</w:t>
       </w:r>
     </w:p>
     <w:p>
@@ -1023,12 +976,6 @@
           <w:rFonts w:hint="default" w:ascii="sans-serif" w:hAnsi="sans-serif" w:eastAsia="sans-serif" w:cs="sans-serif"/>
         </w:rPr>
       </w:pPr>
-      <w:r>
-        <w:rPr>
-          <w:rFonts w:hint="default" w:ascii="sans-serif" w:hAnsi="sans-serif" w:eastAsia="sans-serif" w:cs="sans-serif"/>
-        </w:rPr>
-        <w:t>让红色的光忽明忽暗（呼吸灯）。</w:t>
-      </w:r>
     </w:p>
     <w:p>
       <w:pPr>
@@ -1043,1285 +990,6 @@
           <w:rFonts w:hint="default" w:ascii="sans-serif" w:hAnsi="sans-serif" w:eastAsia="sans-serif" w:cs="sans-serif"/>
         </w:rPr>
       </w:pPr>
-      <w:r>
-        <w:rPr>
-          <w:rFonts w:hint="default" w:ascii="sans-serif" w:hAnsi="sans-serif" w:eastAsia="sans-serif" w:cs="sans-serif"/>
-          <w:b/>
-          <w:bCs/>
-        </w:rPr>
-        <w:t>裂缝机制：</w:t>
-      </w:r>
-      <w:r>
-        <w:rPr>
-          <w:rFonts w:hint="default" w:ascii="sans-serif" w:hAnsi="sans-serif" w:eastAsia="sans-serif" w:cs="sans-serif"/>
-        </w:rPr>
-        <w:t xml:space="preserve"> 你的激光必须打中红色的区域（裂缝）才算暴击，打中黑色的岩石算刮痧。这在美术上就非常直观了。</w:t>
-      </w:r>
-    </w:p>
-    <w:p>
-      <w:pPr>
-        <w:pStyle w:val="3"/>
-        <w:keepNext w:val="0"/>
-        <w:keepLines w:val="0"/>
-        <w:widowControl/>
-        <w:suppressLineNumbers w:val="0"/>
-      </w:pPr>
-      <w:r>
-        <w:t>BOSS 眼睛动画：需要 Spine 吗？</w:t>
-      </w:r>
-    </w:p>
-    <w:p>
-      <w:pPr>
-        <w:pStyle w:val="7"/>
-        <w:keepNext w:val="0"/>
-        <w:keepLines w:val="0"/>
-        <w:widowControl/>
-        <w:suppressLineNumbers w:val="0"/>
-      </w:pPr>
-      <w:r>
-        <w:rPr>
-          <w:b/>
-          <w:bCs/>
-        </w:rPr>
-        <w:t>❌ 坚决不要用 Spine。</w:t>
-      </w:r>
-      <w:r>
-        <w:t xml:space="preserve"> </w:t>
-      </w:r>
-      <w:r>
-        <w:rPr>
-          <w:b/>
-          <w:bCs/>
-        </w:rPr>
-        <w:t>✅ 方案：Unity 原生动画 (Animator) 或 代码控制 (Tweening)。</w:t>
-      </w:r>
-    </w:p>
-    <w:p>
-      <w:pPr>
-        <w:pStyle w:val="7"/>
-        <w:keepNext w:val="0"/>
-        <w:keepLines w:val="0"/>
-        <w:widowControl/>
-        <w:suppressLineNumbers w:val="0"/>
-        <w:ind w:left="720"/>
-      </w:pPr>
-      <w:r>
-        <w:rPr>
-          <w:b/>
-          <w:bCs/>
-        </w:rPr>
-        <w:t>理由：</w:t>
-      </w:r>
-    </w:p>
-    <w:p>
-      <w:pPr>
-        <w:pStyle w:val="7"/>
-        <w:keepNext w:val="0"/>
-        <w:keepLines w:val="0"/>
-        <w:widowControl/>
-        <w:suppressLineNumbers w:val="0"/>
-        <w:ind w:left="1440"/>
-      </w:pPr>
-      <w:r>
-        <w:rPr>
-          <w:b/>
-          <w:bCs/>
-        </w:rPr>
-        <w:t>杀鸡焉用牛刀：</w:t>
-      </w:r>
-      <w:r>
-        <w:t xml:space="preserve"> Spine 是为了解决复杂骨骼运动（如人跑步、挥刀）。你的 BOSS 只是一个大球，眼睛只是缩放或变色，引入 Spine 会增加巨大的工程量（导入、Runtime库、性能开销）。</w:t>
-      </w:r>
-    </w:p>
-    <w:p>
-      <w:pPr>
-        <w:pStyle w:val="7"/>
-        <w:keepNext w:val="0"/>
-        <w:keepLines w:val="0"/>
-        <w:widowControl/>
-        <w:suppressLineNumbers w:val="0"/>
-        <w:ind w:left="1440"/>
-      </w:pPr>
-      <w:r>
-        <w:rPr>
-          <w:b/>
-          <w:bCs/>
-        </w:rPr>
-        <w:t>网格扭曲没必要：</w:t>
-      </w:r>
-      <w:r>
-        <w:t xml:space="preserve"> 对于超休闲游戏，</w:t>
-      </w:r>
-      <w:r>
-        <w:rPr>
-          <w:b/>
-          <w:bCs/>
-        </w:rPr>
-        <w:t>“缩放 (Scale)”</w:t>
-      </w:r>
-      <w:r>
-        <w:t xml:space="preserve"> 和 </w:t>
-      </w:r>
-      <w:r>
-        <w:rPr>
-          <w:b/>
-          <w:bCs/>
-        </w:rPr>
-        <w:t>“变色 (Color)”</w:t>
-      </w:r>
-      <w:r>
-        <w:t xml:space="preserve"> 足以表达攻击前摇。</w:t>
-      </w:r>
-    </w:p>
-    <w:p>
-      <w:pPr>
-        <w:pStyle w:val="7"/>
-        <w:keepNext w:val="0"/>
-        <w:keepLines w:val="0"/>
-        <w:widowControl/>
-        <w:suppressLineNumbers w:val="0"/>
-        <w:ind w:left="720"/>
-      </w:pPr>
-      <w:r>
-        <w:rPr>
-          <w:b/>
-          <w:bCs/>
-        </w:rPr>
-        <w:t>建议做法：</w:t>
-      </w:r>
-    </w:p>
-    <w:p>
-      <w:pPr>
-        <w:pStyle w:val="7"/>
-        <w:keepNext w:val="0"/>
-        <w:keepLines w:val="0"/>
-        <w:widowControl/>
-        <w:suppressLineNumbers w:val="0"/>
-        <w:ind w:left="1440"/>
-      </w:pPr>
-      <w:r>
-        <w:rPr>
-          <w:b/>
-          <w:bCs/>
-        </w:rPr>
-        <w:t>攻击前摇（蓄力）：</w:t>
-      </w:r>
-      <w:r>
-        <w:t xml:space="preserve"> 代码控制眼睛 Sprite 的 </w:t>
-      </w:r>
-      <w:r>
-        <w:rPr>
-          <w:rStyle w:val="11"/>
-        </w:rPr>
-        <w:t>transform.localScale</w:t>
-      </w:r>
-      <w:r>
-        <w:t xml:space="preserve"> 逐渐变小（眯眼），颜色变红。</w:t>
-      </w:r>
-    </w:p>
-    <w:p>
-      <w:pPr>
-        <w:pStyle w:val="7"/>
-        <w:keepNext w:val="0"/>
-        <w:keepLines w:val="0"/>
-        <w:widowControl/>
-        <w:suppressLineNumbers w:val="0"/>
-        <w:ind w:left="1440"/>
-      </w:pPr>
-      <w:r>
-        <w:rPr>
-          <w:b/>
-          <w:bCs/>
-        </w:rPr>
-        <w:t>攻击瞬间：</w:t>
-      </w:r>
-      <w:r>
-        <w:t xml:space="preserve"> </w:t>
-      </w:r>
-      <w:r>
-        <w:rPr>
-          <w:rStyle w:val="11"/>
-        </w:rPr>
-        <w:t>transform.localScale</w:t>
-      </w:r>
-      <w:r>
-        <w:t xml:space="preserve"> 瞬间变大（怒目圆睁），然后震动。</w:t>
-      </w:r>
-    </w:p>
-    <w:p>
-      <w:pPr>
-        <w:pStyle w:val="7"/>
-        <w:keepNext w:val="0"/>
-        <w:keepLines w:val="0"/>
-        <w:widowControl/>
-        <w:suppressLineNumbers w:val="0"/>
-        <w:ind w:left="1440"/>
-      </w:pPr>
-      <w:r>
-        <w:rPr>
-          <w:b/>
-          <w:bCs/>
-        </w:rPr>
-        <w:t>待机：</w:t>
-      </w:r>
-      <w:r>
-        <w:t xml:space="preserve"> 使用 Unity 自带的 </w:t>
-      </w:r>
-      <w:r>
-        <w:rPr>
-          <w:rStyle w:val="11"/>
-        </w:rPr>
-        <w:t>Animation</w:t>
-      </w:r>
-      <w:r>
-        <w:t xml:space="preserve"> 录制一个简单的“上下浮动”或“缓慢眨眼”，Loop 播放即可。</w:t>
-      </w:r>
-    </w:p>
-    <w:p>
-      <w:pPr>
-        <w:keepNext w:val="0"/>
-        <w:keepLines w:val="0"/>
-        <w:widowControl/>
-        <w:suppressLineNumbers w:val="0"/>
-      </w:pPr>
-      <w:r>
-        <w:pict>
-          <v:rect id="_x0000_i1025" o:spt="1" style="height:1.5pt;width:432pt;" fillcolor="#A0A0A0" filled="t" stroked="f" coordsize="21600,21600" o:hr="t" o:hrstd="t" o:hralign="center">
-            <v:path/>
-            <v:fill on="t" focussize="0,0"/>
-            <v:stroke on="f"/>
-            <v:imagedata o:title=""/>
-            <o:lock v:ext="edit"/>
-            <w10:wrap type="none"/>
-            <w10:anchorlock/>
-          </v:rect>
-        </w:pict>
-      </w:r>
-    </w:p>
-    <w:p>
-      <w:pPr>
-        <w:pStyle w:val="3"/>
-        <w:keepNext w:val="0"/>
-        <w:keepLines w:val="0"/>
-        <w:widowControl/>
-        <w:suppressLineNumbers w:val="0"/>
-      </w:pPr>
-      <w:r>
-        <w:t>BOSS 攻击方式：只是靠近就够了吗？</w:t>
-      </w:r>
-    </w:p>
-    <w:p>
-      <w:pPr>
-        <w:pStyle w:val="7"/>
-        <w:keepNext w:val="0"/>
-        <w:keepLines w:val="0"/>
-        <w:widowControl/>
-        <w:suppressLineNumbers w:val="0"/>
-      </w:pPr>
-      <w:r>
-        <w:rPr>
-          <w:b/>
-          <w:bCs/>
-        </w:rPr>
-        <w:t>❌ 仅仅“靠近+召唤”太无聊了，且没有压迫感。</w:t>
-      </w:r>
-      <w:r>
-        <w:t xml:space="preserve"> </w:t>
-      </w:r>
-      <w:r>
-        <w:rPr>
-          <w:b/>
-          <w:bCs/>
-        </w:rPr>
-        <w:t>✅ 方案：物理系的“野蛮冲撞” + “环境污染”。</w:t>
-      </w:r>
-    </w:p>
-    <w:p>
-      <w:pPr>
-        <w:pStyle w:val="7"/>
-        <w:keepNext w:val="0"/>
-        <w:keepLines w:val="0"/>
-        <w:widowControl/>
-        <w:suppressLineNumbers w:val="0"/>
-      </w:pPr>
-      <w:r>
-        <w:t>结合你的物理流体玩法，建议 BOSS 的行为如下（按阶段）：</w:t>
-      </w:r>
-    </w:p>
-    <w:p>
-      <w:pPr>
-        <w:pStyle w:val="7"/>
-        <w:keepNext w:val="0"/>
-        <w:keepLines w:val="0"/>
-        <w:widowControl/>
-        <w:suppressLineNumbers w:val="0"/>
-        <w:ind w:left="720"/>
-      </w:pPr>
-      <w:r>
-        <w:rPr>
-          <w:b/>
-          <w:bCs/>
-        </w:rPr>
-        <w:t>Phase 1 (缓慢压迫):</w:t>
-      </w:r>
-    </w:p>
-    <w:p>
-      <w:pPr>
-        <w:pStyle w:val="7"/>
-        <w:keepNext w:val="0"/>
-        <w:keepLines w:val="0"/>
-        <w:widowControl/>
-        <w:suppressLineNumbers w:val="0"/>
-        <w:ind w:left="1440"/>
-      </w:pPr>
-      <w:r>
-        <w:t>体积巨大，慢慢往下沉。</w:t>
-      </w:r>
-    </w:p>
-    <w:p>
-      <w:pPr>
-        <w:pStyle w:val="7"/>
-        <w:keepNext w:val="0"/>
-        <w:keepLines w:val="0"/>
-        <w:widowControl/>
-        <w:suppressLineNumbers w:val="0"/>
-        <w:ind w:left="1440"/>
-      </w:pPr>
-      <w:r>
-        <w:t>每隔 5 秒，身体抖动，甩出 3-5 个小粘液怪（召唤）。</w:t>
-      </w:r>
-    </w:p>
-    <w:p>
-      <w:pPr>
-        <w:pStyle w:val="7"/>
-        <w:keepNext w:val="0"/>
-        <w:keepLines w:val="0"/>
-        <w:widowControl/>
-        <w:suppressLineNumbers w:val="0"/>
-        <w:ind w:left="720"/>
-      </w:pPr>
-      <w:r>
-        <w:rPr>
-          <w:b/>
-          <w:bCs/>
-        </w:rPr>
-        <w:t>Phase 2 (野蛮冲撞 - 关键技能):</w:t>
-      </w:r>
-    </w:p>
-    <w:p>
-      <w:pPr>
-        <w:pStyle w:val="7"/>
-        <w:keepNext w:val="0"/>
-        <w:keepLines w:val="0"/>
-        <w:widowControl/>
-        <w:suppressLineNumbers w:val="0"/>
-        <w:ind w:left="1440"/>
-      </w:pPr>
-      <w:r>
-        <w:rPr>
-          <w:b/>
-          <w:bCs/>
-        </w:rPr>
-        <w:t>预警：</w:t>
-      </w:r>
-      <w:r>
-        <w:t xml:space="preserve"> 眼睛闪红光，身体轻微后退（蓄力）。</w:t>
-      </w:r>
-    </w:p>
-    <w:p>
-      <w:pPr>
-        <w:pStyle w:val="7"/>
-        <w:keepNext w:val="0"/>
-        <w:keepLines w:val="0"/>
-        <w:widowControl/>
-        <w:suppressLineNumbers w:val="0"/>
-        <w:ind w:left="1440"/>
-      </w:pPr>
-      <w:r>
-        <w:rPr>
-          <w:b/>
-          <w:bCs/>
-        </w:rPr>
-        <w:t>冲锋：</w:t>
-      </w:r>
-      <w:r>
-        <w:t xml:space="preserve"> 突然给 BOSS 的 Rigidbody 一个向下的巨大冲量（Impulse）。</w:t>
-      </w:r>
-    </w:p>
-    <w:p>
-      <w:pPr>
-        <w:pStyle w:val="7"/>
-        <w:keepNext w:val="0"/>
-        <w:keepLines w:val="0"/>
-        <w:widowControl/>
-        <w:suppressLineNumbers w:val="0"/>
-        <w:ind w:left="1440"/>
-      </w:pPr>
-      <w:r>
-        <w:rPr>
-          <w:b/>
-          <w:bCs/>
-        </w:rPr>
-        <w:t>后果：</w:t>
-      </w:r>
-      <w:r>
-        <w:t xml:space="preserve"> 玩家必须立刻用激光（特别是带有“击退”技能的激光）死死顶住它。如果推力不够，BOSS 会直接撞碎护盾。</w:t>
-      </w:r>
-    </w:p>
-    <w:p>
-      <w:pPr>
-        <w:pStyle w:val="7"/>
-        <w:keepNext w:val="0"/>
-        <w:keepLines w:val="0"/>
-        <w:widowControl/>
-        <w:suppressLineNumbers w:val="0"/>
-        <w:ind w:left="1440"/>
-      </w:pPr>
-      <w:r>
-        <w:rPr>
-          <w:i/>
-          <w:iCs/>
-        </w:rPr>
-        <w:t>爽点：</w:t>
-      </w:r>
-      <w:r>
-        <w:t xml:space="preserve"> 这就是“对波”的感觉，看谁力气大。</w:t>
-      </w:r>
-    </w:p>
-    <w:p>
-      <w:pPr>
-        <w:pStyle w:val="7"/>
-        <w:keepNext w:val="0"/>
-        <w:keepLines w:val="0"/>
-        <w:widowControl/>
-        <w:suppressLineNumbers w:val="0"/>
-        <w:ind w:left="720"/>
-      </w:pPr>
-      <w:r>
-        <w:rPr>
-          <w:b/>
-          <w:bCs/>
-        </w:rPr>
-        <w:t>Phase 3 (污染喷吐):</w:t>
-      </w:r>
-    </w:p>
-    <w:p>
-      <w:pPr>
-        <w:pStyle w:val="7"/>
-        <w:keepNext w:val="0"/>
-        <w:keepLines w:val="0"/>
-        <w:widowControl/>
-        <w:suppressLineNumbers w:val="0"/>
-        <w:ind w:left="1440"/>
-      </w:pPr>
-      <w:r>
-        <w:t>BOSS 向光棱塔喷出一团紫色污泥。如果不切碎它，污泥会附着在塔上，</w:t>
-      </w:r>
-      <w:r>
-        <w:rPr>
-          <w:b/>
-          <w:bCs/>
-        </w:rPr>
-        <w:t>降低光棱塔的旋转速度</w:t>
-      </w:r>
-      <w:r>
-        <w:t>（Debuff），持续 3 秒。</w:t>
-      </w:r>
-    </w:p>
-    <w:p>
-      <w:pPr>
-        <w:pStyle w:val="3"/>
-        <w:keepNext w:val="0"/>
-        <w:keepLines w:val="0"/>
-        <w:widowControl/>
-        <w:suppressLineNumbers w:val="0"/>
-      </w:pPr>
-      <w:r>
-        <w:t>激光如何打到内部弱点？（核心技术问题）</w:t>
-      </w:r>
-    </w:p>
-    <w:p>
-      <w:pPr>
-        <w:pStyle w:val="7"/>
-        <w:keepNext w:val="0"/>
-        <w:keepLines w:val="0"/>
-        <w:widowControl/>
-        <w:suppressLineNumbers w:val="0"/>
-      </w:pPr>
-      <w:r>
-        <w:t xml:space="preserve">你问到点子上了。普通的 </w:t>
-      </w:r>
-      <w:r>
-        <w:rPr>
-          <w:rStyle w:val="11"/>
-        </w:rPr>
-        <w:t>OnCollisionEnter</w:t>
-      </w:r>
-      <w:r>
-        <w:t xml:space="preserve"> 或 </w:t>
-      </w:r>
-      <w:r>
-        <w:rPr>
-          <w:rStyle w:val="11"/>
-        </w:rPr>
-        <w:t>Raycast</w:t>
-      </w:r>
-      <w:r>
-        <w:t xml:space="preserve"> 确实会被最外层的碰撞体挡住。</w:t>
-      </w:r>
-    </w:p>
-    <w:p>
-      <w:pPr>
-        <w:pStyle w:val="7"/>
-        <w:keepNext w:val="0"/>
-        <w:keepLines w:val="0"/>
-        <w:widowControl/>
-        <w:suppressLineNumbers w:val="0"/>
-      </w:pPr>
-      <w:r>
-        <w:rPr>
-          <w:b/>
-          <w:bCs/>
-        </w:rPr>
-        <w:t>✅ 解决方案：穿透检测 (Physics2D.BoxCastAll)</w:t>
-      </w:r>
-    </w:p>
-    <w:p>
-      <w:pPr>
-        <w:pStyle w:val="7"/>
-        <w:keepNext w:val="0"/>
-        <w:keepLines w:val="0"/>
-        <w:widowControl/>
-        <w:suppressLineNumbers w:val="0"/>
-      </w:pPr>
-      <w:r>
-        <w:t xml:space="preserve">不要用“挡住即停”的逻辑，要用 </w:t>
-      </w:r>
-      <w:r>
-        <w:rPr>
-          <w:b/>
-          <w:bCs/>
-        </w:rPr>
-        <w:t>“穿透激光”</w:t>
-      </w:r>
-      <w:r>
-        <w:t xml:space="preserve"> 的逻辑。</w:t>
-      </w:r>
-    </w:p>
-    <w:p>
-      <w:pPr>
-        <w:pStyle w:val="7"/>
-        <w:keepNext w:val="0"/>
-        <w:keepLines w:val="0"/>
-        <w:widowControl/>
-        <w:suppressLineNumbers w:val="0"/>
-        <w:ind w:left="720"/>
-      </w:pPr>
-      <w:r>
-        <w:rPr>
-          <w:b/>
-          <w:bCs/>
-        </w:rPr>
-        <w:t>碰撞体设置 (Setup):</w:t>
-      </w:r>
-    </w:p>
-    <w:p>
-      <w:pPr>
-        <w:pStyle w:val="7"/>
-        <w:keepNext w:val="0"/>
-        <w:keepLines w:val="0"/>
-        <w:widowControl/>
-        <w:suppressLineNumbers w:val="0"/>
-        <w:ind w:left="1440"/>
-      </w:pPr>
-      <w:r>
-        <w:rPr>
-          <w:b/>
-          <w:bCs/>
-        </w:rPr>
-        <w:t>BOSS 外壳 (Body):</w:t>
-      </w:r>
-      <w:r>
-        <w:t xml:space="preserve"> 一个巨大的 CircleCollider2D，Tag = "BossArmor"。</w:t>
-      </w:r>
-    </w:p>
-    <w:p>
-      <w:pPr>
-        <w:pStyle w:val="7"/>
-        <w:keepNext w:val="0"/>
-        <w:keepLines w:val="0"/>
-        <w:widowControl/>
-        <w:suppressLineNumbers w:val="0"/>
-        <w:ind w:left="1440"/>
-      </w:pPr>
-      <w:r>
-        <w:rPr>
-          <w:b/>
-          <w:bCs/>
-        </w:rPr>
-        <w:t>BOSS 弱点 (WeakPoint):</w:t>
-      </w:r>
-      <w:r>
-        <w:t xml:space="preserve"> 一个较小的 CircleCollider2D（或多边形），放在裂缝位置，Tag = "BossCore"。</w:t>
-      </w:r>
-      <w:r>
-        <w:rPr>
-          <w:b/>
-          <w:bCs/>
-        </w:rPr>
-        <w:t>注意：</w:t>
-      </w:r>
-      <w:r>
-        <w:t xml:space="preserve"> 两个 Collider 都要挂在 BOSS 上。</w:t>
-      </w:r>
-    </w:p>
-    <w:p>
-      <w:pPr>
-        <w:pStyle w:val="7"/>
-        <w:keepNext w:val="0"/>
-        <w:keepLines w:val="0"/>
-        <w:widowControl/>
-        <w:suppressLineNumbers w:val="0"/>
-        <w:ind w:left="720"/>
-      </w:pPr>
-      <w:r>
-        <w:rPr>
-          <w:b/>
-          <w:bCs/>
-        </w:rPr>
-        <w:t>代码逻辑 (Code):</w:t>
-      </w:r>
-    </w:p>
-    <w:p>
-      <w:pPr>
-        <w:pStyle w:val="7"/>
-        <w:keepNext w:val="0"/>
-        <w:keepLines w:val="0"/>
-        <w:widowControl/>
-        <w:suppressLineNumbers w:val="0"/>
-        <w:ind w:left="1440"/>
-      </w:pPr>
-      <w:r>
-        <w:t xml:space="preserve">使用 </w:t>
-      </w:r>
-      <w:r>
-        <w:rPr>
-          <w:rStyle w:val="11"/>
-        </w:rPr>
-        <w:t>Physics2D.BoxCastAll</w:t>
-      </w:r>
-      <w:r>
-        <w:t>（如果是扇形检测，就是获取范围内</w:t>
-      </w:r>
-      <w:r>
-        <w:rPr>
-          <w:b/>
-          <w:bCs/>
-        </w:rPr>
-        <w:t>所有</w:t>
-      </w:r>
-      <w:r>
-        <w:t>的 Collider，而不是最近的那个）。</w:t>
-      </w:r>
-    </w:p>
-    <w:p>
-      <w:pPr>
-        <w:pStyle w:val="7"/>
-        <w:keepNext w:val="0"/>
-        <w:keepLines w:val="0"/>
-        <w:widowControl/>
-        <w:suppressLineNumbers w:val="0"/>
-        <w:ind w:left="1440"/>
-      </w:pPr>
-      <w:r>
-        <w:t xml:space="preserve">这个函数会返回一个数组 </w:t>
-      </w:r>
-      <w:r>
-        <w:rPr>
-          <w:rStyle w:val="11"/>
-        </w:rPr>
-        <w:t>RaycastHit2D[] hits</w:t>
-      </w:r>
-      <w:r>
-        <w:t>，里面包含了激光路径上的</w:t>
-      </w:r>
-      <w:r>
-        <w:rPr>
-          <w:b/>
-          <w:bCs/>
-        </w:rPr>
-        <w:t>所有东西</w:t>
-      </w:r>
-      <w:r>
-        <w:t>（外壳、核心、小怪）。</w:t>
-      </w:r>
-    </w:p>
-    <w:p>
-      <w:pPr>
-        <w:pStyle w:val="7"/>
-        <w:keepNext w:val="0"/>
-        <w:keepLines w:val="0"/>
-        <w:widowControl/>
-        <w:suppressLineNumbers w:val="0"/>
-        <w:ind w:left="720"/>
-      </w:pPr>
-      <w:r>
-        <w:rPr>
-          <w:b/>
-          <w:bCs/>
-        </w:rPr>
-        <w:t>扇形检测同理：</w:t>
-      </w:r>
-      <w:r>
-        <w:t xml:space="preserve"> 你计算出激光的角度，然后判断 BOSS 核心的位置是否在这个角度范围内。如果是，直接判定命中核心，</w:t>
-      </w:r>
-      <w:r>
-        <w:rPr>
-          <w:b/>
-          <w:bCs/>
-        </w:rPr>
-        <w:t>无视</w:t>
-      </w:r>
-      <w:r>
-        <w:t xml:space="preserve"> 外壳阻挡。</w:t>
-      </w:r>
-    </w:p>
-    <w:p>
-      <w:pPr>
-        <w:keepNext w:val="0"/>
-        <w:keepLines w:val="0"/>
-        <w:widowControl/>
-        <w:suppressLineNumbers w:val="0"/>
-      </w:pPr>
-    </w:p>
-    <w:p>
-      <w:pPr>
-        <w:pStyle w:val="3"/>
-        <w:keepNext w:val="0"/>
-        <w:keepLines w:val="0"/>
-        <w:widowControl/>
-        <w:suppressLineNumbers w:val="0"/>
-      </w:pPr>
-      <w:r>
-        <w:t>Rigidbody2D 和 Collider2D 是必须的吗？</w:t>
-      </w:r>
-    </w:p>
-    <w:p>
-      <w:pPr>
-        <w:pStyle w:val="7"/>
-        <w:keepNext w:val="0"/>
-        <w:keepLines w:val="0"/>
-        <w:widowControl/>
-        <w:suppressLineNumbers w:val="0"/>
-      </w:pPr>
-      <w:r>
-        <w:rPr>
-          <w:b/>
-          <w:bCs/>
-        </w:rPr>
-        <w:t>✅ 必须的，缺一不可。</w:t>
-      </w:r>
-    </w:p>
-    <w:p>
-      <w:pPr>
-        <w:pStyle w:val="7"/>
-        <w:keepNext w:val="0"/>
-        <w:keepLines w:val="0"/>
-        <w:widowControl/>
-        <w:suppressLineNumbers w:val="0"/>
-        <w:ind w:left="720"/>
-      </w:pPr>
-      <w:r>
-        <w:rPr>
-          <w:b/>
-          <w:bCs/>
-        </w:rPr>
-        <w:t>Collider2D (碰撞体):</w:t>
-      </w:r>
-    </w:p>
-    <w:p>
-      <w:pPr>
-        <w:pStyle w:val="7"/>
-        <w:keepNext w:val="0"/>
-        <w:keepLines w:val="0"/>
-        <w:widowControl/>
-        <w:suppressLineNumbers w:val="0"/>
-        <w:ind w:left="1440"/>
-      </w:pPr>
-      <w:r>
-        <w:t>没有它，激光打不到怪，怪也撞不到塔。</w:t>
-      </w:r>
-    </w:p>
-    <w:p>
-      <w:pPr>
-        <w:pStyle w:val="7"/>
-        <w:keepNext w:val="0"/>
-        <w:keepLines w:val="0"/>
-        <w:widowControl/>
-        <w:suppressLineNumbers w:val="0"/>
-        <w:ind w:left="1440"/>
-      </w:pPr>
-      <w:r>
-        <w:rPr>
-          <w:b/>
-          <w:bCs/>
-        </w:rPr>
-        <w:t>圆形 (Circle Collider 2D):</w:t>
-      </w:r>
-      <w:r>
-        <w:t xml:space="preserve"> 性能最好，最适合流体怪。</w:t>
-      </w:r>
-    </w:p>
-    <w:p>
-      <w:pPr>
-        <w:pStyle w:val="7"/>
-        <w:keepNext w:val="0"/>
-        <w:keepLines w:val="0"/>
-        <w:widowControl/>
-        <w:suppressLineNumbers w:val="0"/>
-        <w:ind w:left="720"/>
-      </w:pPr>
-      <w:r>
-        <w:rPr>
-          <w:b/>
-          <w:bCs/>
-        </w:rPr>
-        <w:t>Rigidbody2D (刚体):</w:t>
-      </w:r>
-    </w:p>
-    <w:p>
-      <w:pPr>
-        <w:pStyle w:val="7"/>
-        <w:keepNext w:val="0"/>
-        <w:keepLines w:val="0"/>
-        <w:widowControl/>
-        <w:suppressLineNumbers w:val="0"/>
-        <w:ind w:left="1440"/>
-      </w:pPr>
-      <w:r>
-        <w:t>没有它，你的“击退 (AddForce)”技能就无法实现。</w:t>
-      </w:r>
-    </w:p>
-    <w:p>
-      <w:pPr>
-        <w:pStyle w:val="7"/>
-        <w:keepNext w:val="0"/>
-        <w:keepLines w:val="0"/>
-        <w:widowControl/>
-        <w:suppressLineNumbers w:val="0"/>
-        <w:ind w:left="1440"/>
-      </w:pPr>
-      <w:r>
-        <w:rPr>
-          <w:b/>
-          <w:bCs/>
-        </w:rPr>
-        <w:t>防止重叠的关键：</w:t>
-      </w:r>
-      <w:r>
-        <w:t xml:space="preserve"> 正如你所说，如果只有 Collider 没有 Rigidbody，Unity 默认是可以穿模的（或者那是 Trigger）。加上 Rigidbody 后，物理引擎会计算**“体积挤压”**，强行把重叠的怪推开。</w:t>
-      </w:r>
-    </w:p>
-    <w:p>
-      <w:pPr>
-        <w:pStyle w:val="7"/>
-        <w:keepNext w:val="0"/>
-        <w:keepLines w:val="0"/>
-        <w:widowControl/>
-        <w:suppressLineNumbers w:val="0"/>
-        <w:ind w:left="720"/>
-      </w:pPr>
-      <w:r>
-        <w:rPr>
-          <w:b/>
-          <w:bCs/>
-        </w:rPr>
-        <w:t>对于 Metaballs 的好处：</w:t>
-      </w:r>
-    </w:p>
-    <w:p>
-      <w:pPr>
-        <w:pStyle w:val="7"/>
-        <w:keepNext w:val="0"/>
-        <w:keepLines w:val="0"/>
-        <w:widowControl/>
-        <w:suppressLineNumbers w:val="0"/>
-        <w:ind w:left="1440"/>
-      </w:pPr>
-      <w:r>
-        <w:t>Metaballs 最怕的就是“完全重叠”（因为那样看起来就像一个怪）。</w:t>
-      </w:r>
-    </w:p>
-    <w:p>
-      <w:pPr>
-        <w:pStyle w:val="7"/>
-        <w:keepNext w:val="0"/>
-        <w:keepLines w:val="0"/>
-        <w:widowControl/>
-        <w:suppressLineNumbers w:val="0"/>
-        <w:ind w:left="1440"/>
-      </w:pPr>
-      <w:r>
-        <w:t>Rigidbody 会让怪物们**“挨在一起但互不重叠”</w:t>
-      </w:r>
-      <w:r>
-        <w:rPr>
-          <w:b/>
-          <w:bCs/>
-        </w:rPr>
-        <w:t>，就像一袋弹珠。这时候 Metaballs 的融合效果是</w:t>
-      </w:r>
-      <w:r>
-        <w:t>最好看**的（边缘融合，核心独立）。</w:t>
-      </w:r>
-    </w:p>
-    <w:p>
-      <w:pPr>
-        <w:pStyle w:val="7"/>
-        <w:keepNext w:val="0"/>
-        <w:keepLines w:val="0"/>
-        <w:widowControl/>
-        <w:suppressLineNumbers w:val="0"/>
-        <w:ind w:left="1440"/>
-      </w:pPr>
-      <w:r>
-        <w:t>这也完美解决了“眼睛和铁板重叠”的问题，因为刚体保证了怪物之间有物理间隙。</w:t>
-      </w:r>
-    </w:p>
-    <w:p>
-      <w:pPr>
-        <w:pStyle w:val="7"/>
-        <w:keepNext w:val="0"/>
-        <w:keepLines w:val="0"/>
-        <w:widowControl/>
-        <w:suppressLineNumbers w:val="0"/>
-      </w:pPr>
-      <w:r>
-        <w:rPr>
-          <w:b/>
-          <w:bCs/>
-        </w:rPr>
-        <w:t>⚠️ 设置小贴士：</w:t>
-      </w:r>
-    </w:p>
-    <w:p>
-      <w:pPr>
-        <w:pStyle w:val="7"/>
-        <w:keepNext w:val="0"/>
-        <w:keepLines w:val="0"/>
-        <w:widowControl/>
-        <w:suppressLineNumbers w:val="0"/>
-        <w:ind w:left="720"/>
-      </w:pPr>
-      <w:r>
-        <w:t xml:space="preserve">把怪物的 </w:t>
-      </w:r>
-      <w:r>
-        <w:rPr>
-          <w:rStyle w:val="11"/>
-        </w:rPr>
-        <w:t>Gravity Scale</w:t>
-      </w:r>
-      <w:r>
-        <w:t xml:space="preserve"> (重力) 设为 0（如果你是顶视图逻辑）。或者你需要自己写移动逻辑。</w:t>
-      </w:r>
-    </w:p>
-    <w:p>
-      <w:pPr>
-        <w:pStyle w:val="7"/>
-        <w:keepNext w:val="0"/>
-        <w:keepLines w:val="0"/>
-        <w:widowControl/>
-        <w:suppressLineNumbers w:val="0"/>
-        <w:ind w:left="720"/>
-      </w:pPr>
-      <w:r>
-        <w:rPr>
-          <w:b/>
-          <w:bCs/>
-        </w:rPr>
-        <w:t>Linear Drag (阻力):</w:t>
-      </w:r>
-      <w:r>
-        <w:t xml:space="preserve"> 设大一点（比如 5~10）。这样被激光推开后，怪物会很快停下来，而不是像冰球一样滑出屏幕。我们要的是“粘稠”的手感。</w:t>
-      </w:r>
-    </w:p>
-    <w:p>
-      <w:pPr>
-        <w:pStyle w:val="7"/>
-        <w:keepNext w:val="0"/>
-        <w:keepLines w:val="0"/>
-        <w:widowControl/>
-        <w:suppressLineNumbers w:val="0"/>
-        <w:ind w:left="720"/>
-      </w:pPr>
-      <w:r>
-        <w:rPr>
-          <w:b/>
-          <w:bCs/>
-        </w:rPr>
-        <w:t>Freeze Rotation Z:</w:t>
-      </w:r>
-      <w:r>
-        <w:t xml:space="preserve"> 勾选它。防止怪物像车轮一样乱滚，导致眼睛倒过来。</w:t>
-      </w:r>
-    </w:p>
-    <w:p>
-      <w:pPr>
-        <w:keepNext w:val="0"/>
-        <w:keepLines w:val="0"/>
-        <w:widowControl/>
-        <w:suppressLineNumbers w:val="0"/>
-      </w:pPr>
-    </w:p>
-    <w:p>
-      <w:pPr>
-        <w:pStyle w:val="3"/>
-        <w:keepNext w:val="0"/>
-        <w:keepLines w:val="0"/>
-        <w:widowControl/>
-        <w:suppressLineNumbers w:val="0"/>
-      </w:pPr>
-      <w:r>
-        <w:t>资深策划总结</w:t>
-      </w:r>
-    </w:p>
-    <w:p>
-      <w:pPr>
-        <w:pStyle w:val="7"/>
-        <w:keepNext w:val="0"/>
-        <w:keepLines w:val="0"/>
-        <w:widowControl/>
-        <w:suppressLineNumbers w:val="0"/>
-        <w:ind w:left="720"/>
-      </w:pPr>
-      <w:r>
-        <w:rPr>
-          <w:b/>
-          <w:bCs/>
-        </w:rPr>
-        <w:t>BOSS眼睛：</w:t>
-      </w:r>
-      <w:r>
-        <w:t xml:space="preserve"> 代码控制缩放/变红，别用 Spine。</w:t>
-      </w:r>
-    </w:p>
-    <w:p>
-      <w:pPr>
-        <w:pStyle w:val="7"/>
-        <w:keepNext w:val="0"/>
-        <w:keepLines w:val="0"/>
-        <w:widowControl/>
-        <w:suppressLineNumbers w:val="0"/>
-        <w:ind w:left="720"/>
-      </w:pPr>
-      <w:r>
-        <w:rPr>
-          <w:b/>
-          <w:bCs/>
-        </w:rPr>
-        <w:t>BOSS攻击：</w:t>
-      </w:r>
-      <w:r>
-        <w:t xml:space="preserve"> 召唤 + </w:t>
-      </w:r>
-      <w:r>
-        <w:rPr>
-          <w:b/>
-          <w:bCs/>
-        </w:rPr>
-        <w:t>物理冲撞</w:t>
-      </w:r>
-      <w:r>
-        <w:t>（考验击退力）。</w:t>
-      </w:r>
-    </w:p>
-    <w:p>
-      <w:pPr>
-        <w:pStyle w:val="7"/>
-        <w:keepNext w:val="0"/>
-        <w:keepLines w:val="0"/>
-        <w:widowControl/>
-        <w:suppressLineNumbers w:val="0"/>
-        <w:ind w:left="720"/>
-      </w:pPr>
-      <w:r>
-        <w:rPr>
-          <w:b/>
-          <w:bCs/>
-        </w:rPr>
-        <w:t>穿透判定：</w:t>
-      </w:r>
-      <w:r>
-        <w:t xml:space="preserve"> 用 </w:t>
-      </w:r>
-      <w:r>
-        <w:rPr>
-          <w:rStyle w:val="11"/>
-        </w:rPr>
-        <w:t>BoxCastAll</w:t>
-      </w:r>
-      <w:r>
-        <w:t xml:space="preserve"> 获取路径上所有物体，代码区分打中的是 Armor 还是 Core。</w:t>
-      </w:r>
-    </w:p>
-    <w:p>
-      <w:pPr>
-        <w:pStyle w:val="7"/>
-        <w:keepNext w:val="0"/>
-        <w:keepLines w:val="0"/>
-        <w:widowControl/>
-        <w:suppressLineNumbers w:val="0"/>
-        <w:ind w:left="720"/>
-      </w:pPr>
-      <w:r>
-        <w:rPr>
-          <w:b/>
-          <w:bCs/>
-        </w:rPr>
-        <w:t>物理组件：</w:t>
-      </w:r>
-      <w:r>
-        <w:t xml:space="preserve"> 全员 Rigidbody2D + CircleCollider2D，阻力设大，锁定旋转。</w:t>
-      </w:r>
-    </w:p>
-    <w:p>
-      <w:pPr>
-        <w:pStyle w:val="7"/>
-        <w:keepNext w:val="0"/>
-        <w:keepLines w:val="0"/>
-        <w:widowControl/>
-        <w:suppressLineNumbers w:val="0"/>
-      </w:pPr>
-      <w:r>
-        <w:t>这些设置能保证你的游戏既有漂亮的流体画面，又有扎实的物理碰撞手感。可以开工了！</w:t>
-      </w:r>
-    </w:p>
-    <w:p>
-      <w:pPr>
-        <w:keepNext w:val="0"/>
-        <w:keepLines w:val="0"/>
-        <w:widowControl/>
-        <w:suppressLineNumbers w:val="0"/>
-        <w:spacing w:before="0" w:beforeAutospacing="0" w:line="14" w:lineRule="atLeast"/>
-        <w:rPr>
-          <w:rFonts w:hint="default" w:ascii="sans-serif" w:hAnsi="sans-serif" w:eastAsia="sans-serif" w:cs="sans-serif"/>
-        </w:rPr>
-      </w:pPr>
-    </w:p>
-    <w:p>
-      <w:pPr>
-        <w:keepNext w:val="0"/>
-        <w:keepLines w:val="0"/>
-        <w:widowControl/>
-        <w:suppressLineNumbers w:val="0"/>
-        <w:spacing w:before="0" w:beforeAutospacing="0" w:line="14" w:lineRule="atLeast"/>
-        <w:rPr>
-          <w:rFonts w:hint="default" w:ascii="sans-serif" w:hAnsi="sans-serif" w:eastAsia="sans-serif" w:cs="sans-serif"/>
-        </w:rPr>
-      </w:pPr>
-    </w:p>
-    <w:p>
-      <w:pPr>
-        <w:pStyle w:val="3"/>
-        <w:keepNext w:val="0"/>
-        <w:keepLines w:val="0"/>
-        <w:widowControl/>
-        <w:suppressLineNumbers w:val="0"/>
-        <w:spacing w:before="0" w:beforeAutospacing="0" w:line="14" w:lineRule="atLeast"/>
-        <w:rPr>
-          <w:rFonts w:hint="default" w:ascii="sans-serif" w:hAnsi="sans-serif" w:eastAsia="sans-serif" w:cs="sans-serif"/>
-        </w:rPr>
-      </w:pPr>
-      <w:r>
-        <w:rPr>
-          <w:rFonts w:hint="default" w:ascii="sans-serif" w:hAnsi="sans-serif" w:eastAsia="sans-serif" w:cs="sans-serif"/>
-        </w:rPr>
-        <w:t>4. 光棱塔 (Prism Tower)：美术效果</w:t>
-      </w:r>
-    </w:p>
-    <w:p>
-      <w:pPr>
-        <w:pStyle w:val="7"/>
-        <w:keepNext w:val="0"/>
-        <w:keepLines w:val="0"/>
-        <w:widowControl/>
-        <w:suppressLineNumbers w:val="0"/>
-        <w:spacing w:before="0" w:beforeAutospacing="0" w:line="14" w:lineRule="atLeast"/>
-        <w:rPr>
-          <w:rFonts w:hint="default" w:ascii="sans-serif" w:hAnsi="sans-serif" w:eastAsia="sans-serif" w:cs="sans-serif"/>
-        </w:rPr>
-      </w:pPr>
-      <w:r>
-        <w:rPr>
-          <w:rFonts w:hint="default" w:ascii="sans-serif" w:hAnsi="sans-serif" w:eastAsia="sans-serif" w:cs="sans-serif"/>
-        </w:rPr>
-        <w:t>主角必须与黑油形成鲜明对比。黑油是“有机、混乱、肮脏”的，光棱塔就要是“几何、秩序、洁净”的。</w:t>
-      </w:r>
-    </w:p>
-    <w:p>
-      <w:pPr>
-        <w:pStyle w:val="7"/>
-        <w:keepNext w:val="0"/>
-        <w:keepLines w:val="0"/>
-        <w:widowControl/>
-        <w:suppressLineNumbers w:val="0"/>
-        <w:spacing w:before="0" w:beforeAutospacing="0" w:line="14" w:lineRule="atLeast"/>
-        <w:ind w:left="720"/>
-        <w:rPr>
-          <w:rFonts w:hint="default" w:ascii="sans-serif" w:hAnsi="sans-serif" w:eastAsia="sans-serif" w:cs="sans-serif"/>
-        </w:rPr>
-      </w:pPr>
-      <w:r>
-        <w:rPr>
-          <w:rFonts w:hint="default" w:ascii="sans-serif" w:hAnsi="sans-serif" w:eastAsia="sans-serif" w:cs="sans-serif"/>
-          <w:b/>
-          <w:bCs/>
-        </w:rPr>
-        <w:t>风格关键词：</w:t>
-      </w:r>
-      <w:r>
-        <w:rPr>
-          <w:rFonts w:hint="default" w:ascii="sans-serif" w:hAnsi="sans-serif" w:eastAsia="sans-serif" w:cs="sans-serif"/>
-        </w:rPr>
-        <w:t xml:space="preserve"> </w:t>
-      </w:r>
-      <w:r>
-        <w:rPr>
-          <w:rFonts w:hint="default" w:ascii="sans-serif" w:hAnsi="sans-serif" w:eastAsia="sans-serif" w:cs="sans-serif"/>
-          <w:b/>
-          <w:bCs/>
-        </w:rPr>
-        <w:t>极简科幻 (Minimalist Sci-Fi)、霓虹、晶体</w:t>
-      </w:r>
-      <w:r>
-        <w:rPr>
-          <w:rFonts w:hint="default" w:ascii="sans-serif" w:hAnsi="sans-serif" w:eastAsia="sans-serif" w:cs="sans-serif"/>
-        </w:rPr>
-        <w:t>。</w:t>
-      </w:r>
-    </w:p>
-    <w:p>
-      <w:pPr>
-        <w:pStyle w:val="7"/>
-        <w:keepNext w:val="0"/>
-        <w:keepLines w:val="0"/>
-        <w:widowControl/>
-        <w:suppressLineNumbers w:val="0"/>
-        <w:spacing w:before="0" w:beforeAutospacing="0" w:line="14" w:lineRule="atLeast"/>
-        <w:ind w:left="720"/>
-        <w:rPr>
-          <w:rFonts w:hint="default" w:ascii="sans-serif" w:hAnsi="sans-serif" w:eastAsia="sans-serif" w:cs="sans-serif"/>
-        </w:rPr>
-      </w:pPr>
-      <w:r>
-        <w:rPr>
-          <w:rFonts w:hint="default" w:ascii="sans-serif" w:hAnsi="sans-serif" w:eastAsia="sans-serif" w:cs="sans-serif"/>
-          <w:b/>
-          <w:bCs/>
-        </w:rPr>
-        <w:t>结构拆解：</w:t>
-      </w:r>
     </w:p>
     <w:p>
       <w:pPr>
@@ -2336,196 +1004,6 @@
           <w:rFonts w:hint="default" w:ascii="sans-serif" w:hAnsi="sans-serif" w:eastAsia="sans-serif" w:cs="sans-serif"/>
         </w:rPr>
       </w:pPr>
-      <w:r>
-        <w:rPr>
-          <w:rFonts w:hint="default" w:ascii="sans-serif" w:hAnsi="sans-serif" w:eastAsia="sans-serif" w:cs="sans-serif"/>
-          <w:b/>
-          <w:bCs/>
-        </w:rPr>
-        <w:t>底座 (Base):</w:t>
-      </w:r>
-      <w:r>
-        <w:rPr>
-          <w:rFonts w:hint="default" w:ascii="sans-serif" w:hAnsi="sans-serif" w:eastAsia="sans-serif" w:cs="sans-serif"/>
-        </w:rPr>
-        <w:t xml:space="preserve"> 一个稳固的三角形或梯形金属台，深灰色，带有</w:t>
-      </w:r>
-      <w:r>
-        <w:rPr>
-          <w:rFonts w:hint="default" w:ascii="sans-serif" w:hAnsi="sans-serif" w:eastAsia="sans-serif" w:cs="sans-serif"/>
-          <w:b/>
-          <w:bCs/>
-        </w:rPr>
-        <w:t>发光的蓝条</w:t>
-      </w:r>
-      <w:r>
-        <w:rPr>
-          <w:rFonts w:hint="default" w:ascii="sans-serif" w:hAnsi="sans-serif" w:eastAsia="sans-serif" w:cs="sans-serif"/>
-        </w:rPr>
-        <w:t>（显示能量）。固定在屏幕底部。</w:t>
-      </w:r>
-    </w:p>
-    <w:p>
-      <w:pPr>
-        <w:pStyle w:val="7"/>
-        <w:keepNext w:val="0"/>
-        <w:keepLines w:val="0"/>
-        <w:widowControl/>
-        <w:suppressLineNumbers w:val="0"/>
-        <w:spacing w:before="0" w:beforeAutospacing="0" w:line="14" w:lineRule="atLeast"/>
-        <w:ind w:left="1440"/>
-        <w:rPr>
-          <w:rFonts w:hint="default" w:ascii="sans-serif" w:hAnsi="sans-serif" w:eastAsia="sans-serif" w:cs="sans-serif"/>
-        </w:rPr>
-      </w:pPr>
-      <w:r>
-        <w:rPr>
-          <w:rFonts w:hint="default" w:ascii="sans-serif" w:hAnsi="sans-serif" w:eastAsia="sans-serif" w:cs="sans-serif"/>
-          <w:b/>
-          <w:bCs/>
-        </w:rPr>
-        <w:t>核心 (Prism):</w:t>
-      </w:r>
-      <w:r>
-        <w:rPr>
-          <w:rFonts w:hint="default" w:ascii="sans-serif" w:hAnsi="sans-serif" w:eastAsia="sans-serif" w:cs="sans-serif"/>
-        </w:rPr>
-        <w:t xml:space="preserve"> 一个悬浮的</w:t>
-      </w:r>
-      <w:r>
-        <w:rPr>
-          <w:rFonts w:hint="default" w:ascii="sans-serif" w:hAnsi="sans-serif" w:eastAsia="sans-serif" w:cs="sans-serif"/>
-          <w:b/>
-          <w:bCs/>
-        </w:rPr>
-        <w:t>菱形晶体</w:t>
-      </w:r>
-      <w:r>
-        <w:rPr>
-          <w:rFonts w:hint="default" w:ascii="sans-serif" w:hAnsi="sans-serif" w:eastAsia="sans-serif" w:cs="sans-serif"/>
-        </w:rPr>
-        <w:t>或</w:t>
-      </w:r>
-      <w:r>
-        <w:rPr>
-          <w:rFonts w:hint="default" w:ascii="sans-serif" w:hAnsi="sans-serif" w:eastAsia="sans-serif" w:cs="sans-serif"/>
-          <w:b/>
-          <w:bCs/>
-        </w:rPr>
-        <w:t>透镜</w:t>
-      </w:r>
-      <w:r>
-        <w:rPr>
-          <w:rFonts w:hint="default" w:ascii="sans-serif" w:hAnsi="sans-serif" w:eastAsia="sans-serif" w:cs="sans-serif"/>
-        </w:rPr>
-        <w:t>。</w:t>
-      </w:r>
-    </w:p>
-    <w:p>
-      <w:pPr>
-        <w:pStyle w:val="7"/>
-        <w:keepNext w:val="0"/>
-        <w:keepLines w:val="0"/>
-        <w:widowControl/>
-        <w:suppressLineNumbers w:val="0"/>
-        <w:spacing w:before="0" w:beforeAutospacing="0" w:line="14" w:lineRule="atLeast"/>
-        <w:ind w:left="1440"/>
-        <w:rPr>
-          <w:rFonts w:hint="default" w:ascii="sans-serif" w:hAnsi="sans-serif" w:eastAsia="sans-serif" w:cs="sans-serif"/>
-        </w:rPr>
-      </w:pPr>
-      <w:r>
-        <w:rPr>
-          <w:rFonts w:hint="default" w:ascii="sans-serif" w:hAnsi="sans-serif" w:eastAsia="sans-serif" w:cs="sans-serif"/>
-          <w:b/>
-          <w:bCs/>
-        </w:rPr>
-        <w:t>激光发射口:</w:t>
-      </w:r>
-      <w:r>
-        <w:rPr>
-          <w:rFonts w:hint="default" w:ascii="sans-serif" w:hAnsi="sans-serif" w:eastAsia="sans-serif" w:cs="sans-serif"/>
-        </w:rPr>
-        <w:t xml:space="preserve"> 晶体的尖端。</w:t>
-      </w:r>
-    </w:p>
-    <w:p>
-      <w:pPr>
-        <w:pStyle w:val="7"/>
-        <w:keepNext w:val="0"/>
-        <w:keepLines w:val="0"/>
-        <w:widowControl/>
-        <w:suppressLineNumbers w:val="0"/>
-        <w:spacing w:before="0" w:beforeAutospacing="0" w:line="14" w:lineRule="atLeast"/>
-        <w:ind w:left="720"/>
-        <w:rPr>
-          <w:rFonts w:hint="default" w:ascii="sans-serif" w:hAnsi="sans-serif" w:eastAsia="sans-serif" w:cs="sans-serif"/>
-        </w:rPr>
-      </w:pPr>
-      <w:r>
-        <w:rPr>
-          <w:rFonts w:hint="default" w:ascii="sans-serif" w:hAnsi="sans-serif" w:eastAsia="sans-serif" w:cs="sans-serif"/>
-          <w:b/>
-          <w:bCs/>
-        </w:rPr>
-        <w:t>动态：</w:t>
-      </w:r>
-    </w:p>
-    <w:p>
-      <w:pPr>
-        <w:pStyle w:val="7"/>
-        <w:keepNext w:val="0"/>
-        <w:keepLines w:val="0"/>
-        <w:widowControl/>
-        <w:suppressLineNumbers w:val="0"/>
-        <w:spacing w:before="0" w:beforeAutospacing="0" w:line="14" w:lineRule="atLeast"/>
-        <w:ind w:left="1440"/>
-        <w:rPr>
-          <w:rFonts w:hint="default" w:ascii="sans-serif" w:hAnsi="sans-serif" w:eastAsia="sans-serif" w:cs="sans-serif"/>
-        </w:rPr>
-      </w:pPr>
-      <w:r>
-        <w:rPr>
-          <w:rFonts w:hint="default" w:ascii="sans-serif" w:hAnsi="sans-serif" w:eastAsia="sans-serif" w:cs="sans-serif"/>
-        </w:rPr>
-        <w:t>当你拖动屏幕时，底座不动，悬浮的晶体进行旋转。</w:t>
-      </w:r>
-    </w:p>
-    <w:p>
-      <w:pPr>
-        <w:pStyle w:val="7"/>
-        <w:keepNext w:val="0"/>
-        <w:keepLines w:val="0"/>
-        <w:widowControl/>
-        <w:suppressLineNumbers w:val="0"/>
-        <w:spacing w:before="0" w:beforeAutospacing="0" w:line="14" w:lineRule="atLeast"/>
-        <w:ind w:left="1440"/>
-        <w:rPr>
-          <w:rFonts w:hint="default" w:ascii="sans-serif" w:hAnsi="sans-serif" w:eastAsia="sans-serif" w:cs="sans-serif"/>
-        </w:rPr>
-      </w:pPr>
-      <w:r>
-        <w:rPr>
-          <w:rFonts w:hint="default" w:ascii="sans-serif" w:hAnsi="sans-serif" w:eastAsia="sans-serif" w:cs="sans-serif"/>
-        </w:rPr>
-        <w:t>发射激光时，晶体周围会有光环收缩的动画。</w:t>
-      </w:r>
-    </w:p>
-    <w:p>
-      <w:pPr>
-        <w:keepNext w:val="0"/>
-        <w:keepLines w:val="0"/>
-        <w:widowControl/>
-        <w:numPr>
-          <w:ilvl w:val="0"/>
-          <w:numId w:val="0"/>
-        </w:numPr>
-        <w:suppressLineNumbers w:val="0"/>
-        <w:spacing w:before="0" w:beforeAutospacing="0" w:after="0" w:afterAutospacing="1" w:line="14" w:lineRule="atLeast"/>
-        <w:rPr>
-          <w:rFonts w:hint="default" w:ascii="sans-serif" w:hAnsi="sans-serif" w:eastAsia="sans-serif" w:cs="sans-serif"/>
-        </w:rPr>
-      </w:pPr>
     </w:p>
     <w:p>
       <w:pPr>
@@ -2534,306 +1012,24 @@
         <w:keepLines w:val="0"/>
         <w:widowControl/>
         <w:suppressLineNumbers w:val="0"/>
-        <w:spacing w:before="0" w:beforeAutospacing="0" w:line="14" w:lineRule="atLeast"/>
-        <w:rPr>
-          <w:rFonts w:hint="default" w:ascii="sans-serif" w:hAnsi="sans-serif" w:eastAsia="sans-serif" w:cs="sans-serif"/>
-        </w:rPr>
-      </w:pPr>
-      <w:r>
-        <w:rPr>
-          <w:rFonts w:hint="default" w:ascii="sans-serif" w:hAnsi="sans-serif" w:eastAsia="sans-serif" w:cs="sans-serif"/>
-        </w:rPr>
-        <w:t>5. 防护罩 (Shield)：美术表现</w:t>
-      </w:r>
-    </w:p>
-    <w:p>
-      <w:pPr>
-        <w:pStyle w:val="7"/>
-        <w:keepNext w:val="0"/>
-        <w:keepLines w:val="0"/>
-        <w:widowControl/>
-        <w:suppressLineNumbers w:val="0"/>
-        <w:spacing w:before="0" w:beforeAutospacing="0" w:line="14" w:lineRule="atLeast"/>
-        <w:rPr>
-          <w:rFonts w:hint="default" w:ascii="sans-serif" w:hAnsi="sans-serif" w:eastAsia="sans-serif" w:cs="sans-serif"/>
-        </w:rPr>
-      </w:pPr>
-      <w:r>
-        <w:rPr>
-          <w:rFonts w:hint="default" w:ascii="sans-serif" w:hAnsi="sans-serif" w:eastAsia="sans-serif" w:cs="sans-serif"/>
-          <w:b/>
-          <w:bCs/>
-        </w:rPr>
-        <w:t>✅ 肯定：</w:t>
-      </w:r>
-      <w:r>
-        <w:rPr>
-          <w:rFonts w:hint="default" w:ascii="sans-serif" w:hAnsi="sans-serif" w:eastAsia="sans-serif" w:cs="sans-serif"/>
-        </w:rPr>
-        <w:t xml:space="preserve"> 半球形是正确的。</w:t>
-      </w:r>
-    </w:p>
-    <w:p>
-      <w:pPr>
-        <w:pStyle w:val="7"/>
-        <w:keepNext w:val="0"/>
-        <w:keepLines w:val="0"/>
-        <w:widowControl/>
-        <w:suppressLineNumbers w:val="0"/>
-        <w:spacing w:before="0" w:beforeAutospacing="0" w:line="14" w:lineRule="atLeast"/>
-        <w:ind w:left="720"/>
-        <w:rPr>
-          <w:rFonts w:hint="default" w:ascii="sans-serif" w:hAnsi="sans-serif" w:eastAsia="sans-serif" w:cs="sans-serif"/>
-        </w:rPr>
-      </w:pPr>
-      <w:r>
-        <w:rPr>
-          <w:rFonts w:hint="default" w:ascii="sans-serif" w:hAnsi="sans-serif" w:eastAsia="sans-serif" w:cs="sans-serif"/>
-          <w:b/>
-          <w:bCs/>
-        </w:rPr>
-        <w:t>视觉参考：</w:t>
-      </w:r>
-      <w:r>
-        <w:rPr>
-          <w:rFonts w:hint="default" w:ascii="sans-serif" w:hAnsi="sans-serif" w:eastAsia="sans-serif" w:cs="sans-serif"/>
-        </w:rPr>
-        <w:t xml:space="preserve"> </w:t>
-      </w:r>
-      <w:r>
-        <w:rPr>
-          <w:rFonts w:hint="default" w:ascii="sans-serif" w:hAnsi="sans-serif" w:eastAsia="sans-serif" w:cs="sans-serif"/>
-          <w:b/>
-          <w:bCs/>
-        </w:rPr>
-        <w:t>AT立场 (EVA)</w:t>
-      </w:r>
-      <w:r>
-        <w:rPr>
-          <w:rFonts w:hint="default" w:ascii="sans-serif" w:hAnsi="sans-serif" w:eastAsia="sans-serif" w:cs="sans-serif"/>
-        </w:rPr>
-        <w:t xml:space="preserve"> 或 </w:t>
-      </w:r>
-      <w:r>
-        <w:rPr>
-          <w:rFonts w:hint="default" w:ascii="sans-serif" w:hAnsi="sans-serif" w:eastAsia="sans-serif" w:cs="sans-serif"/>
-          <w:b/>
-          <w:bCs/>
-        </w:rPr>
-        <w:t>蜂巢护盾</w:t>
-      </w:r>
-      <w:r>
-        <w:rPr>
-          <w:rFonts w:hint="default" w:ascii="sans-serif" w:hAnsi="sans-serif" w:eastAsia="sans-serif" w:cs="sans-serif"/>
-        </w:rPr>
-        <w:t>。</w:t>
-      </w:r>
-    </w:p>
-    <w:p>
-      <w:pPr>
-        <w:pStyle w:val="7"/>
-        <w:keepNext w:val="0"/>
-        <w:keepLines w:val="0"/>
-        <w:widowControl/>
-        <w:suppressLineNumbers w:val="0"/>
-        <w:spacing w:before="0" w:beforeAutospacing="0" w:line="14" w:lineRule="atLeast"/>
-        <w:ind w:left="720"/>
-        <w:rPr>
-          <w:rFonts w:hint="default" w:ascii="sans-serif" w:hAnsi="sans-serif" w:eastAsia="sans-serif" w:cs="sans-serif"/>
-        </w:rPr>
-      </w:pPr>
-      <w:r>
-        <w:rPr>
-          <w:rFonts w:hint="default" w:ascii="sans-serif" w:hAnsi="sans-serif" w:eastAsia="sans-serif" w:cs="sans-serif"/>
-          <w:b/>
-          <w:bCs/>
-        </w:rPr>
-        <w:t>美术细节：</w:t>
-      </w:r>
-    </w:p>
-    <w:p>
-      <w:pPr>
-        <w:pStyle w:val="7"/>
-        <w:keepNext w:val="0"/>
-        <w:keepLines w:val="0"/>
-        <w:widowControl/>
-        <w:suppressLineNumbers w:val="0"/>
-        <w:spacing w:before="0" w:beforeAutospacing="0" w:line="14" w:lineRule="atLeast"/>
-        <w:ind w:left="1440"/>
-        <w:rPr>
-          <w:rFonts w:hint="default" w:ascii="sans-serif" w:hAnsi="sans-serif" w:eastAsia="sans-serif" w:cs="sans-serif"/>
-        </w:rPr>
-      </w:pPr>
-      <w:r>
-        <w:rPr>
-          <w:rFonts w:hint="default" w:ascii="sans-serif" w:hAnsi="sans-serif" w:eastAsia="sans-serif" w:cs="sans-serif"/>
-          <w:b/>
-          <w:bCs/>
-        </w:rPr>
-        <w:t>形状：</w:t>
-      </w:r>
-      <w:r>
-        <w:rPr>
-          <w:rFonts w:hint="default" w:ascii="sans-serif" w:hAnsi="sans-serif" w:eastAsia="sans-serif" w:cs="sans-serif"/>
-        </w:rPr>
-        <w:t xml:space="preserve"> 一个半圆的线条，罩住塔。</w:t>
-      </w:r>
-    </w:p>
-    <w:p>
-      <w:pPr>
-        <w:pStyle w:val="7"/>
-        <w:keepNext w:val="0"/>
-        <w:keepLines w:val="0"/>
-        <w:widowControl/>
-        <w:suppressLineNumbers w:val="0"/>
-        <w:spacing w:before="0" w:beforeAutospacing="0" w:line="14" w:lineRule="atLeast"/>
-        <w:ind w:left="1440"/>
-        <w:rPr>
-          <w:rFonts w:hint="default" w:ascii="sans-serif" w:hAnsi="sans-serif" w:eastAsia="sans-serif" w:cs="sans-serif"/>
-        </w:rPr>
-      </w:pPr>
-      <w:r>
-        <w:rPr>
-          <w:rFonts w:hint="default" w:ascii="sans-serif" w:hAnsi="sans-serif" w:eastAsia="sans-serif" w:cs="sans-serif"/>
-          <w:b/>
-          <w:bCs/>
-        </w:rPr>
-        <w:t>材质：</w:t>
-      </w:r>
-      <w:r>
-        <w:rPr>
-          <w:rFonts w:hint="default" w:ascii="sans-serif" w:hAnsi="sans-serif" w:eastAsia="sans-serif" w:cs="sans-serif"/>
-        </w:rPr>
-        <w:t xml:space="preserve"> 不要填满颜色。使用 </w:t>
-      </w:r>
-      <w:r>
-        <w:rPr>
-          <w:rFonts w:hint="default" w:ascii="sans-serif" w:hAnsi="sans-serif" w:eastAsia="sans-serif" w:cs="sans-serif"/>
-          <w:b/>
-          <w:bCs/>
-        </w:rPr>
-        <w:t>Fresnel (菲涅尔) 效果</w:t>
-      </w:r>
-      <w:r>
-        <w:rPr>
-          <w:rFonts w:hint="default" w:ascii="sans-serif" w:hAnsi="sans-serif" w:eastAsia="sans-serif" w:cs="sans-serif"/>
-        </w:rPr>
-        <w:t xml:space="preserve"> —— 边缘亮（青色/蓝色），中间几乎透明。</w:t>
-      </w:r>
-    </w:p>
-    <w:p>
-      <w:pPr>
-        <w:pStyle w:val="7"/>
-        <w:keepNext w:val="0"/>
-        <w:keepLines w:val="0"/>
-        <w:widowControl/>
-        <w:suppressLineNumbers w:val="0"/>
-        <w:spacing w:before="0" w:beforeAutospacing="0" w:line="14" w:lineRule="atLeast"/>
-        <w:ind w:left="1440"/>
-        <w:rPr>
-          <w:rFonts w:hint="default" w:ascii="sans-serif" w:hAnsi="sans-serif" w:eastAsia="sans-serif" w:cs="sans-serif"/>
-        </w:rPr>
-      </w:pPr>
-      <w:r>
-        <w:rPr>
-          <w:rFonts w:hint="default" w:ascii="sans-serif" w:hAnsi="sans-serif" w:eastAsia="sans-serif" w:cs="sans-serif"/>
-          <w:b/>
-          <w:bCs/>
-        </w:rPr>
-        <w:t>纹理：</w:t>
-      </w:r>
-      <w:r>
-        <w:rPr>
-          <w:rFonts w:hint="default" w:ascii="sans-serif" w:hAnsi="sans-serif" w:eastAsia="sans-serif" w:cs="sans-serif"/>
-        </w:rPr>
-        <w:t xml:space="preserve"> 上面可以有一层淡淡的</w:t>
-      </w:r>
-      <w:r>
-        <w:rPr>
-          <w:rFonts w:hint="default" w:ascii="sans-serif" w:hAnsi="sans-serif" w:eastAsia="sans-serif" w:cs="sans-serif"/>
-          <w:b/>
-          <w:bCs/>
-        </w:rPr>
-        <w:t>六边形网格 (Hex Grid)</w:t>
-      </w:r>
-      <w:r>
-        <w:rPr>
-          <w:rFonts w:hint="default" w:ascii="sans-serif" w:hAnsi="sans-serif" w:eastAsia="sans-serif" w:cs="sans-serif"/>
-        </w:rPr>
-        <w:t xml:space="preserve"> 滚动。</w:t>
-      </w:r>
-    </w:p>
-    <w:p>
-      <w:pPr>
-        <w:pStyle w:val="7"/>
-        <w:keepNext w:val="0"/>
-        <w:keepLines w:val="0"/>
-        <w:widowControl/>
-        <w:suppressLineNumbers w:val="0"/>
-        <w:spacing w:before="0" w:beforeAutospacing="0" w:line="14" w:lineRule="atLeast"/>
-        <w:ind w:left="1440"/>
-        <w:rPr>
-          <w:rFonts w:hint="default" w:ascii="sans-serif" w:hAnsi="sans-serif" w:eastAsia="sans-serif" w:cs="sans-serif"/>
-        </w:rPr>
-      </w:pPr>
-      <w:r>
-        <w:rPr>
-          <w:rFonts w:hint="default" w:ascii="sans-serif" w:hAnsi="sans-serif" w:eastAsia="sans-serif" w:cs="sans-serif"/>
-          <w:b/>
-          <w:bCs/>
-        </w:rPr>
-        <w:t>受击反馈：</w:t>
-      </w:r>
-      <w:r>
-        <w:rPr>
-          <w:rFonts w:hint="default" w:ascii="sans-serif" w:hAnsi="sans-serif" w:eastAsia="sans-serif" w:cs="sans-serif"/>
-        </w:rPr>
-        <w:t xml:space="preserve"> 当怪物撞上来时，撞击点产生一个高亮的波纹扩散（Ripple Effect）。</w:t>
-      </w:r>
-    </w:p>
-    <w:p>
-      <w:pPr>
-        <w:pStyle w:val="7"/>
-        <w:keepNext w:val="0"/>
-        <w:keepLines w:val="0"/>
-        <w:widowControl/>
-        <w:suppressLineNumbers w:val="0"/>
-        <w:spacing w:before="0" w:beforeAutospacing="0" w:line="14" w:lineRule="atLeast"/>
-        <w:ind w:left="1440"/>
-        <w:rPr>
-          <w:rFonts w:hint="default" w:ascii="sans-serif" w:hAnsi="sans-serif" w:eastAsia="sans-serif" w:cs="sans-serif"/>
-        </w:rPr>
-      </w:pPr>
-      <w:r>
-        <w:rPr>
-          <w:rFonts w:hint="default" w:ascii="sans-serif" w:hAnsi="sans-serif" w:eastAsia="sans-serif" w:cs="sans-serif"/>
-          <w:b/>
-          <w:bCs/>
-        </w:rPr>
-        <w:t>破碎：</w:t>
-      </w:r>
-      <w:r>
-        <w:rPr>
-          <w:rFonts w:hint="default" w:ascii="sans-serif" w:hAnsi="sans-serif" w:eastAsia="sans-serif" w:cs="sans-serif"/>
-        </w:rPr>
-        <w:t xml:space="preserve"> 像玻璃一样炸裂成碎片消失。</w:t>
-      </w:r>
-    </w:p>
-    <w:p>
-      <w:pPr>
-        <w:keepNext w:val="0"/>
-        <w:keepLines w:val="0"/>
-        <w:widowControl/>
-        <w:numPr>
-          <w:ilvl w:val="0"/>
-          <w:numId w:val="0"/>
-        </w:numPr>
-        <w:suppressLineNumbers w:val="0"/>
-        <w:spacing w:before="0" w:beforeAutospacing="0" w:after="0" w:afterAutospacing="1" w:line="14" w:lineRule="atLeast"/>
-        <w:rPr>
-          <w:rFonts w:hint="default" w:ascii="sans-serif" w:hAnsi="sans-serif" w:eastAsia="sans-serif" w:cs="sans-serif"/>
-        </w:rPr>
-      </w:pPr>
+        <w:rPr>
+          <w:rFonts w:hint="default" w:eastAsia="宋体"/>
+          <w:sz w:val="72"/>
+          <w:szCs w:val="72"/>
+          <w:highlight w:val="red"/>
+          <w:lang w:val="en-US" w:eastAsia="zh-CN"/>
+        </w:rPr>
+      </w:pPr>
+      <w:r>
+        <w:rPr>
+          <w:rFonts w:hint="eastAsia"/>
+          <w:sz w:val="72"/>
+          <w:szCs w:val="72"/>
+          <w:highlight w:val="red"/>
+          <w:lang w:val="en-US" w:eastAsia="zh-CN"/>
+        </w:rPr>
+        <w:t>光棱塔和防护盾</w:t>
+      </w:r>
     </w:p>
     <w:p>
       <w:pPr>
@@ -2842,3505 +1038,21 @@
         <w:keepLines w:val="0"/>
         <w:widowControl/>
         <w:suppressLineNumbers w:val="0"/>
-        <w:spacing w:before="0" w:beforeAutospacing="0" w:line="14" w:lineRule="atLeast"/>
-        <w:rPr>
-          <w:rFonts w:hint="default" w:ascii="sans-serif" w:hAnsi="sans-serif" w:eastAsia="sans-serif" w:cs="sans-serif"/>
-        </w:rPr>
-      </w:pPr>
-      <w:r>
-        <w:rPr>
-          <w:rFonts w:hint="default" w:ascii="sans-serif" w:hAnsi="sans-serif" w:eastAsia="sans-serif" w:cs="sans-serif"/>
-        </w:rPr>
-        <w:t>6. 场景 (Environment)：美术效果</w:t>
-      </w:r>
-    </w:p>
-    <w:p>
-      <w:pPr>
-        <w:pStyle w:val="7"/>
-        <w:keepNext w:val="0"/>
-        <w:keepLines w:val="0"/>
-        <w:widowControl/>
-        <w:suppressLineNumbers w:val="0"/>
-        <w:spacing w:before="0" w:beforeAutospacing="0" w:line="14" w:lineRule="atLeast"/>
-        <w:rPr>
-          <w:rFonts w:hint="default" w:ascii="sans-serif" w:hAnsi="sans-serif" w:eastAsia="sans-serif" w:cs="sans-serif"/>
-        </w:rPr>
-      </w:pPr>
-      <w:r>
-        <w:rPr>
-          <w:rFonts w:hint="default" w:ascii="sans-serif" w:hAnsi="sans-serif" w:eastAsia="sans-serif" w:cs="sans-serif"/>
-        </w:rPr>
-        <w:t>场景不能抢戏，必须压暗，作为衬托。</w:t>
-      </w:r>
-    </w:p>
-    <w:p>
-      <w:pPr>
-        <w:pStyle w:val="7"/>
-        <w:keepNext w:val="0"/>
-        <w:keepLines w:val="0"/>
-        <w:widowControl/>
-        <w:suppressLineNumbers w:val="0"/>
-        <w:spacing w:before="0" w:beforeAutospacing="0" w:line="14" w:lineRule="atLeast"/>
-        <w:ind w:left="720"/>
-        <w:rPr>
-          <w:rFonts w:hint="default" w:ascii="sans-serif" w:hAnsi="sans-serif" w:eastAsia="sans-serif" w:cs="sans-serif"/>
-        </w:rPr>
-      </w:pPr>
-      <w:r>
-        <w:rPr>
-          <w:rFonts w:hint="default" w:ascii="sans-serif" w:hAnsi="sans-serif" w:eastAsia="sans-serif" w:cs="sans-serif"/>
-          <w:b/>
-          <w:bCs/>
-        </w:rPr>
-        <w:t>风格：</w:t>
-      </w:r>
-      <w:r>
-        <w:rPr>
-          <w:rFonts w:hint="default" w:ascii="sans-serif" w:hAnsi="sans-serif" w:eastAsia="sans-serif" w:cs="sans-serif"/>
-        </w:rPr>
-        <w:t xml:space="preserve"> </w:t>
-      </w:r>
-      <w:r>
-        <w:rPr>
-          <w:rFonts w:hint="default" w:ascii="sans-serif" w:hAnsi="sans-serif" w:eastAsia="sans-serif" w:cs="sans-serif"/>
-          <w:b/>
-          <w:bCs/>
-        </w:rPr>
-        <w:t>虚空网格 (Retro Wave / Cyber Void)</w:t>
-      </w:r>
-      <w:r>
-        <w:rPr>
-          <w:rFonts w:hint="default" w:ascii="sans-serif" w:hAnsi="sans-serif" w:eastAsia="sans-serif" w:cs="sans-serif"/>
-        </w:rPr>
-        <w:t>。</w:t>
-      </w:r>
-    </w:p>
-    <w:p>
-      <w:pPr>
-        <w:pStyle w:val="7"/>
-        <w:keepNext w:val="0"/>
-        <w:keepLines w:val="0"/>
-        <w:widowControl/>
-        <w:suppressLineNumbers w:val="0"/>
-        <w:spacing w:before="0" w:beforeAutospacing="0" w:line="14" w:lineRule="atLeast"/>
-        <w:ind w:left="720"/>
-        <w:rPr>
-          <w:rFonts w:hint="default" w:ascii="sans-serif" w:hAnsi="sans-serif" w:eastAsia="sans-serif" w:cs="sans-serif"/>
-        </w:rPr>
-      </w:pPr>
-      <w:r>
-        <w:rPr>
-          <w:rFonts w:hint="default" w:ascii="sans-serif" w:hAnsi="sans-serif" w:eastAsia="sans-serif" w:cs="sans-serif"/>
-          <w:b/>
-          <w:bCs/>
-        </w:rPr>
-        <w:t>制作方案：</w:t>
-      </w:r>
-    </w:p>
-    <w:p>
-      <w:pPr>
-        <w:pStyle w:val="7"/>
-        <w:keepNext w:val="0"/>
-        <w:keepLines w:val="0"/>
-        <w:widowControl/>
-        <w:suppressLineNumbers w:val="0"/>
-        <w:spacing w:before="0" w:beforeAutospacing="0" w:line="14" w:lineRule="atLeast"/>
-        <w:ind w:left="1440"/>
-        <w:rPr>
-          <w:rFonts w:hint="default" w:ascii="sans-serif" w:hAnsi="sans-serif" w:eastAsia="sans-serif" w:cs="sans-serif"/>
-        </w:rPr>
-      </w:pPr>
-      <w:r>
-        <w:rPr>
-          <w:rFonts w:hint="default" w:ascii="sans-serif" w:hAnsi="sans-serif" w:eastAsia="sans-serif" w:cs="sans-serif"/>
-          <w:b/>
-          <w:bCs/>
-        </w:rPr>
-        <w:t>底色：</w:t>
-      </w:r>
-      <w:r>
-        <w:rPr>
-          <w:rFonts w:hint="default" w:ascii="sans-serif" w:hAnsi="sans-serif" w:eastAsia="sans-serif" w:cs="sans-serif"/>
-        </w:rPr>
-        <w:t xml:space="preserve"> 极深的蓝紫色或纯黑。</w:t>
-      </w:r>
-    </w:p>
-    <w:p>
-      <w:pPr>
-        <w:pStyle w:val="7"/>
-        <w:keepNext w:val="0"/>
-        <w:keepLines w:val="0"/>
-        <w:widowControl/>
-        <w:suppressLineNumbers w:val="0"/>
-        <w:spacing w:before="0" w:beforeAutospacing="0" w:line="14" w:lineRule="atLeast"/>
-        <w:ind w:left="1440"/>
-        <w:rPr>
-          <w:rFonts w:hint="default" w:ascii="sans-serif" w:hAnsi="sans-serif" w:eastAsia="sans-serif" w:cs="sans-serif"/>
-        </w:rPr>
-      </w:pPr>
-      <w:r>
-        <w:rPr>
-          <w:rFonts w:hint="default" w:ascii="sans-serif" w:hAnsi="sans-serif" w:eastAsia="sans-serif" w:cs="sans-serif"/>
-          <w:b/>
-          <w:bCs/>
-        </w:rPr>
-        <w:t>网格：</w:t>
-      </w:r>
-      <w:r>
-        <w:rPr>
-          <w:rFonts w:hint="default" w:ascii="sans-serif" w:hAnsi="sans-serif" w:eastAsia="sans-serif" w:cs="sans-serif"/>
-        </w:rPr>
-        <w:t xml:space="preserve"> 地面上铺一层</w:t>
-      </w:r>
-      <w:r>
-        <w:rPr>
-          <w:rFonts w:hint="default" w:ascii="sans-serif" w:hAnsi="sans-serif" w:eastAsia="sans-serif" w:cs="sans-serif"/>
-          <w:b/>
-          <w:bCs/>
-        </w:rPr>
-        <w:t>暗淡的网格线</w:t>
-      </w:r>
-      <w:r>
-        <w:rPr>
-          <w:rFonts w:hint="default" w:ascii="sans-serif" w:hAnsi="sans-serif" w:eastAsia="sans-serif" w:cs="sans-serif"/>
-        </w:rPr>
-        <w:t>，向远处延伸（如果你想做点透视感），或者就是平面的网格。</w:t>
-      </w:r>
-    </w:p>
-    <w:p>
-      <w:pPr>
-        <w:pStyle w:val="7"/>
-        <w:keepNext w:val="0"/>
-        <w:keepLines w:val="0"/>
-        <w:widowControl/>
-        <w:suppressLineNumbers w:val="0"/>
-        <w:spacing w:before="0" w:beforeAutospacing="0" w:line="14" w:lineRule="atLeast"/>
-        <w:ind w:left="1440"/>
-        <w:rPr>
-          <w:rFonts w:hint="default" w:ascii="sans-serif" w:hAnsi="sans-serif" w:eastAsia="sans-serif" w:cs="sans-serif"/>
-        </w:rPr>
-      </w:pPr>
-      <w:r>
-        <w:rPr>
-          <w:rFonts w:hint="default" w:ascii="sans-serif" w:hAnsi="sans-serif" w:eastAsia="sans-serif" w:cs="sans-serif"/>
-          <w:b/>
-          <w:bCs/>
-        </w:rPr>
-        <w:t>暗角 (Vignette):</w:t>
-      </w:r>
-      <w:r>
-        <w:rPr>
-          <w:rFonts w:hint="default" w:ascii="sans-serif" w:hAnsi="sans-serif" w:eastAsia="sans-serif" w:cs="sans-serif"/>
-        </w:rPr>
-        <w:t xml:space="preserve"> 屏幕四周加很重的黑色暗角，营造压抑感，只保留中间区域明亮。</w:t>
-      </w:r>
-    </w:p>
-    <w:p>
-      <w:pPr>
-        <w:pStyle w:val="7"/>
-        <w:keepNext w:val="0"/>
-        <w:keepLines w:val="0"/>
-        <w:widowControl/>
-        <w:suppressLineNumbers w:val="0"/>
-        <w:spacing w:before="0" w:beforeAutospacing="0" w:line="14" w:lineRule="atLeast"/>
-        <w:ind w:left="1440"/>
-        <w:rPr>
-          <w:rFonts w:hint="default" w:ascii="sans-serif" w:hAnsi="sans-serif" w:eastAsia="sans-serif" w:cs="sans-serif"/>
-        </w:rPr>
-      </w:pPr>
-      <w:r>
-        <w:rPr>
-          <w:rFonts w:hint="default" w:ascii="sans-serif" w:hAnsi="sans-serif" w:eastAsia="sans-serif" w:cs="sans-serif"/>
-          <w:b/>
-          <w:bCs/>
-        </w:rPr>
-        <w:t>动态：</w:t>
-      </w:r>
-      <w:r>
-        <w:rPr>
-          <w:rFonts w:hint="default" w:ascii="sans-serif" w:hAnsi="sans-serif" w:eastAsia="sans-serif" w:cs="sans-serif"/>
-        </w:rPr>
-        <w:t xml:space="preserve"> 网格可以非常缓慢地向下滚动，模拟塔在高速前进，或者黑油在不断逼近的错觉。</w:t>
-      </w:r>
-    </w:p>
-    <w:p>
-      <w:pPr>
-        <w:keepNext w:val="0"/>
-        <w:keepLines w:val="0"/>
-        <w:widowControl/>
-        <w:numPr>
-          <w:ilvl w:val="0"/>
-          <w:numId w:val="0"/>
-        </w:numPr>
-        <w:suppressLineNumbers w:val="0"/>
-        <w:spacing w:before="0" w:beforeAutospacing="0" w:after="0" w:afterAutospacing="1" w:line="14" w:lineRule="atLeast"/>
-        <w:rPr>
-          <w:rFonts w:hint="default" w:ascii="sans-serif" w:hAnsi="sans-serif" w:eastAsia="sans-serif" w:cs="sans-serif"/>
-        </w:rPr>
-      </w:pPr>
-    </w:p>
-    <w:p>
-      <w:pPr>
-        <w:keepNext w:val="0"/>
-        <w:keepLines w:val="0"/>
-        <w:widowControl/>
-        <w:suppressLineNumbers w:val="0"/>
-        <w:spacing w:before="0" w:beforeAutospacing="0" w:line="14" w:lineRule="atLeast"/>
-        <w:rPr>
-          <w:rFonts w:hint="default" w:ascii="sans-serif" w:hAnsi="sans-serif" w:eastAsia="sans-serif" w:cs="sans-serif"/>
-        </w:rPr>
-      </w:pPr>
-      <w:r>
-        <w:rPr>
-          <w:rFonts w:hint="default" w:ascii="sans-serif" w:hAnsi="sans-serif" w:eastAsia="sans-serif" w:cs="sans-serif"/>
-        </w:rPr>
-        <w:pict>
-          <v:rect id="_x0000_i1026" o:spt="1" style="height:1.5pt;width:432pt;" fillcolor="#A0A0A0" filled="t" stroked="f" coordsize="21600,21600" o:hr="t" o:hrstd="t" o:hralign="center">
-            <v:path/>
-            <v:fill on="t" focussize="0,0"/>
-            <v:stroke on="f"/>
-            <v:imagedata o:title=""/>
-            <o:lock v:ext="edit"/>
-            <w10:wrap type="none"/>
-            <w10:anchorlock/>
-          </v:rect>
-        </w:pict>
-      </w:r>
-    </w:p>
-    <w:p>
-      <w:pPr>
-        <w:pStyle w:val="3"/>
-        <w:keepNext w:val="0"/>
-        <w:keepLines w:val="0"/>
-        <w:widowControl/>
-        <w:suppressLineNumbers w:val="0"/>
-        <w:spacing w:before="0" w:beforeAutospacing="0" w:line="14" w:lineRule="atLeast"/>
-        <w:rPr>
-          <w:rFonts w:hint="default" w:ascii="sans-serif" w:hAnsi="sans-serif" w:eastAsia="sans-serif" w:cs="sans-serif"/>
-        </w:rPr>
-      </w:pPr>
-      <w:r>
-        <w:rPr>
-          <w:rFonts w:hint="default" w:ascii="sans-serif" w:hAnsi="sans-serif" w:eastAsia="sans-serif" w:cs="sans-serif"/>
-        </w:rPr>
-        <w:t>🎨 资深策划的美术总结表</w:t>
-      </w:r>
-    </w:p>
-    <w:tbl>
-      <w:tblPr>
-        <w:tblStyle w:val="8"/>
-        <w:tblW w:w="0" w:type="auto"/>
-        <w:tblCellSpacing w:w="15" w:type="dxa"/>
-        <w:tblInd w:w="10" w:type="dxa"/>
-        <w:tblBorders>
-          <w:top w:val="none" w:color="auto" w:sz="0" w:space="0"/>
-          <w:left w:val="none" w:color="auto" w:sz="0" w:space="0"/>
-          <w:bottom w:val="none" w:color="auto" w:sz="0" w:space="0"/>
-          <w:right w:val="none" w:color="auto" w:sz="0" w:space="0"/>
-          <w:insideH w:val="none" w:color="auto" w:sz="0" w:space="0"/>
-          <w:insideV w:val="none" w:color="auto" w:sz="0" w:space="0"/>
-        </w:tblBorders>
-        <w:shd w:val="clear" w:color="auto" w:fill="auto"/>
-        <w:tblLayout w:type="autofit"/>
-        <w:tblCellMar>
-          <w:top w:w="15" w:type="dxa"/>
-          <w:left w:w="15" w:type="dxa"/>
-          <w:bottom w:w="15" w:type="dxa"/>
-          <w:right w:w="15" w:type="dxa"/>
-        </w:tblCellMar>
-      </w:tblPr>
-      <w:tblGrid>
-        <w:gridCol w:w="1821"/>
-        <w:gridCol w:w="1516"/>
-        <w:gridCol w:w="2524"/>
-        <w:gridCol w:w="2545"/>
-      </w:tblGrid>
-      <w:tr>
-        <w:tblPrEx>
-          <w:tblBorders>
-            <w:top w:val="none" w:color="auto" w:sz="0" w:space="0"/>
-            <w:left w:val="none" w:color="auto" w:sz="0" w:space="0"/>
-            <w:bottom w:val="none" w:color="auto" w:sz="0" w:space="0"/>
-            <w:right w:val="none" w:color="auto" w:sz="0" w:space="0"/>
-            <w:insideH w:val="none" w:color="auto" w:sz="0" w:space="0"/>
-            <w:insideV w:val="none" w:color="auto" w:sz="0" w:space="0"/>
-          </w:tblBorders>
-          <w:tblCellMar>
-            <w:top w:w="15" w:type="dxa"/>
-            <w:left w:w="15" w:type="dxa"/>
-            <w:bottom w:w="15" w:type="dxa"/>
-            <w:right w:w="15" w:type="dxa"/>
-          </w:tblCellMar>
-        </w:tblPrEx>
-        <w:trPr>
-          <w:tblHeader/>
-          <w:tblCellSpacing w:w="15" w:type="dxa"/>
-        </w:trPr>
-        <w:tc>
-          <w:tcPr>
-            <w:tcW w:w="0" w:type="auto"/>
-            <w:tcBorders>
-              <w:top w:val="single" w:color="auto" w:sz="4" w:space="0"/>
-              <w:left w:val="single" w:color="auto" w:sz="4" w:space="0"/>
-              <w:bottom w:val="single" w:color="auto" w:sz="4" w:space="0"/>
-              <w:right w:val="single" w:color="auto" w:sz="4" w:space="0"/>
-            </w:tcBorders>
-            <w:shd w:val="clear" w:color="auto" w:fill="auto"/>
-            <w:vAlign w:val="center"/>
-          </w:tcPr>
-          <w:p>
-            <w:pPr>
-              <w:keepNext w:val="0"/>
-              <w:keepLines w:val="0"/>
-              <w:widowControl/>
-              <w:suppressLineNumbers w:val="0"/>
-              <w:spacing w:before="0" w:beforeAutospacing="0" w:line="14" w:lineRule="atLeast"/>
-              <w:jc w:val="left"/>
-              <w:rPr>
-                <w:rFonts w:hint="default" w:ascii="sans-serif" w:hAnsi="sans-serif" w:eastAsia="sans-serif" w:cs="sans-serif"/>
-              </w:rPr>
-            </w:pPr>
-            <w:r>
-              <w:rPr>
-                <w:rStyle w:val="10"/>
-                <w:rFonts w:hint="default" w:ascii="sans-serif" w:hAnsi="sans-serif" w:eastAsia="sans-serif" w:cs="sans-serif"/>
-                <w:kern w:val="0"/>
-                <w:sz w:val="24"/>
-                <w:szCs w:val="24"/>
-                <w:lang w:val="en-US" w:eastAsia="zh-CN" w:bidi="ar"/>
-              </w:rPr>
-              <w:t>元素</w:t>
-            </w:r>
-          </w:p>
-        </w:tc>
-        <w:tc>
-          <w:tcPr>
-            <w:tcW w:w="0" w:type="auto"/>
-            <w:tcBorders>
-              <w:top w:val="single" w:color="auto" w:sz="4" w:space="0"/>
-              <w:left w:val="single" w:color="auto" w:sz="4" w:space="0"/>
-              <w:bottom w:val="single" w:color="auto" w:sz="4" w:space="0"/>
-              <w:right w:val="single" w:color="auto" w:sz="4" w:space="0"/>
-            </w:tcBorders>
-            <w:shd w:val="clear" w:color="auto" w:fill="auto"/>
-            <w:vAlign w:val="center"/>
-          </w:tcPr>
-          <w:p>
-            <w:pPr>
-              <w:keepNext w:val="0"/>
-              <w:keepLines w:val="0"/>
-              <w:widowControl/>
-              <w:suppressLineNumbers w:val="0"/>
-              <w:spacing w:before="0" w:beforeAutospacing="0" w:line="14" w:lineRule="atLeast"/>
-              <w:jc w:val="left"/>
-              <w:rPr>
-                <w:rFonts w:hint="default" w:ascii="sans-serif" w:hAnsi="sans-serif" w:eastAsia="sans-serif" w:cs="sans-serif"/>
-              </w:rPr>
-            </w:pPr>
-            <w:r>
-              <w:rPr>
-                <w:rStyle w:val="10"/>
-                <w:rFonts w:hint="default" w:ascii="sans-serif" w:hAnsi="sans-serif" w:eastAsia="sans-serif" w:cs="sans-serif"/>
-                <w:kern w:val="0"/>
-                <w:sz w:val="24"/>
-                <w:szCs w:val="24"/>
-                <w:lang w:val="en-US" w:eastAsia="zh-CN" w:bidi="ar"/>
-              </w:rPr>
-              <w:t>核心材质</w:t>
-            </w:r>
-          </w:p>
-        </w:tc>
-        <w:tc>
-          <w:tcPr>
-            <w:tcW w:w="0" w:type="auto"/>
-            <w:tcBorders>
-              <w:top w:val="single" w:color="auto" w:sz="4" w:space="0"/>
-              <w:left w:val="single" w:color="auto" w:sz="4" w:space="0"/>
-              <w:bottom w:val="single" w:color="auto" w:sz="4" w:space="0"/>
-              <w:right w:val="single" w:color="auto" w:sz="4" w:space="0"/>
-            </w:tcBorders>
-            <w:shd w:val="clear" w:color="auto" w:fill="auto"/>
-            <w:vAlign w:val="center"/>
-          </w:tcPr>
-          <w:p>
-            <w:pPr>
-              <w:keepNext w:val="0"/>
-              <w:keepLines w:val="0"/>
-              <w:widowControl/>
-              <w:suppressLineNumbers w:val="0"/>
-              <w:spacing w:before="0" w:beforeAutospacing="0" w:line="14" w:lineRule="atLeast"/>
-              <w:jc w:val="left"/>
-              <w:rPr>
-                <w:rFonts w:hint="default" w:ascii="sans-serif" w:hAnsi="sans-serif" w:eastAsia="sans-serif" w:cs="sans-serif"/>
-              </w:rPr>
-            </w:pPr>
-            <w:r>
-              <w:rPr>
-                <w:rStyle w:val="10"/>
-                <w:rFonts w:hint="default" w:ascii="sans-serif" w:hAnsi="sans-serif" w:eastAsia="sans-serif" w:cs="sans-serif"/>
-                <w:kern w:val="0"/>
-                <w:sz w:val="24"/>
-                <w:szCs w:val="24"/>
-                <w:lang w:val="en-US" w:eastAsia="zh-CN" w:bidi="ar"/>
-              </w:rPr>
-              <w:t>附加装饰 (Order 20)</w:t>
-            </w:r>
-          </w:p>
-        </w:tc>
-        <w:tc>
-          <w:tcPr>
-            <w:tcW w:w="0" w:type="auto"/>
-            <w:tcBorders>
-              <w:top w:val="single" w:color="auto" w:sz="4" w:space="0"/>
-              <w:left w:val="single" w:color="auto" w:sz="4" w:space="0"/>
-              <w:bottom w:val="single" w:color="auto" w:sz="4" w:space="0"/>
-              <w:right w:val="single" w:color="auto" w:sz="4" w:space="0"/>
-            </w:tcBorders>
-            <w:shd w:val="clear" w:color="auto" w:fill="auto"/>
-            <w:vAlign w:val="center"/>
-          </w:tcPr>
-          <w:p>
-            <w:pPr>
-              <w:keepNext w:val="0"/>
-              <w:keepLines w:val="0"/>
-              <w:widowControl/>
-              <w:suppressLineNumbers w:val="0"/>
-              <w:spacing w:before="0" w:beforeAutospacing="0" w:line="14" w:lineRule="atLeast"/>
-              <w:jc w:val="left"/>
-              <w:rPr>
-                <w:rFonts w:hint="default" w:ascii="sans-serif" w:hAnsi="sans-serif" w:eastAsia="sans-serif" w:cs="sans-serif"/>
-              </w:rPr>
-            </w:pPr>
-            <w:r>
-              <w:rPr>
-                <w:rStyle w:val="10"/>
-                <w:rFonts w:hint="default" w:ascii="sans-serif" w:hAnsi="sans-serif" w:eastAsia="sans-serif" w:cs="sans-serif"/>
-                <w:kern w:val="0"/>
-                <w:sz w:val="24"/>
-                <w:szCs w:val="24"/>
-                <w:lang w:val="en-US" w:eastAsia="zh-CN" w:bidi="ar"/>
-              </w:rPr>
-              <w:t>颜色/质感</w:t>
-            </w:r>
-          </w:p>
-        </w:tc>
-      </w:tr>
-      <w:tr>
-        <w:tblPrEx>
-          <w:tblBorders>
-            <w:top w:val="none" w:color="auto" w:sz="0" w:space="0"/>
-            <w:left w:val="none" w:color="auto" w:sz="0" w:space="0"/>
-            <w:bottom w:val="none" w:color="auto" w:sz="0" w:space="0"/>
-            <w:right w:val="none" w:color="auto" w:sz="0" w:space="0"/>
-            <w:insideH w:val="none" w:color="auto" w:sz="0" w:space="0"/>
-            <w:insideV w:val="none" w:color="auto" w:sz="0" w:space="0"/>
-          </w:tblBorders>
-          <w:shd w:val="clear" w:color="auto" w:fill="auto"/>
-          <w:tblCellMar>
-            <w:top w:w="15" w:type="dxa"/>
-            <w:left w:w="15" w:type="dxa"/>
-            <w:bottom w:w="15" w:type="dxa"/>
-            <w:right w:w="15" w:type="dxa"/>
-          </w:tblCellMar>
-        </w:tblPrEx>
-        <w:trPr>
-          <w:tblCellSpacing w:w="15" w:type="dxa"/>
-        </w:trPr>
-        <w:tc>
-          <w:tcPr>
-            <w:tcW w:w="0" w:type="auto"/>
-            <w:tcBorders>
-              <w:top w:val="single" w:color="auto" w:sz="4" w:space="0"/>
-              <w:left w:val="single" w:color="auto" w:sz="4" w:space="0"/>
-              <w:bottom w:val="single" w:color="auto" w:sz="4" w:space="0"/>
-              <w:right w:val="single" w:color="auto" w:sz="4" w:space="0"/>
-            </w:tcBorders>
-            <w:shd w:val="clear" w:color="auto" w:fill="auto"/>
-            <w:vAlign w:val="center"/>
-          </w:tcPr>
-          <w:p>
-            <w:pPr>
-              <w:keepNext w:val="0"/>
-              <w:keepLines w:val="0"/>
-              <w:widowControl/>
-              <w:suppressLineNumbers w:val="0"/>
-              <w:spacing w:before="0" w:beforeAutospacing="0" w:line="14" w:lineRule="atLeast"/>
-              <w:jc w:val="left"/>
-              <w:rPr>
-                <w:rFonts w:hint="default" w:ascii="sans-serif" w:hAnsi="sans-serif" w:eastAsia="sans-serif" w:cs="sans-serif"/>
-              </w:rPr>
-            </w:pPr>
-            <w:r>
-              <w:rPr>
-                <w:rFonts w:hint="default" w:ascii="sans-serif" w:hAnsi="sans-serif" w:eastAsia="sans-serif" w:cs="sans-serif"/>
-                <w:b/>
-                <w:bCs/>
-                <w:kern w:val="0"/>
-                <w:sz w:val="24"/>
-                <w:szCs w:val="24"/>
-                <w:lang w:val="en-US" w:eastAsia="zh-CN" w:bidi="ar"/>
-              </w:rPr>
-              <w:t>黑油 (Slime)</w:t>
-            </w:r>
-          </w:p>
-        </w:tc>
-        <w:tc>
-          <w:tcPr>
-            <w:tcW w:w="0" w:type="auto"/>
-            <w:tcBorders>
-              <w:top w:val="single" w:color="auto" w:sz="4" w:space="0"/>
-              <w:left w:val="single" w:color="auto" w:sz="4" w:space="0"/>
-              <w:bottom w:val="single" w:color="auto" w:sz="4" w:space="0"/>
-              <w:right w:val="single" w:color="auto" w:sz="4" w:space="0"/>
-            </w:tcBorders>
-            <w:shd w:val="clear" w:color="auto" w:fill="auto"/>
-            <w:vAlign w:val="center"/>
-          </w:tcPr>
-          <w:p>
-            <w:pPr>
-              <w:keepNext w:val="0"/>
-              <w:keepLines w:val="0"/>
-              <w:widowControl/>
-              <w:suppressLineNumbers w:val="0"/>
-              <w:spacing w:before="0" w:beforeAutospacing="0" w:line="14" w:lineRule="atLeast"/>
-              <w:jc w:val="left"/>
-              <w:rPr>
-                <w:rFonts w:hint="default" w:ascii="sans-serif" w:hAnsi="sans-serif" w:eastAsia="sans-serif" w:cs="sans-serif"/>
-              </w:rPr>
-            </w:pPr>
-            <w:r>
-              <w:rPr>
-                <w:rFonts w:hint="default" w:ascii="sans-serif" w:hAnsi="sans-serif" w:eastAsia="sans-serif" w:cs="sans-serif"/>
-                <w:kern w:val="0"/>
-                <w:sz w:val="24"/>
-                <w:szCs w:val="24"/>
-                <w:lang w:val="en-US" w:eastAsia="zh-CN" w:bidi="ar"/>
-              </w:rPr>
-              <w:t>液体 RT</w:t>
-            </w:r>
-          </w:p>
-        </w:tc>
-        <w:tc>
-          <w:tcPr>
-            <w:tcW w:w="0" w:type="auto"/>
-            <w:tcBorders>
-              <w:top w:val="single" w:color="auto" w:sz="4" w:space="0"/>
-              <w:left w:val="single" w:color="auto" w:sz="4" w:space="0"/>
-              <w:bottom w:val="single" w:color="auto" w:sz="4" w:space="0"/>
-              <w:right w:val="single" w:color="auto" w:sz="4" w:space="0"/>
-            </w:tcBorders>
-            <w:shd w:val="clear" w:color="auto" w:fill="auto"/>
-            <w:vAlign w:val="center"/>
-          </w:tcPr>
-          <w:p>
-            <w:pPr>
-              <w:keepNext w:val="0"/>
-              <w:keepLines w:val="0"/>
-              <w:widowControl/>
-              <w:suppressLineNumbers w:val="0"/>
-              <w:spacing w:before="0" w:beforeAutospacing="0" w:line="14" w:lineRule="atLeast"/>
-              <w:jc w:val="left"/>
-              <w:rPr>
-                <w:rFonts w:hint="default" w:ascii="sans-serif" w:hAnsi="sans-serif" w:eastAsia="sans-serif" w:cs="sans-serif"/>
-              </w:rPr>
-            </w:pPr>
-            <w:r>
-              <w:rPr>
-                <w:rFonts w:hint="default" w:ascii="sans-serif" w:hAnsi="sans-serif" w:eastAsia="sans-serif" w:cs="sans-serif"/>
-                <w:b/>
-                <w:bCs/>
-                <w:kern w:val="0"/>
-                <w:sz w:val="24"/>
-                <w:szCs w:val="24"/>
-                <w:lang w:val="en-US" w:eastAsia="zh-CN" w:bidi="ar"/>
-              </w:rPr>
-              <w:t>白色眼睛</w:t>
-            </w:r>
-            <w:r>
-              <w:rPr>
-                <w:rFonts w:hint="default" w:ascii="sans-serif" w:hAnsi="sans-serif" w:eastAsia="sans-serif" w:cs="sans-serif"/>
-                <w:kern w:val="0"/>
-                <w:sz w:val="24"/>
-                <w:szCs w:val="24"/>
-                <w:lang w:val="en-US" w:eastAsia="zh-CN" w:bidi="ar"/>
-              </w:rPr>
-              <w:t xml:space="preserve"> (眨眼)</w:t>
-            </w:r>
-          </w:p>
-        </w:tc>
-        <w:tc>
-          <w:tcPr>
-            <w:tcW w:w="0" w:type="auto"/>
-            <w:tcBorders>
-              <w:top w:val="single" w:color="auto" w:sz="4" w:space="0"/>
-              <w:left w:val="single" w:color="auto" w:sz="4" w:space="0"/>
-              <w:bottom w:val="single" w:color="auto" w:sz="4" w:space="0"/>
-              <w:right w:val="single" w:color="auto" w:sz="4" w:space="0"/>
-            </w:tcBorders>
-            <w:shd w:val="clear" w:color="auto" w:fill="auto"/>
-            <w:vAlign w:val="center"/>
-          </w:tcPr>
-          <w:p>
-            <w:pPr>
-              <w:keepNext w:val="0"/>
-              <w:keepLines w:val="0"/>
-              <w:widowControl/>
-              <w:suppressLineNumbers w:val="0"/>
-              <w:spacing w:before="0" w:beforeAutospacing="0" w:line="14" w:lineRule="atLeast"/>
-              <w:jc w:val="left"/>
-              <w:rPr>
-                <w:rFonts w:hint="default" w:ascii="sans-serif" w:hAnsi="sans-serif" w:eastAsia="sans-serif" w:cs="sans-serif"/>
-              </w:rPr>
-            </w:pPr>
-            <w:r>
-              <w:rPr>
-                <w:rFonts w:hint="default" w:ascii="sans-serif" w:hAnsi="sans-serif" w:eastAsia="sans-serif" w:cs="sans-serif"/>
-                <w:kern w:val="0"/>
-                <w:sz w:val="24"/>
-                <w:szCs w:val="24"/>
-                <w:lang w:val="en-US" w:eastAsia="zh-CN" w:bidi="ar"/>
-              </w:rPr>
-              <w:t>黑/紫 + 亮白眼睛</w:t>
-            </w:r>
-          </w:p>
-        </w:tc>
-      </w:tr>
-      <w:tr>
-        <w:tblPrEx>
-          <w:tblBorders>
-            <w:top w:val="none" w:color="auto" w:sz="0" w:space="0"/>
-            <w:left w:val="none" w:color="auto" w:sz="0" w:space="0"/>
-            <w:bottom w:val="none" w:color="auto" w:sz="0" w:space="0"/>
-            <w:right w:val="none" w:color="auto" w:sz="0" w:space="0"/>
-            <w:insideH w:val="none" w:color="auto" w:sz="0" w:space="0"/>
-            <w:insideV w:val="none" w:color="auto" w:sz="0" w:space="0"/>
-          </w:tblBorders>
-          <w:shd w:val="clear" w:color="auto" w:fill="auto"/>
-          <w:tblCellMar>
-            <w:top w:w="15" w:type="dxa"/>
-            <w:left w:w="15" w:type="dxa"/>
-            <w:bottom w:w="15" w:type="dxa"/>
-            <w:right w:w="15" w:type="dxa"/>
-          </w:tblCellMar>
-        </w:tblPrEx>
-        <w:trPr>
-          <w:tblCellSpacing w:w="15" w:type="dxa"/>
-        </w:trPr>
-        <w:tc>
-          <w:tcPr>
-            <w:tcW w:w="0" w:type="auto"/>
-            <w:tcBorders>
-              <w:top w:val="single" w:color="auto" w:sz="4" w:space="0"/>
-              <w:left w:val="single" w:color="auto" w:sz="4" w:space="0"/>
-              <w:bottom w:val="single" w:color="auto" w:sz="4" w:space="0"/>
-              <w:right w:val="single" w:color="auto" w:sz="4" w:space="0"/>
-            </w:tcBorders>
-            <w:shd w:val="clear" w:color="auto" w:fill="auto"/>
-            <w:vAlign w:val="center"/>
-          </w:tcPr>
-          <w:p>
-            <w:pPr>
-              <w:keepNext w:val="0"/>
-              <w:keepLines w:val="0"/>
-              <w:widowControl/>
-              <w:suppressLineNumbers w:val="0"/>
-              <w:spacing w:before="0" w:beforeAutospacing="0" w:line="14" w:lineRule="atLeast"/>
-              <w:jc w:val="left"/>
-              <w:rPr>
-                <w:rFonts w:hint="default" w:ascii="sans-serif" w:hAnsi="sans-serif" w:eastAsia="sans-serif" w:cs="sans-serif"/>
-              </w:rPr>
-            </w:pPr>
-            <w:r>
-              <w:rPr>
-                <w:rFonts w:hint="default" w:ascii="sans-serif" w:hAnsi="sans-serif" w:eastAsia="sans-serif" w:cs="sans-serif"/>
-                <w:b/>
-                <w:bCs/>
-                <w:kern w:val="0"/>
-                <w:sz w:val="24"/>
-                <w:szCs w:val="24"/>
-                <w:lang w:val="en-US" w:eastAsia="zh-CN" w:bidi="ar"/>
-              </w:rPr>
-              <w:t>硬壳 (Tank)</w:t>
-            </w:r>
-          </w:p>
-        </w:tc>
-        <w:tc>
-          <w:tcPr>
-            <w:tcW w:w="0" w:type="auto"/>
-            <w:tcBorders>
-              <w:top w:val="single" w:color="auto" w:sz="4" w:space="0"/>
-              <w:left w:val="single" w:color="auto" w:sz="4" w:space="0"/>
-              <w:bottom w:val="single" w:color="auto" w:sz="4" w:space="0"/>
-              <w:right w:val="single" w:color="auto" w:sz="4" w:space="0"/>
-            </w:tcBorders>
-            <w:shd w:val="clear" w:color="auto" w:fill="auto"/>
-            <w:vAlign w:val="center"/>
-          </w:tcPr>
-          <w:p>
-            <w:pPr>
-              <w:keepNext w:val="0"/>
-              <w:keepLines w:val="0"/>
-              <w:widowControl/>
-              <w:suppressLineNumbers w:val="0"/>
-              <w:spacing w:before="0" w:beforeAutospacing="0" w:line="14" w:lineRule="atLeast"/>
-              <w:jc w:val="left"/>
-              <w:rPr>
-                <w:rFonts w:hint="default" w:ascii="sans-serif" w:hAnsi="sans-serif" w:eastAsia="sans-serif" w:cs="sans-serif"/>
-              </w:rPr>
-            </w:pPr>
-            <w:r>
-              <w:rPr>
-                <w:rFonts w:hint="default" w:ascii="sans-serif" w:hAnsi="sans-serif" w:eastAsia="sans-serif" w:cs="sans-serif"/>
-                <w:kern w:val="0"/>
-                <w:sz w:val="24"/>
-                <w:szCs w:val="24"/>
-                <w:lang w:val="en-US" w:eastAsia="zh-CN" w:bidi="ar"/>
-              </w:rPr>
-              <w:t>液体 RT</w:t>
-            </w:r>
-          </w:p>
-        </w:tc>
-        <w:tc>
-          <w:tcPr>
-            <w:tcW w:w="0" w:type="auto"/>
-            <w:tcBorders>
-              <w:top w:val="single" w:color="auto" w:sz="4" w:space="0"/>
-              <w:left w:val="single" w:color="auto" w:sz="4" w:space="0"/>
-              <w:bottom w:val="single" w:color="auto" w:sz="4" w:space="0"/>
-              <w:right w:val="single" w:color="auto" w:sz="4" w:space="0"/>
-            </w:tcBorders>
-            <w:shd w:val="clear" w:color="auto" w:fill="auto"/>
-            <w:vAlign w:val="center"/>
-          </w:tcPr>
-          <w:p>
-            <w:pPr>
-              <w:keepNext w:val="0"/>
-              <w:keepLines w:val="0"/>
-              <w:widowControl/>
-              <w:suppressLineNumbers w:val="0"/>
-              <w:spacing w:before="0" w:beforeAutospacing="0" w:line="14" w:lineRule="atLeast"/>
-              <w:jc w:val="left"/>
-              <w:rPr>
-                <w:rFonts w:hint="default" w:ascii="sans-serif" w:hAnsi="sans-serif" w:eastAsia="sans-serif" w:cs="sans-serif"/>
-              </w:rPr>
-            </w:pPr>
-            <w:r>
-              <w:rPr>
-                <w:rFonts w:hint="default" w:ascii="sans-serif" w:hAnsi="sans-serif" w:eastAsia="sans-serif" w:cs="sans-serif"/>
-                <w:b/>
-                <w:bCs/>
-                <w:kern w:val="0"/>
-                <w:sz w:val="24"/>
-                <w:szCs w:val="24"/>
-                <w:lang w:val="en-US" w:eastAsia="zh-CN" w:bidi="ar"/>
-              </w:rPr>
-              <w:t>生锈铁板/石块</w:t>
-            </w:r>
-          </w:p>
-        </w:tc>
-        <w:tc>
-          <w:tcPr>
-            <w:tcW w:w="0" w:type="auto"/>
-            <w:tcBorders>
-              <w:top w:val="single" w:color="auto" w:sz="4" w:space="0"/>
-              <w:left w:val="single" w:color="auto" w:sz="4" w:space="0"/>
-              <w:bottom w:val="single" w:color="auto" w:sz="4" w:space="0"/>
-              <w:right w:val="single" w:color="auto" w:sz="4" w:space="0"/>
-            </w:tcBorders>
-            <w:shd w:val="clear" w:color="auto" w:fill="auto"/>
-            <w:vAlign w:val="center"/>
-          </w:tcPr>
-          <w:p>
-            <w:pPr>
-              <w:keepNext w:val="0"/>
-              <w:keepLines w:val="0"/>
-              <w:widowControl/>
-              <w:suppressLineNumbers w:val="0"/>
-              <w:spacing w:before="0" w:beforeAutospacing="0" w:line="14" w:lineRule="atLeast"/>
-              <w:jc w:val="left"/>
-              <w:rPr>
-                <w:rFonts w:hint="default" w:ascii="sans-serif" w:hAnsi="sans-serif" w:eastAsia="sans-serif" w:cs="sans-serif"/>
-              </w:rPr>
-            </w:pPr>
-            <w:r>
-              <w:rPr>
-                <w:rFonts w:hint="default" w:ascii="sans-serif" w:hAnsi="sans-serif" w:eastAsia="sans-serif" w:cs="sans-serif"/>
-                <w:kern w:val="0"/>
-                <w:sz w:val="24"/>
-                <w:szCs w:val="24"/>
-                <w:lang w:val="en-US" w:eastAsia="zh-CN" w:bidi="ar"/>
-              </w:rPr>
-              <w:t>厚重、边缘硬朗</w:t>
-            </w:r>
-          </w:p>
-        </w:tc>
-      </w:tr>
-      <w:tr>
-        <w:tblPrEx>
-          <w:tblBorders>
-            <w:top w:val="none" w:color="auto" w:sz="0" w:space="0"/>
-            <w:left w:val="none" w:color="auto" w:sz="0" w:space="0"/>
-            <w:bottom w:val="none" w:color="auto" w:sz="0" w:space="0"/>
-            <w:right w:val="none" w:color="auto" w:sz="0" w:space="0"/>
-            <w:insideH w:val="none" w:color="auto" w:sz="0" w:space="0"/>
-            <w:insideV w:val="none" w:color="auto" w:sz="0" w:space="0"/>
-          </w:tblBorders>
-          <w:shd w:val="clear" w:color="auto" w:fill="auto"/>
-          <w:tblCellMar>
-            <w:top w:w="15" w:type="dxa"/>
-            <w:left w:w="15" w:type="dxa"/>
-            <w:bottom w:w="15" w:type="dxa"/>
-            <w:right w:w="15" w:type="dxa"/>
-          </w:tblCellMar>
-        </w:tblPrEx>
-        <w:trPr>
-          <w:tblCellSpacing w:w="15" w:type="dxa"/>
-        </w:trPr>
-        <w:tc>
-          <w:tcPr>
-            <w:tcW w:w="0" w:type="auto"/>
-            <w:tcBorders>
-              <w:top w:val="single" w:color="auto" w:sz="4" w:space="0"/>
-              <w:left w:val="single" w:color="auto" w:sz="4" w:space="0"/>
-              <w:bottom w:val="single" w:color="auto" w:sz="4" w:space="0"/>
-              <w:right w:val="single" w:color="auto" w:sz="4" w:space="0"/>
-            </w:tcBorders>
-            <w:shd w:val="clear" w:color="auto" w:fill="auto"/>
-            <w:vAlign w:val="center"/>
-          </w:tcPr>
-          <w:p>
-            <w:pPr>
-              <w:keepNext w:val="0"/>
-              <w:keepLines w:val="0"/>
-              <w:widowControl/>
-              <w:suppressLineNumbers w:val="0"/>
-              <w:spacing w:before="0" w:beforeAutospacing="0" w:line="14" w:lineRule="atLeast"/>
-              <w:jc w:val="left"/>
-              <w:rPr>
-                <w:rFonts w:hint="default" w:ascii="sans-serif" w:hAnsi="sans-serif" w:eastAsia="sans-serif" w:cs="sans-serif"/>
-              </w:rPr>
-            </w:pPr>
-            <w:r>
-              <w:rPr>
-                <w:rFonts w:hint="default" w:ascii="sans-serif" w:hAnsi="sans-serif" w:eastAsia="sans-serif" w:cs="sans-serif"/>
-                <w:b/>
-                <w:bCs/>
-                <w:kern w:val="0"/>
-                <w:sz w:val="24"/>
-                <w:szCs w:val="24"/>
-                <w:lang w:val="en-US" w:eastAsia="zh-CN" w:bidi="ar"/>
-              </w:rPr>
-              <w:t>攻速 (Rusher)</w:t>
-            </w:r>
-          </w:p>
-        </w:tc>
-        <w:tc>
-          <w:tcPr>
-            <w:tcW w:w="0" w:type="auto"/>
-            <w:tcBorders>
-              <w:top w:val="single" w:color="auto" w:sz="4" w:space="0"/>
-              <w:left w:val="single" w:color="auto" w:sz="4" w:space="0"/>
-              <w:bottom w:val="single" w:color="auto" w:sz="4" w:space="0"/>
-              <w:right w:val="single" w:color="auto" w:sz="4" w:space="0"/>
-            </w:tcBorders>
-            <w:shd w:val="clear" w:color="auto" w:fill="auto"/>
-            <w:vAlign w:val="center"/>
-          </w:tcPr>
-          <w:p>
-            <w:pPr>
-              <w:keepNext w:val="0"/>
-              <w:keepLines w:val="0"/>
-              <w:widowControl/>
-              <w:suppressLineNumbers w:val="0"/>
-              <w:spacing w:before="0" w:beforeAutospacing="0" w:line="14" w:lineRule="atLeast"/>
-              <w:jc w:val="left"/>
-              <w:rPr>
-                <w:rFonts w:hint="default" w:ascii="sans-serif" w:hAnsi="sans-serif" w:eastAsia="sans-serif" w:cs="sans-serif"/>
-              </w:rPr>
-            </w:pPr>
-            <w:r>
-              <w:rPr>
-                <w:rFonts w:hint="default" w:ascii="sans-serif" w:hAnsi="sans-serif" w:eastAsia="sans-serif" w:cs="sans-serif"/>
-                <w:kern w:val="0"/>
-                <w:sz w:val="24"/>
-                <w:szCs w:val="24"/>
-                <w:lang w:val="en-US" w:eastAsia="zh-CN" w:bidi="ar"/>
-              </w:rPr>
-              <w:t>液体 RT</w:t>
-            </w:r>
-          </w:p>
-        </w:tc>
-        <w:tc>
-          <w:tcPr>
-            <w:tcW w:w="0" w:type="auto"/>
-            <w:tcBorders>
-              <w:top w:val="single" w:color="auto" w:sz="4" w:space="0"/>
-              <w:left w:val="single" w:color="auto" w:sz="4" w:space="0"/>
-              <w:bottom w:val="single" w:color="auto" w:sz="4" w:space="0"/>
-              <w:right w:val="single" w:color="auto" w:sz="4" w:space="0"/>
-            </w:tcBorders>
-            <w:shd w:val="clear" w:color="auto" w:fill="auto"/>
-            <w:vAlign w:val="center"/>
-          </w:tcPr>
-          <w:p>
-            <w:pPr>
-              <w:keepNext w:val="0"/>
-              <w:keepLines w:val="0"/>
-              <w:widowControl/>
-              <w:suppressLineNumbers w:val="0"/>
-              <w:spacing w:before="0" w:beforeAutospacing="0" w:line="14" w:lineRule="atLeast"/>
-              <w:jc w:val="left"/>
-              <w:rPr>
-                <w:rFonts w:hint="default" w:ascii="sans-serif" w:hAnsi="sans-serif" w:eastAsia="sans-serif" w:cs="sans-serif"/>
-              </w:rPr>
-            </w:pPr>
-            <w:r>
-              <w:rPr>
-                <w:rFonts w:hint="default" w:ascii="sans-serif" w:hAnsi="sans-serif" w:eastAsia="sans-serif" w:cs="sans-serif"/>
-                <w:b/>
-                <w:bCs/>
-                <w:kern w:val="0"/>
-                <w:sz w:val="24"/>
-                <w:szCs w:val="24"/>
-                <w:lang w:val="en-US" w:eastAsia="zh-CN" w:bidi="ar"/>
-              </w:rPr>
-              <w:t>尖刺核心</w:t>
-            </w:r>
-          </w:p>
-        </w:tc>
-        <w:tc>
-          <w:tcPr>
-            <w:tcW w:w="0" w:type="auto"/>
-            <w:tcBorders>
-              <w:top w:val="single" w:color="auto" w:sz="4" w:space="0"/>
-              <w:left w:val="single" w:color="auto" w:sz="4" w:space="0"/>
-              <w:bottom w:val="single" w:color="auto" w:sz="4" w:space="0"/>
-              <w:right w:val="single" w:color="auto" w:sz="4" w:space="0"/>
-            </w:tcBorders>
-            <w:shd w:val="clear" w:color="auto" w:fill="auto"/>
-            <w:vAlign w:val="center"/>
-          </w:tcPr>
-          <w:p>
-            <w:pPr>
-              <w:keepNext w:val="0"/>
-              <w:keepLines w:val="0"/>
-              <w:widowControl/>
-              <w:suppressLineNumbers w:val="0"/>
-              <w:spacing w:before="0" w:beforeAutospacing="0" w:line="14" w:lineRule="atLeast"/>
-              <w:jc w:val="left"/>
-              <w:rPr>
-                <w:rFonts w:hint="default" w:ascii="sans-serif" w:hAnsi="sans-serif" w:eastAsia="sans-serif" w:cs="sans-serif"/>
-              </w:rPr>
-            </w:pPr>
-            <w:r>
-              <w:rPr>
-                <w:rFonts w:hint="default" w:ascii="sans-serif" w:hAnsi="sans-serif" w:eastAsia="sans-serif" w:cs="sans-serif"/>
-                <w:kern w:val="0"/>
-                <w:sz w:val="24"/>
-                <w:szCs w:val="24"/>
-                <w:lang w:val="en-US" w:eastAsia="zh-CN" w:bidi="ar"/>
-              </w:rPr>
-              <w:t>尖锐、抖动、沸腾</w:t>
-            </w:r>
-          </w:p>
-        </w:tc>
-      </w:tr>
-      <w:tr>
-        <w:tblPrEx>
-          <w:tblBorders>
-            <w:top w:val="none" w:color="auto" w:sz="0" w:space="0"/>
-            <w:left w:val="none" w:color="auto" w:sz="0" w:space="0"/>
-            <w:bottom w:val="none" w:color="auto" w:sz="0" w:space="0"/>
-            <w:right w:val="none" w:color="auto" w:sz="0" w:space="0"/>
-            <w:insideH w:val="none" w:color="auto" w:sz="0" w:space="0"/>
-            <w:insideV w:val="none" w:color="auto" w:sz="0" w:space="0"/>
-          </w:tblBorders>
-          <w:shd w:val="clear" w:color="auto" w:fill="auto"/>
-          <w:tblCellMar>
-            <w:top w:w="15" w:type="dxa"/>
-            <w:left w:w="15" w:type="dxa"/>
-            <w:bottom w:w="15" w:type="dxa"/>
-            <w:right w:w="15" w:type="dxa"/>
-          </w:tblCellMar>
-        </w:tblPrEx>
-        <w:trPr>
-          <w:tblCellSpacing w:w="15" w:type="dxa"/>
-        </w:trPr>
-        <w:tc>
-          <w:tcPr>
-            <w:tcW w:w="0" w:type="auto"/>
-            <w:tcBorders>
-              <w:top w:val="single" w:color="auto" w:sz="4" w:space="0"/>
-              <w:left w:val="single" w:color="auto" w:sz="4" w:space="0"/>
-              <w:bottom w:val="single" w:color="auto" w:sz="4" w:space="0"/>
-              <w:right w:val="single" w:color="auto" w:sz="4" w:space="0"/>
-            </w:tcBorders>
-            <w:shd w:val="clear" w:color="auto" w:fill="auto"/>
-            <w:vAlign w:val="center"/>
-          </w:tcPr>
-          <w:p>
-            <w:pPr>
-              <w:keepNext w:val="0"/>
-              <w:keepLines w:val="0"/>
-              <w:widowControl/>
-              <w:suppressLineNumbers w:val="0"/>
-              <w:spacing w:before="0" w:beforeAutospacing="0" w:line="14" w:lineRule="atLeast"/>
-              <w:jc w:val="left"/>
-              <w:rPr>
-                <w:rFonts w:hint="default" w:ascii="sans-serif" w:hAnsi="sans-serif" w:eastAsia="sans-serif" w:cs="sans-serif"/>
-              </w:rPr>
-            </w:pPr>
-            <w:r>
-              <w:rPr>
-                <w:rFonts w:hint="default" w:ascii="sans-serif" w:hAnsi="sans-serif" w:eastAsia="sans-serif" w:cs="sans-serif"/>
-                <w:b/>
-                <w:bCs/>
-                <w:kern w:val="0"/>
-                <w:sz w:val="24"/>
-                <w:szCs w:val="24"/>
-                <w:lang w:val="en-US" w:eastAsia="zh-CN" w:bidi="ar"/>
-              </w:rPr>
-              <w:t>BOSS</w:t>
-            </w:r>
-          </w:p>
-        </w:tc>
-        <w:tc>
-          <w:tcPr>
-            <w:tcW w:w="0" w:type="auto"/>
-            <w:tcBorders>
-              <w:top w:val="single" w:color="auto" w:sz="4" w:space="0"/>
-              <w:left w:val="single" w:color="auto" w:sz="4" w:space="0"/>
-              <w:bottom w:val="single" w:color="auto" w:sz="4" w:space="0"/>
-              <w:right w:val="single" w:color="auto" w:sz="4" w:space="0"/>
-            </w:tcBorders>
-            <w:shd w:val="clear" w:color="auto" w:fill="auto"/>
-            <w:vAlign w:val="center"/>
-          </w:tcPr>
-          <w:p>
-            <w:pPr>
-              <w:keepNext w:val="0"/>
-              <w:keepLines w:val="0"/>
-              <w:widowControl/>
-              <w:suppressLineNumbers w:val="0"/>
-              <w:spacing w:before="0" w:beforeAutospacing="0" w:line="14" w:lineRule="atLeast"/>
-              <w:jc w:val="left"/>
-              <w:rPr>
-                <w:rFonts w:hint="default" w:ascii="sans-serif" w:hAnsi="sans-serif" w:eastAsia="sans-serif" w:cs="sans-serif"/>
-              </w:rPr>
-            </w:pPr>
-            <w:r>
-              <w:rPr>
-                <w:rFonts w:hint="default" w:ascii="sans-serif" w:hAnsi="sans-serif" w:eastAsia="sans-serif" w:cs="sans-serif"/>
-                <w:kern w:val="0"/>
-                <w:sz w:val="24"/>
-                <w:szCs w:val="24"/>
-                <w:lang w:val="en-US" w:eastAsia="zh-CN" w:bidi="ar"/>
-              </w:rPr>
-              <w:t>液体 RT</w:t>
-            </w:r>
-          </w:p>
-        </w:tc>
-        <w:tc>
-          <w:tcPr>
-            <w:tcW w:w="0" w:type="auto"/>
-            <w:tcBorders>
-              <w:top w:val="single" w:color="auto" w:sz="4" w:space="0"/>
-              <w:left w:val="single" w:color="auto" w:sz="4" w:space="0"/>
-              <w:bottom w:val="single" w:color="auto" w:sz="4" w:space="0"/>
-              <w:right w:val="single" w:color="auto" w:sz="4" w:space="0"/>
-            </w:tcBorders>
-            <w:shd w:val="clear" w:color="auto" w:fill="auto"/>
-            <w:vAlign w:val="center"/>
-          </w:tcPr>
-          <w:p>
-            <w:pPr>
-              <w:keepNext w:val="0"/>
-              <w:keepLines w:val="0"/>
-              <w:widowControl/>
-              <w:suppressLineNumbers w:val="0"/>
-              <w:spacing w:before="0" w:beforeAutospacing="0" w:line="14" w:lineRule="atLeast"/>
-              <w:jc w:val="left"/>
-              <w:rPr>
-                <w:rFonts w:hint="default" w:ascii="sans-serif" w:hAnsi="sans-serif" w:eastAsia="sans-serif" w:cs="sans-serif"/>
-              </w:rPr>
-            </w:pPr>
-            <w:r>
-              <w:rPr>
-                <w:rFonts w:hint="default" w:ascii="sans-serif" w:hAnsi="sans-serif" w:eastAsia="sans-serif" w:cs="sans-serif"/>
-                <w:b/>
-                <w:bCs/>
-                <w:kern w:val="0"/>
-                <w:sz w:val="24"/>
-                <w:szCs w:val="24"/>
-                <w:lang w:val="en-US" w:eastAsia="zh-CN" w:bidi="ar"/>
-              </w:rPr>
-              <w:t>岩石外壳 + 红色岩浆</w:t>
-            </w:r>
-          </w:p>
-        </w:tc>
-        <w:tc>
-          <w:tcPr>
-            <w:tcW w:w="0" w:type="auto"/>
-            <w:tcBorders>
-              <w:top w:val="single" w:color="auto" w:sz="4" w:space="0"/>
-              <w:left w:val="single" w:color="auto" w:sz="4" w:space="0"/>
-              <w:bottom w:val="single" w:color="auto" w:sz="4" w:space="0"/>
-              <w:right w:val="single" w:color="auto" w:sz="4" w:space="0"/>
-            </w:tcBorders>
-            <w:shd w:val="clear" w:color="auto" w:fill="auto"/>
-            <w:vAlign w:val="center"/>
-          </w:tcPr>
-          <w:p>
-            <w:pPr>
-              <w:keepNext w:val="0"/>
-              <w:keepLines w:val="0"/>
-              <w:widowControl/>
-              <w:suppressLineNumbers w:val="0"/>
-              <w:spacing w:before="0" w:beforeAutospacing="0" w:line="14" w:lineRule="atLeast"/>
-              <w:jc w:val="left"/>
-              <w:rPr>
-                <w:rFonts w:hint="default" w:ascii="sans-serif" w:hAnsi="sans-serif" w:eastAsia="sans-serif" w:cs="sans-serif"/>
-              </w:rPr>
-            </w:pPr>
-            <w:r>
-              <w:rPr>
-                <w:rFonts w:hint="default" w:ascii="sans-serif" w:hAnsi="sans-serif" w:eastAsia="sans-serif" w:cs="sans-serif"/>
-                <w:kern w:val="0"/>
-                <w:sz w:val="24"/>
-                <w:szCs w:val="24"/>
-                <w:lang w:val="en-US" w:eastAsia="zh-CN" w:bidi="ar"/>
-              </w:rPr>
-              <w:t>巨大、压迫、呼吸感</w:t>
-            </w:r>
-          </w:p>
-        </w:tc>
-      </w:tr>
-      <w:tr>
-        <w:tblPrEx>
-          <w:tblBorders>
-            <w:top w:val="none" w:color="auto" w:sz="0" w:space="0"/>
-            <w:left w:val="none" w:color="auto" w:sz="0" w:space="0"/>
-            <w:bottom w:val="none" w:color="auto" w:sz="0" w:space="0"/>
-            <w:right w:val="none" w:color="auto" w:sz="0" w:space="0"/>
-            <w:insideH w:val="none" w:color="auto" w:sz="0" w:space="0"/>
-            <w:insideV w:val="none" w:color="auto" w:sz="0" w:space="0"/>
-          </w:tblBorders>
-          <w:shd w:val="clear" w:color="auto" w:fill="auto"/>
-          <w:tblCellMar>
-            <w:top w:w="15" w:type="dxa"/>
-            <w:left w:w="15" w:type="dxa"/>
-            <w:bottom w:w="15" w:type="dxa"/>
-            <w:right w:w="15" w:type="dxa"/>
-          </w:tblCellMar>
-        </w:tblPrEx>
-        <w:trPr>
-          <w:tblCellSpacing w:w="15" w:type="dxa"/>
-        </w:trPr>
-        <w:tc>
-          <w:tcPr>
-            <w:tcW w:w="0" w:type="auto"/>
-            <w:tcBorders>
-              <w:top w:val="single" w:color="auto" w:sz="4" w:space="0"/>
-              <w:left w:val="single" w:color="auto" w:sz="4" w:space="0"/>
-              <w:bottom w:val="single" w:color="auto" w:sz="4" w:space="0"/>
-              <w:right w:val="single" w:color="auto" w:sz="4" w:space="0"/>
-            </w:tcBorders>
-            <w:shd w:val="clear" w:color="auto" w:fill="auto"/>
-            <w:vAlign w:val="center"/>
-          </w:tcPr>
-          <w:p>
-            <w:pPr>
-              <w:keepNext w:val="0"/>
-              <w:keepLines w:val="0"/>
-              <w:widowControl/>
-              <w:suppressLineNumbers w:val="0"/>
-              <w:spacing w:before="0" w:beforeAutospacing="0" w:line="14" w:lineRule="atLeast"/>
-              <w:jc w:val="left"/>
-              <w:rPr>
-                <w:rFonts w:hint="default" w:ascii="sans-serif" w:hAnsi="sans-serif" w:eastAsia="sans-serif" w:cs="sans-serif"/>
-              </w:rPr>
-            </w:pPr>
-            <w:r>
-              <w:rPr>
-                <w:rFonts w:hint="default" w:ascii="sans-serif" w:hAnsi="sans-serif" w:eastAsia="sans-serif" w:cs="sans-serif"/>
-                <w:b/>
-                <w:bCs/>
-                <w:kern w:val="0"/>
-                <w:sz w:val="24"/>
-                <w:szCs w:val="24"/>
-                <w:lang w:val="en-US" w:eastAsia="zh-CN" w:bidi="ar"/>
-              </w:rPr>
-              <w:t>光棱塔</w:t>
-            </w:r>
-          </w:p>
-        </w:tc>
-        <w:tc>
-          <w:tcPr>
-            <w:tcW w:w="0" w:type="auto"/>
-            <w:tcBorders>
-              <w:top w:val="single" w:color="auto" w:sz="4" w:space="0"/>
-              <w:left w:val="single" w:color="auto" w:sz="4" w:space="0"/>
-              <w:bottom w:val="single" w:color="auto" w:sz="4" w:space="0"/>
-              <w:right w:val="single" w:color="auto" w:sz="4" w:space="0"/>
-            </w:tcBorders>
-            <w:shd w:val="clear" w:color="auto" w:fill="auto"/>
-            <w:vAlign w:val="center"/>
-          </w:tcPr>
-          <w:p>
-            <w:pPr>
-              <w:keepNext w:val="0"/>
-              <w:keepLines w:val="0"/>
-              <w:widowControl/>
-              <w:suppressLineNumbers w:val="0"/>
-              <w:spacing w:before="0" w:beforeAutospacing="0" w:line="14" w:lineRule="atLeast"/>
-              <w:jc w:val="left"/>
-              <w:rPr>
-                <w:rFonts w:hint="default" w:ascii="sans-serif" w:hAnsi="sans-serif" w:eastAsia="sans-serif" w:cs="sans-serif"/>
-              </w:rPr>
-            </w:pPr>
-            <w:r>
-              <w:rPr>
-                <w:rFonts w:hint="default" w:ascii="sans-serif" w:hAnsi="sans-serif" w:eastAsia="sans-serif" w:cs="sans-serif"/>
-                <w:kern w:val="0"/>
-                <w:sz w:val="24"/>
-                <w:szCs w:val="24"/>
-                <w:lang w:val="en-US" w:eastAsia="zh-CN" w:bidi="ar"/>
-              </w:rPr>
-              <w:t>正常 Sprite</w:t>
-            </w:r>
-          </w:p>
-        </w:tc>
-        <w:tc>
-          <w:tcPr>
-            <w:tcW w:w="0" w:type="auto"/>
-            <w:tcBorders>
-              <w:top w:val="single" w:color="auto" w:sz="4" w:space="0"/>
-              <w:left w:val="single" w:color="auto" w:sz="4" w:space="0"/>
-              <w:bottom w:val="single" w:color="auto" w:sz="4" w:space="0"/>
-              <w:right w:val="single" w:color="auto" w:sz="4" w:space="0"/>
-            </w:tcBorders>
-            <w:shd w:val="clear" w:color="auto" w:fill="auto"/>
-            <w:vAlign w:val="center"/>
-          </w:tcPr>
-          <w:p>
-            <w:pPr>
-              <w:keepNext w:val="0"/>
-              <w:keepLines w:val="0"/>
-              <w:widowControl/>
-              <w:suppressLineNumbers w:val="0"/>
-              <w:spacing w:before="0" w:beforeAutospacing="0" w:line="14" w:lineRule="atLeast"/>
-              <w:jc w:val="left"/>
-              <w:rPr>
-                <w:rFonts w:hint="default" w:ascii="sans-serif" w:hAnsi="sans-serif" w:eastAsia="sans-serif" w:cs="sans-serif"/>
-              </w:rPr>
-            </w:pPr>
-            <w:r>
-              <w:rPr>
-                <w:rFonts w:hint="default" w:ascii="sans-serif" w:hAnsi="sans-serif" w:eastAsia="sans-serif" w:cs="sans-serif"/>
-                <w:kern w:val="0"/>
-                <w:sz w:val="24"/>
-                <w:szCs w:val="24"/>
-                <w:lang w:val="en-US" w:eastAsia="zh-CN" w:bidi="ar"/>
-              </w:rPr>
-              <w:t>悬浮晶体</w:t>
-            </w:r>
-          </w:p>
-        </w:tc>
-        <w:tc>
-          <w:tcPr>
-            <w:tcW w:w="0" w:type="auto"/>
-            <w:tcBorders>
-              <w:top w:val="single" w:color="auto" w:sz="4" w:space="0"/>
-              <w:left w:val="single" w:color="auto" w:sz="4" w:space="0"/>
-              <w:bottom w:val="single" w:color="auto" w:sz="4" w:space="0"/>
-              <w:right w:val="single" w:color="auto" w:sz="4" w:space="0"/>
-            </w:tcBorders>
-            <w:shd w:val="clear" w:color="auto" w:fill="auto"/>
-            <w:vAlign w:val="center"/>
-          </w:tcPr>
-          <w:p>
-            <w:pPr>
-              <w:keepNext w:val="0"/>
-              <w:keepLines w:val="0"/>
-              <w:widowControl/>
-              <w:suppressLineNumbers w:val="0"/>
-              <w:spacing w:before="0" w:beforeAutospacing="0" w:line="14" w:lineRule="atLeast"/>
-              <w:jc w:val="left"/>
-              <w:rPr>
-                <w:rFonts w:hint="default" w:ascii="sans-serif" w:hAnsi="sans-serif" w:eastAsia="sans-serif" w:cs="sans-serif"/>
-              </w:rPr>
-            </w:pPr>
-            <w:r>
-              <w:rPr>
-                <w:rFonts w:hint="default" w:ascii="sans-serif" w:hAnsi="sans-serif" w:eastAsia="sans-serif" w:cs="sans-serif"/>
-                <w:b/>
-                <w:bCs/>
-                <w:kern w:val="0"/>
-                <w:sz w:val="24"/>
-                <w:szCs w:val="24"/>
-                <w:lang w:val="en-US" w:eastAsia="zh-CN" w:bidi="ar"/>
-              </w:rPr>
-              <w:t>青色/白色荧光</w:t>
-            </w:r>
-            <w:r>
-              <w:rPr>
-                <w:rFonts w:hint="default" w:ascii="sans-serif" w:hAnsi="sans-serif" w:eastAsia="sans-serif" w:cs="sans-serif"/>
-                <w:kern w:val="0"/>
-                <w:sz w:val="24"/>
-                <w:szCs w:val="24"/>
-                <w:lang w:val="en-US" w:eastAsia="zh-CN" w:bidi="ar"/>
-              </w:rPr>
-              <w:t>、几何体</w:t>
-            </w:r>
-          </w:p>
-        </w:tc>
-      </w:tr>
-      <w:tr>
-        <w:tblPrEx>
-          <w:tblBorders>
-            <w:top w:val="none" w:color="auto" w:sz="0" w:space="0"/>
-            <w:left w:val="none" w:color="auto" w:sz="0" w:space="0"/>
-            <w:bottom w:val="none" w:color="auto" w:sz="0" w:space="0"/>
-            <w:right w:val="none" w:color="auto" w:sz="0" w:space="0"/>
-            <w:insideH w:val="none" w:color="auto" w:sz="0" w:space="0"/>
-            <w:insideV w:val="none" w:color="auto" w:sz="0" w:space="0"/>
-          </w:tblBorders>
-          <w:shd w:val="clear" w:color="auto" w:fill="auto"/>
-          <w:tblCellMar>
-            <w:top w:w="15" w:type="dxa"/>
-            <w:left w:w="15" w:type="dxa"/>
-            <w:bottom w:w="15" w:type="dxa"/>
-            <w:right w:w="15" w:type="dxa"/>
-          </w:tblCellMar>
-        </w:tblPrEx>
-        <w:trPr>
-          <w:tblCellSpacing w:w="15" w:type="dxa"/>
-        </w:trPr>
-        <w:tc>
-          <w:tcPr>
-            <w:tcW w:w="0" w:type="auto"/>
-            <w:tcBorders>
-              <w:top w:val="single" w:color="auto" w:sz="4" w:space="0"/>
-              <w:left w:val="single" w:color="auto" w:sz="4" w:space="0"/>
-              <w:bottom w:val="single" w:color="auto" w:sz="4" w:space="0"/>
-              <w:right w:val="single" w:color="auto" w:sz="4" w:space="0"/>
-            </w:tcBorders>
-            <w:shd w:val="clear" w:color="auto" w:fill="auto"/>
-            <w:vAlign w:val="center"/>
-          </w:tcPr>
-          <w:p>
-            <w:pPr>
-              <w:keepNext w:val="0"/>
-              <w:keepLines w:val="0"/>
-              <w:widowControl/>
-              <w:suppressLineNumbers w:val="0"/>
-              <w:spacing w:before="0" w:beforeAutospacing="0" w:line="14" w:lineRule="atLeast"/>
-              <w:jc w:val="left"/>
-              <w:rPr>
-                <w:rFonts w:hint="default" w:ascii="sans-serif" w:hAnsi="sans-serif" w:eastAsia="sans-serif" w:cs="sans-serif"/>
-              </w:rPr>
-            </w:pPr>
-            <w:r>
-              <w:rPr>
-                <w:rFonts w:hint="default" w:ascii="sans-serif" w:hAnsi="sans-serif" w:eastAsia="sans-serif" w:cs="sans-serif"/>
-                <w:b/>
-                <w:bCs/>
-                <w:kern w:val="0"/>
-                <w:sz w:val="24"/>
-                <w:szCs w:val="24"/>
-                <w:lang w:val="en-US" w:eastAsia="zh-CN" w:bidi="ar"/>
-              </w:rPr>
-              <w:t>防护罩</w:t>
-            </w:r>
-          </w:p>
-        </w:tc>
-        <w:tc>
-          <w:tcPr>
-            <w:tcW w:w="0" w:type="auto"/>
-            <w:tcBorders>
-              <w:top w:val="single" w:color="auto" w:sz="4" w:space="0"/>
-              <w:left w:val="single" w:color="auto" w:sz="4" w:space="0"/>
-              <w:bottom w:val="single" w:color="auto" w:sz="4" w:space="0"/>
-              <w:right w:val="single" w:color="auto" w:sz="4" w:space="0"/>
-            </w:tcBorders>
-            <w:shd w:val="clear" w:color="auto" w:fill="auto"/>
-            <w:vAlign w:val="center"/>
-          </w:tcPr>
-          <w:p>
-            <w:pPr>
-              <w:keepNext w:val="0"/>
-              <w:keepLines w:val="0"/>
-              <w:widowControl/>
-              <w:suppressLineNumbers w:val="0"/>
-              <w:spacing w:before="0" w:beforeAutospacing="0" w:line="14" w:lineRule="atLeast"/>
-              <w:jc w:val="left"/>
-              <w:rPr>
-                <w:rFonts w:hint="default" w:ascii="sans-serif" w:hAnsi="sans-serif" w:eastAsia="sans-serif" w:cs="sans-serif"/>
-              </w:rPr>
-            </w:pPr>
-            <w:r>
-              <w:rPr>
-                <w:rFonts w:hint="default" w:ascii="sans-serif" w:hAnsi="sans-serif" w:eastAsia="sans-serif" w:cs="sans-serif"/>
-                <w:kern w:val="0"/>
-                <w:sz w:val="24"/>
-                <w:szCs w:val="24"/>
-                <w:lang w:val="en-US" w:eastAsia="zh-CN" w:bidi="ar"/>
-              </w:rPr>
-              <w:t>Shader</w:t>
-            </w:r>
-          </w:p>
-        </w:tc>
-        <w:tc>
-          <w:tcPr>
-            <w:tcW w:w="0" w:type="auto"/>
-            <w:tcBorders>
-              <w:top w:val="single" w:color="auto" w:sz="4" w:space="0"/>
-              <w:left w:val="single" w:color="auto" w:sz="4" w:space="0"/>
-              <w:bottom w:val="single" w:color="auto" w:sz="4" w:space="0"/>
-              <w:right w:val="single" w:color="auto" w:sz="4" w:space="0"/>
-            </w:tcBorders>
-            <w:shd w:val="clear" w:color="auto" w:fill="auto"/>
-            <w:vAlign w:val="center"/>
-          </w:tcPr>
-          <w:p>
-            <w:pPr>
-              <w:keepNext w:val="0"/>
-              <w:keepLines w:val="0"/>
-              <w:widowControl/>
-              <w:suppressLineNumbers w:val="0"/>
-              <w:spacing w:before="0" w:beforeAutospacing="0" w:line="14" w:lineRule="atLeast"/>
-              <w:jc w:val="left"/>
-              <w:rPr>
-                <w:rFonts w:hint="default" w:ascii="sans-serif" w:hAnsi="sans-serif" w:eastAsia="sans-serif" w:cs="sans-serif"/>
-              </w:rPr>
-            </w:pPr>
-            <w:r>
-              <w:rPr>
-                <w:rFonts w:hint="default" w:ascii="sans-serif" w:hAnsi="sans-serif" w:eastAsia="sans-serif" w:cs="sans-serif"/>
-                <w:kern w:val="0"/>
-                <w:sz w:val="24"/>
-                <w:szCs w:val="24"/>
-                <w:lang w:val="en-US" w:eastAsia="zh-CN" w:bidi="ar"/>
-              </w:rPr>
-              <w:t>六边形网格</w:t>
-            </w:r>
-          </w:p>
-        </w:tc>
-        <w:tc>
-          <w:tcPr>
-            <w:tcW w:w="0" w:type="auto"/>
-            <w:tcBorders>
-              <w:top w:val="single" w:color="auto" w:sz="4" w:space="0"/>
-              <w:left w:val="single" w:color="auto" w:sz="4" w:space="0"/>
-              <w:bottom w:val="single" w:color="auto" w:sz="4" w:space="0"/>
-              <w:right w:val="single" w:color="auto" w:sz="4" w:space="0"/>
-            </w:tcBorders>
-            <w:shd w:val="clear" w:color="auto" w:fill="auto"/>
-            <w:vAlign w:val="center"/>
-          </w:tcPr>
-          <w:p>
-            <w:pPr>
-              <w:keepNext w:val="0"/>
-              <w:keepLines w:val="0"/>
-              <w:widowControl/>
-              <w:suppressLineNumbers w:val="0"/>
-              <w:spacing w:before="0" w:beforeAutospacing="0" w:line="14" w:lineRule="atLeast"/>
-              <w:jc w:val="left"/>
-              <w:rPr>
-                <w:rFonts w:hint="default" w:ascii="sans-serif" w:hAnsi="sans-serif" w:eastAsia="sans-serif" w:cs="sans-serif"/>
-              </w:rPr>
-            </w:pPr>
-            <w:r>
-              <w:rPr>
-                <w:rFonts w:hint="default" w:ascii="sans-serif" w:hAnsi="sans-serif" w:eastAsia="sans-serif" w:cs="sans-serif"/>
-                <w:kern w:val="0"/>
-                <w:sz w:val="24"/>
-                <w:szCs w:val="24"/>
-                <w:lang w:val="en-US" w:eastAsia="zh-CN" w:bidi="ar"/>
-              </w:rPr>
-              <w:t>半透明青色、菲涅尔光</w:t>
-            </w:r>
-          </w:p>
-        </w:tc>
-      </w:tr>
-      <w:tr>
-        <w:tblPrEx>
-          <w:tblBorders>
-            <w:top w:val="none" w:color="auto" w:sz="0" w:space="0"/>
-            <w:left w:val="none" w:color="auto" w:sz="0" w:space="0"/>
-            <w:bottom w:val="none" w:color="auto" w:sz="0" w:space="0"/>
-            <w:right w:val="none" w:color="auto" w:sz="0" w:space="0"/>
-            <w:insideH w:val="none" w:color="auto" w:sz="0" w:space="0"/>
-            <w:insideV w:val="none" w:color="auto" w:sz="0" w:space="0"/>
-          </w:tblBorders>
-          <w:tblCellMar>
-            <w:top w:w="15" w:type="dxa"/>
-            <w:left w:w="15" w:type="dxa"/>
-            <w:bottom w:w="15" w:type="dxa"/>
-            <w:right w:w="15" w:type="dxa"/>
-          </w:tblCellMar>
-        </w:tblPrEx>
-        <w:trPr>
-          <w:tblCellSpacing w:w="15" w:type="dxa"/>
-        </w:trPr>
-        <w:tc>
-          <w:tcPr>
-            <w:tcW w:w="0" w:type="auto"/>
-            <w:tcBorders>
-              <w:top w:val="single" w:color="auto" w:sz="4" w:space="0"/>
-              <w:left w:val="single" w:color="auto" w:sz="4" w:space="0"/>
-              <w:bottom w:val="single" w:color="auto" w:sz="4" w:space="0"/>
-              <w:right w:val="single" w:color="auto" w:sz="4" w:space="0"/>
-            </w:tcBorders>
-            <w:shd w:val="clear" w:color="auto" w:fill="auto"/>
-            <w:vAlign w:val="center"/>
-          </w:tcPr>
-          <w:p>
-            <w:pPr>
-              <w:keepNext w:val="0"/>
-              <w:keepLines w:val="0"/>
-              <w:widowControl/>
-              <w:suppressLineNumbers w:val="0"/>
-              <w:spacing w:before="0" w:beforeAutospacing="0" w:line="14" w:lineRule="atLeast"/>
-              <w:jc w:val="left"/>
-              <w:rPr>
-                <w:rFonts w:hint="default" w:ascii="sans-serif" w:hAnsi="sans-serif" w:eastAsia="sans-serif" w:cs="sans-serif"/>
-              </w:rPr>
-            </w:pPr>
-            <w:r>
-              <w:rPr>
-                <w:rFonts w:hint="default" w:ascii="sans-serif" w:hAnsi="sans-serif" w:eastAsia="sans-serif" w:cs="sans-serif"/>
-                <w:b/>
-                <w:bCs/>
-                <w:kern w:val="0"/>
-                <w:sz w:val="24"/>
-                <w:szCs w:val="24"/>
-                <w:lang w:val="en-US" w:eastAsia="zh-CN" w:bidi="ar"/>
-              </w:rPr>
-              <w:t>背景</w:t>
-            </w:r>
-          </w:p>
-        </w:tc>
-        <w:tc>
-          <w:tcPr>
-            <w:tcW w:w="0" w:type="auto"/>
-            <w:tcBorders>
-              <w:top w:val="single" w:color="auto" w:sz="4" w:space="0"/>
-              <w:left w:val="single" w:color="auto" w:sz="4" w:space="0"/>
-              <w:bottom w:val="single" w:color="auto" w:sz="4" w:space="0"/>
-              <w:right w:val="single" w:color="auto" w:sz="4" w:space="0"/>
-            </w:tcBorders>
-            <w:shd w:val="clear" w:color="auto" w:fill="auto"/>
-            <w:vAlign w:val="center"/>
-          </w:tcPr>
-          <w:p>
-            <w:pPr>
-              <w:keepNext w:val="0"/>
-              <w:keepLines w:val="0"/>
-              <w:widowControl/>
-              <w:suppressLineNumbers w:val="0"/>
-              <w:spacing w:before="0" w:beforeAutospacing="0" w:line="14" w:lineRule="atLeast"/>
-              <w:jc w:val="left"/>
-              <w:rPr>
-                <w:rFonts w:hint="default" w:ascii="sans-serif" w:hAnsi="sans-serif" w:eastAsia="sans-serif" w:cs="sans-serif"/>
-              </w:rPr>
-            </w:pPr>
-            <w:r>
-              <w:rPr>
-                <w:rFonts w:hint="default" w:ascii="sans-serif" w:hAnsi="sans-serif" w:eastAsia="sans-serif" w:cs="sans-serif"/>
-                <w:kern w:val="0"/>
-                <w:sz w:val="24"/>
-                <w:szCs w:val="24"/>
-                <w:lang w:val="en-US" w:eastAsia="zh-CN" w:bidi="ar"/>
-              </w:rPr>
-              <w:t>正常 Sprite</w:t>
-            </w:r>
-          </w:p>
-        </w:tc>
-        <w:tc>
-          <w:tcPr>
-            <w:tcW w:w="0" w:type="auto"/>
-            <w:tcBorders>
-              <w:top w:val="single" w:color="auto" w:sz="4" w:space="0"/>
-              <w:left w:val="single" w:color="auto" w:sz="4" w:space="0"/>
-              <w:bottom w:val="single" w:color="auto" w:sz="4" w:space="0"/>
-              <w:right w:val="single" w:color="auto" w:sz="4" w:space="0"/>
-            </w:tcBorders>
-            <w:shd w:val="clear" w:color="auto" w:fill="auto"/>
-            <w:vAlign w:val="center"/>
-          </w:tcPr>
-          <w:p>
-            <w:pPr>
-              <w:keepNext w:val="0"/>
-              <w:keepLines w:val="0"/>
-              <w:widowControl/>
-              <w:suppressLineNumbers w:val="0"/>
-              <w:spacing w:before="0" w:beforeAutospacing="0" w:line="14" w:lineRule="atLeast"/>
-              <w:jc w:val="left"/>
-              <w:rPr>
-                <w:rFonts w:hint="default" w:ascii="sans-serif" w:hAnsi="sans-serif" w:eastAsia="sans-serif" w:cs="sans-serif"/>
-              </w:rPr>
-            </w:pPr>
-            <w:r>
-              <w:rPr>
-                <w:rFonts w:hint="default" w:ascii="sans-serif" w:hAnsi="sans-serif" w:eastAsia="sans-serif" w:cs="sans-serif"/>
-                <w:kern w:val="0"/>
-                <w:sz w:val="24"/>
-                <w:szCs w:val="24"/>
-                <w:lang w:val="en-US" w:eastAsia="zh-CN" w:bidi="ar"/>
-              </w:rPr>
-              <w:t>动态网格</w:t>
-            </w:r>
-          </w:p>
-        </w:tc>
-        <w:tc>
-          <w:tcPr>
-            <w:tcW w:w="0" w:type="auto"/>
-            <w:tcBorders>
-              <w:top w:val="single" w:color="auto" w:sz="4" w:space="0"/>
-              <w:left w:val="single" w:color="auto" w:sz="4" w:space="0"/>
-              <w:bottom w:val="single" w:color="auto" w:sz="4" w:space="0"/>
-              <w:right w:val="single" w:color="auto" w:sz="4" w:space="0"/>
-            </w:tcBorders>
-            <w:shd w:val="clear" w:color="auto" w:fill="auto"/>
-            <w:vAlign w:val="center"/>
-          </w:tcPr>
-          <w:p>
-            <w:pPr>
-              <w:keepNext w:val="0"/>
-              <w:keepLines w:val="0"/>
-              <w:widowControl/>
-              <w:suppressLineNumbers w:val="0"/>
-              <w:spacing w:before="0" w:beforeAutospacing="0" w:line="14" w:lineRule="atLeast"/>
-              <w:jc w:val="left"/>
-              <w:rPr>
-                <w:rFonts w:hint="default" w:ascii="sans-serif" w:hAnsi="sans-serif" w:eastAsia="sans-serif" w:cs="sans-serif"/>
-              </w:rPr>
-            </w:pPr>
-            <w:r>
-              <w:rPr>
-                <w:rFonts w:hint="default" w:ascii="sans-serif" w:hAnsi="sans-serif" w:eastAsia="sans-serif" w:cs="sans-serif"/>
-                <w:kern w:val="0"/>
-                <w:sz w:val="24"/>
-                <w:szCs w:val="24"/>
-                <w:lang w:val="en-US" w:eastAsia="zh-CN" w:bidi="ar"/>
-              </w:rPr>
-              <w:t>深空黑、暗淡网格</w:t>
-            </w:r>
-          </w:p>
-        </w:tc>
-      </w:tr>
-    </w:tbl>
-    <w:p>
-      <w:pPr>
-        <w:pStyle w:val="7"/>
-        <w:keepNext w:val="0"/>
-        <w:keepLines w:val="0"/>
-        <w:widowControl/>
-        <w:suppressLineNumbers w:val="0"/>
-        <w:pBdr>
-          <w:top w:val="none" w:color="auto" w:sz="0" w:space="0"/>
-          <w:bottom w:val="none" w:color="auto" w:sz="0" w:space="0"/>
-        </w:pBdr>
-        <w:spacing w:before="0" w:beforeAutospacing="0" w:line="14" w:lineRule="atLeast"/>
-        <w:rPr>
-          <w:rFonts w:hint="default" w:ascii="sans-serif" w:hAnsi="sans-serif" w:eastAsia="sans-serif" w:cs="sans-serif"/>
-        </w:rPr>
-      </w:pPr>
-      <w:r>
-        <w:rPr>
-          <w:rFonts w:hint="default" w:ascii="sans-serif" w:hAnsi="sans-serif" w:eastAsia="sans-serif" w:cs="sans-serif"/>
-        </w:rPr>
-        <w:t>建议：</w:t>
-      </w:r>
-    </w:p>
-    <w:p>
-      <w:pPr>
-        <w:pStyle w:val="7"/>
-        <w:keepNext w:val="0"/>
-        <w:keepLines w:val="0"/>
-        <w:widowControl/>
-        <w:suppressLineNumbers w:val="0"/>
-        <w:pBdr>
-          <w:top w:val="none" w:color="auto" w:sz="0" w:space="0"/>
-          <w:bottom w:val="none" w:color="auto" w:sz="0" w:space="0"/>
-        </w:pBdr>
-        <w:spacing w:before="0" w:beforeAutospacing="0" w:line="14" w:lineRule="atLeast"/>
-        <w:rPr>
-          <w:rFonts w:hint="default" w:ascii="sans-serif" w:hAnsi="sans-serif" w:eastAsia="sans-serif" w:cs="sans-serif"/>
-        </w:rPr>
-      </w:pPr>
-      <w:r>
-        <w:rPr>
-          <w:rFonts w:hint="default" w:ascii="sans-serif" w:hAnsi="sans-serif" w:eastAsia="sans-serif" w:cs="sans-serif"/>
-        </w:rPr>
-        <w:t>既然你已经在用 Unity，光棱塔、防护罩、背景 这些都可以直接找现成的 2D Sprite 资源包（搜 Sci-Fi Turret, Force Field）。</w:t>
-      </w:r>
-    </w:p>
-    <w:p>
-      <w:pPr>
-        <w:pStyle w:val="7"/>
-        <w:keepNext w:val="0"/>
-        <w:keepLines w:val="0"/>
-        <w:widowControl/>
-        <w:suppressLineNumbers w:val="0"/>
-        <w:pBdr>
-          <w:top w:val="none" w:color="auto" w:sz="0" w:space="0"/>
-          <w:bottom w:val="none" w:color="auto" w:sz="0" w:space="0"/>
-        </w:pBdr>
-        <w:spacing w:before="0" w:beforeAutospacing="0" w:line="14" w:lineRule="atLeast"/>
-        <w:rPr>
-          <w:rFonts w:hint="default" w:ascii="sans-serif" w:hAnsi="sans-serif" w:eastAsia="sans-serif" w:cs="sans-serif"/>
-        </w:rPr>
-      </w:pPr>
-      <w:r>
-        <w:rPr>
-          <w:rFonts w:hint="default" w:ascii="sans-serif" w:hAnsi="sans-serif" w:eastAsia="sans-serif" w:cs="sans-serif"/>
-        </w:rPr>
-        <w:t>唯独 黑油怪物的装饰（眼睛、铁板） 需要你自己简单画一下或者拼一下，因为要配合你的液体效果。</w:t>
-      </w:r>
-    </w:p>
-    <w:p>
-      <w:pPr>
-        <w:pStyle w:val="7"/>
-        <w:keepNext w:val="0"/>
-        <w:keepLines w:val="0"/>
-        <w:widowControl/>
-        <w:suppressLineNumbers w:val="0"/>
-        <w:spacing w:before="0" w:beforeAutospacing="0" w:line="14" w:lineRule="atLeast"/>
-        <w:rPr>
-          <w:rFonts w:hint="default" w:ascii="sans-serif" w:hAnsi="sans-serif" w:eastAsia="sans-serif" w:cs="sans-serif"/>
-        </w:rPr>
-      </w:pPr>
-      <w:r>
-        <w:rPr>
-          <w:rFonts w:hint="default" w:ascii="sans-serif" w:hAnsi="sans-serif" w:eastAsia="sans-serif" w:cs="sans-serif"/>
-        </w:rPr>
-        <w:t>这个美术画面感清晰了吗？一黑（怪）一亮（塔），对比度拉满，绝对好看！</w:t>
-      </w:r>
-    </w:p>
-    <w:p>
-      <w:pPr>
-        <w:pStyle w:val="7"/>
-        <w:keepNext w:val="0"/>
-        <w:keepLines w:val="0"/>
-        <w:widowControl/>
-        <w:suppressLineNumbers w:val="0"/>
-      </w:pPr>
-      <w:r>
-        <w:t>作为资深策划，我的回答是：</w:t>
-      </w:r>
-      <w:r>
-        <w:rPr>
-          <w:b/>
-          <w:bCs/>
-        </w:rPr>
-        <w:t>为了保持风格的统一性和游戏的“灵魂”，普通怪物（小怪）最好都有眼睛，但表情必须不同。而 BOSS 建议采用不同的处理方式。</w:t>
-      </w:r>
-    </w:p>
-    <w:p>
-      <w:pPr>
-        <w:pStyle w:val="7"/>
-        <w:keepNext w:val="0"/>
-        <w:keepLines w:val="0"/>
-        <w:widowControl/>
-        <w:suppressLineNumbers w:val="0"/>
-      </w:pPr>
-      <w:r>
-        <w:t>如果只有最基础的粘液怪有眼睛，而其他的没有，其他的怪看起来就像是“死物”或“石头”，会造成</w:t>
-      </w:r>
-      <w:r>
-        <w:rPr>
-          <w:b/>
-          <w:bCs/>
-        </w:rPr>
-        <w:t>割裂感</w:t>
-      </w:r>
-      <w:r>
-        <w:t>（不像是一个物种族群）。</w:t>
-      </w:r>
-    </w:p>
-    <w:p>
-      <w:pPr>
-        <w:pStyle w:val="7"/>
-        <w:keepNext w:val="0"/>
-        <w:keepLines w:val="0"/>
-        <w:widowControl/>
-        <w:suppressLineNumbers w:val="0"/>
-      </w:pPr>
-      <w:r>
-        <w:t>以下是针对不同怪物**“眼睛/面部表情”**的差异化设计建议，这会让你的游戏画面极其生动：</w:t>
-      </w:r>
-    </w:p>
-    <w:p>
-      <w:pPr>
-        <w:keepNext w:val="0"/>
-        <w:keepLines w:val="0"/>
-        <w:widowControl/>
-        <w:suppressLineNumbers w:val="0"/>
-      </w:pPr>
-      <w:r>
-        <w:pict>
-          <v:rect id="_x0000_i1027" o:spt="1" style="height:1.5pt;width:432pt;" fillcolor="#A0A0A0" filled="t" stroked="f" coordsize="21600,21600" o:hr="t" o:hrstd="t" o:hralign="center">
-            <v:path/>
-            <v:fill on="t" focussize="0,0"/>
-            <v:stroke on="f"/>
-            <v:imagedata o:title=""/>
-            <o:lock v:ext="edit"/>
-            <w10:wrap type="none"/>
-            <w10:anchorlock/>
-          </v:rect>
-        </w:pict>
-      </w:r>
-    </w:p>
-    <w:p>
-      <w:pPr>
-        <w:pStyle w:val="3"/>
-        <w:keepNext w:val="0"/>
-        <w:keepLines w:val="0"/>
-        <w:widowControl/>
-        <w:suppressLineNumbers w:val="0"/>
-      </w:pPr>
-      <w:r>
-        <w:t>1. 粘液怪 (Slime) —— 标准脸</w:t>
-      </w:r>
-    </w:p>
-    <w:p>
-      <w:pPr>
-        <w:pStyle w:val="7"/>
-        <w:keepNext w:val="0"/>
-        <w:keepLines w:val="0"/>
-        <w:widowControl/>
-        <w:suppressLineNumbers w:val="0"/>
-        <w:ind w:left="720"/>
-      </w:pPr>
-      <w:r>
-        <w:rPr>
-          <w:b/>
-          <w:bCs/>
-        </w:rPr>
-        <w:t>眼睛状态：</w:t>
-      </w:r>
-      <w:r>
-        <w:t xml:space="preserve"> </w:t>
-      </w:r>
-      <w:r>
-        <w:rPr>
-          <w:b/>
-          <w:bCs/>
-        </w:rPr>
-        <w:t>圆圆的、呆呆的、睁得大大的</w:t>
-      </w:r>
-      <w:r>
-        <w:t>。</w:t>
-      </w:r>
-    </w:p>
-    <w:p>
-      <w:pPr>
-        <w:pStyle w:val="7"/>
-        <w:keepNext w:val="0"/>
-        <w:keepLines w:val="0"/>
-        <w:widowControl/>
-        <w:suppressLineNumbers w:val="0"/>
-        <w:ind w:left="720"/>
-      </w:pPr>
-      <w:r>
-        <w:rPr>
-          <w:b/>
-          <w:bCs/>
-        </w:rPr>
-        <w:t>眨眼频率：</w:t>
-      </w:r>
-      <w:r>
-        <w:t xml:space="preserve"> 正常。</w:t>
-      </w:r>
-    </w:p>
-    <w:p>
-      <w:pPr>
-        <w:pStyle w:val="7"/>
-        <w:keepNext w:val="0"/>
-        <w:keepLines w:val="0"/>
-        <w:widowControl/>
-        <w:suppressLineNumbers w:val="0"/>
-        <w:ind w:left="720"/>
-      </w:pPr>
-      <w:r>
-        <w:rPr>
-          <w:b/>
-          <w:bCs/>
-        </w:rPr>
-        <w:t>给人的感觉：</w:t>
-      </w:r>
-      <w:r>
-        <w:t xml:space="preserve"> 呆萌、炮灰、数量多。</w:t>
-      </w:r>
-    </w:p>
-    <w:p>
-      <w:pPr>
-        <w:pStyle w:val="7"/>
-        <w:keepNext w:val="0"/>
-        <w:keepLines w:val="0"/>
-        <w:widowControl/>
-        <w:suppressLineNumbers w:val="0"/>
-        <w:ind w:left="720"/>
-      </w:pPr>
-      <w:r>
-        <w:rPr>
-          <w:b/>
-          <w:bCs/>
-        </w:rPr>
-        <w:t>制作：</w:t>
-      </w:r>
-      <w:r>
-        <w:t xml:space="preserve"> 就是你现在的方案，普通的白眼球+黑眼珠。</w:t>
-      </w:r>
-    </w:p>
-    <w:p>
-      <w:pPr>
-        <w:pStyle w:val="3"/>
-        <w:keepNext w:val="0"/>
-        <w:keepLines w:val="0"/>
-        <w:widowControl/>
-        <w:suppressLineNumbers w:val="0"/>
-      </w:pPr>
-      <w:r>
-        <w:t>2. 硬壳怪 (Tank) —— 憨憨脸 / 独眼</w:t>
-      </w:r>
-    </w:p>
-    <w:p>
-      <w:pPr>
-        <w:pStyle w:val="7"/>
-        <w:keepNext w:val="0"/>
-        <w:keepLines w:val="0"/>
-        <w:widowControl/>
-        <w:suppressLineNumbers w:val="0"/>
-        <w:ind w:left="720"/>
-      </w:pPr>
-      <w:r>
-        <w:rPr>
-          <w:b/>
-          <w:bCs/>
-        </w:rPr>
-        <w:t>建议方案：</w:t>
-      </w:r>
-      <w:r>
-        <w:t xml:space="preserve"> </w:t>
-      </w:r>
-      <w:r>
-        <w:rPr>
-          <w:b/>
-          <w:bCs/>
-        </w:rPr>
-        <w:t>一定要加眼睛</w:t>
-      </w:r>
-      <w:r>
-        <w:t>，但要体现出“重”和“硬”。</w:t>
-      </w:r>
-    </w:p>
-    <w:p>
-      <w:pPr>
-        <w:pStyle w:val="7"/>
-        <w:keepNext w:val="0"/>
-        <w:keepLines w:val="0"/>
-        <w:widowControl/>
-        <w:suppressLineNumbers w:val="0"/>
-        <w:ind w:left="720"/>
-      </w:pPr>
-      <w:r>
-        <w:rPr>
-          <w:b/>
-          <w:bCs/>
-        </w:rPr>
-        <w:t>眼睛状态：</w:t>
-      </w:r>
-    </w:p>
-    <w:p>
-      <w:pPr>
-        <w:pStyle w:val="7"/>
-        <w:keepNext w:val="0"/>
-        <w:keepLines w:val="0"/>
-        <w:widowControl/>
-        <w:suppressLineNumbers w:val="0"/>
-        <w:ind w:left="1440"/>
-      </w:pPr>
-      <w:r>
-        <w:rPr>
-          <w:b/>
-          <w:bCs/>
-        </w:rPr>
-        <w:t>方案 A（憨厚）：</w:t>
-      </w:r>
-      <w:r>
-        <w:t xml:space="preserve"> 眼睛是 </w:t>
-      </w:r>
-      <w:r>
-        <w:rPr>
-          <w:b/>
-          <w:bCs/>
-        </w:rPr>
-        <w:t>半眯着的（Half-lidded）</w:t>
-      </w:r>
-      <w:r>
-        <w:t>，眼皮耷拉下来，看起来很困、很慢、很迟钝。</w:t>
-      </w:r>
-    </w:p>
-    <w:p>
-      <w:pPr>
-        <w:pStyle w:val="7"/>
-        <w:keepNext w:val="0"/>
-        <w:keepLines w:val="0"/>
-        <w:widowControl/>
-        <w:suppressLineNumbers w:val="0"/>
-        <w:ind w:left="1440"/>
-      </w:pPr>
-      <w:r>
-        <w:rPr>
-          <w:b/>
-          <w:bCs/>
-        </w:rPr>
-        <w:t>方案 B（独眼）：</w:t>
-      </w:r>
-      <w:r>
-        <w:t xml:space="preserve"> 只有一个</w:t>
-      </w:r>
-      <w:r>
-        <w:rPr>
-          <w:b/>
-          <w:bCs/>
-        </w:rPr>
-        <w:t>巨大的独眼</w:t>
-      </w:r>
-      <w:r>
-        <w:t>，或者是被装甲挡住了一半，只露出一双小眼睛在缝隙里偷看。</w:t>
-      </w:r>
-    </w:p>
-    <w:p>
-      <w:pPr>
-        <w:pStyle w:val="7"/>
-        <w:keepNext w:val="0"/>
-        <w:keepLines w:val="0"/>
-        <w:widowControl/>
-        <w:suppressLineNumbers w:val="0"/>
-        <w:ind w:left="720"/>
-      </w:pPr>
-      <w:r>
-        <w:rPr>
-          <w:b/>
-          <w:bCs/>
-        </w:rPr>
-        <w:t>给人的感觉：</w:t>
-      </w:r>
-      <w:r>
-        <w:t xml:space="preserve"> 皮糙肉厚、反应迟钝、不好惹。</w:t>
-      </w:r>
-    </w:p>
-    <w:p>
-      <w:pPr>
-        <w:pStyle w:val="7"/>
-        <w:keepNext w:val="0"/>
-        <w:keepLines w:val="0"/>
-        <w:widowControl/>
-        <w:suppressLineNumbers w:val="0"/>
-        <w:ind w:left="720"/>
-      </w:pPr>
-      <w:r>
-        <w:rPr>
-          <w:b/>
-          <w:bCs/>
-        </w:rPr>
-        <w:t>位置：</w:t>
-      </w:r>
-      <w:r>
-        <w:t xml:space="preserve"> 放在那几块“生锈铁板”的缝隙中间。</w:t>
-      </w:r>
-    </w:p>
-    <w:p>
-      <w:pPr>
-        <w:pStyle w:val="3"/>
-        <w:keepNext w:val="0"/>
-        <w:keepLines w:val="0"/>
-        <w:widowControl/>
-        <w:suppressLineNumbers w:val="0"/>
-      </w:pPr>
-      <w:r>
-        <w:t>3. 攻速虫 (Rusher) —— 疯狂脸</w:t>
-      </w:r>
-    </w:p>
-    <w:p>
-      <w:pPr>
-        <w:pStyle w:val="7"/>
-        <w:keepNext w:val="0"/>
-        <w:keepLines w:val="0"/>
-        <w:widowControl/>
-        <w:suppressLineNumbers w:val="0"/>
-        <w:ind w:left="720"/>
-      </w:pPr>
-      <w:r>
-        <w:rPr>
-          <w:b/>
-          <w:bCs/>
-        </w:rPr>
-        <w:t>建议方案：</w:t>
-      </w:r>
-      <w:r>
-        <w:t xml:space="preserve"> </w:t>
-      </w:r>
-      <w:r>
-        <w:rPr>
-          <w:b/>
-          <w:bCs/>
-        </w:rPr>
-        <w:t>一定要加眼睛</w:t>
-      </w:r>
-      <w:r>
-        <w:t>，要体现“疯狗”的感觉。</w:t>
-      </w:r>
-    </w:p>
-    <w:p>
-      <w:pPr>
-        <w:pStyle w:val="7"/>
-        <w:keepNext w:val="0"/>
-        <w:keepLines w:val="0"/>
-        <w:widowControl/>
-        <w:suppressLineNumbers w:val="0"/>
-        <w:ind w:left="720"/>
-      </w:pPr>
-      <w:r>
-        <w:rPr>
-          <w:b/>
-          <w:bCs/>
-        </w:rPr>
-        <w:t>眼睛状态：</w:t>
-      </w:r>
-    </w:p>
-    <w:p>
-      <w:pPr>
-        <w:pStyle w:val="7"/>
-        <w:keepNext w:val="0"/>
-        <w:keepLines w:val="0"/>
-        <w:widowControl/>
-        <w:suppressLineNumbers w:val="0"/>
-        <w:ind w:left="1440"/>
-      </w:pPr>
-      <w:r>
-        <w:rPr>
-          <w:b/>
-          <w:bCs/>
-        </w:rPr>
-        <w:t>大小眼：</w:t>
-      </w:r>
-      <w:r>
-        <w:t xml:space="preserve"> 一只眼大，一只眼小，或者两只眼睛位置不对称（像毕加索的画）。</w:t>
-      </w:r>
-    </w:p>
-    <w:p>
-      <w:pPr>
-        <w:pStyle w:val="7"/>
-        <w:keepNext w:val="0"/>
-        <w:keepLines w:val="0"/>
-        <w:widowControl/>
-        <w:suppressLineNumbers w:val="0"/>
-        <w:ind w:left="1440"/>
-      </w:pPr>
-      <w:r>
-        <w:rPr>
-          <w:b/>
-          <w:bCs/>
-        </w:rPr>
-        <w:t>瞳孔：</w:t>
-      </w:r>
-      <w:r>
-        <w:t xml:space="preserve"> 瞳孔缩成这一个小点（惊恐/疯狂状），或者干脆是 </w:t>
-      </w:r>
-      <w:r>
-        <w:rPr>
-          <w:b/>
-          <w:bCs/>
-        </w:rPr>
-        <w:t>“&gt;&lt;”</w:t>
-      </w:r>
-      <w:r>
-        <w:t xml:space="preserve"> 这种愤怒的形状。</w:t>
-      </w:r>
-    </w:p>
-    <w:p>
-      <w:pPr>
-        <w:pStyle w:val="7"/>
-        <w:keepNext w:val="0"/>
-        <w:keepLines w:val="0"/>
-        <w:widowControl/>
-        <w:suppressLineNumbers w:val="0"/>
-        <w:ind w:left="720"/>
-      </w:pPr>
-      <w:r>
-        <w:rPr>
-          <w:b/>
-          <w:bCs/>
-        </w:rPr>
-        <w:t>给人的感觉：</w:t>
-      </w:r>
-      <w:r>
-        <w:t xml:space="preserve"> 神经质、不稳定、随时会爆炸。</w:t>
-      </w:r>
-    </w:p>
-    <w:p>
-      <w:pPr>
-        <w:pStyle w:val="3"/>
-        <w:keepNext w:val="0"/>
-        <w:keepLines w:val="0"/>
-        <w:widowControl/>
-        <w:suppressLineNumbers w:val="0"/>
-      </w:pPr>
-      <w:r>
-        <w:t>4. BOSS —— 压迫感（去卡通化）</w:t>
-      </w:r>
-    </w:p>
-    <w:p>
-      <w:pPr>
-        <w:pStyle w:val="7"/>
-        <w:keepNext w:val="0"/>
-        <w:keepLines w:val="0"/>
-        <w:widowControl/>
-        <w:suppressLineNumbers w:val="0"/>
-        <w:ind w:left="720"/>
-      </w:pPr>
-      <w:r>
-        <w:rPr>
-          <w:b/>
-          <w:bCs/>
-        </w:rPr>
-        <w:t>建议方案：</w:t>
-      </w:r>
-      <w:r>
-        <w:t xml:space="preserve"> </w:t>
-      </w:r>
-      <w:r>
-        <w:rPr>
-          <w:b/>
-          <w:bCs/>
-        </w:rPr>
-        <w:t>BOSS 不要加卡通眼睛。</w:t>
-      </w:r>
-    </w:p>
-    <w:p>
-      <w:pPr>
-        <w:pStyle w:val="7"/>
-        <w:keepNext w:val="0"/>
-        <w:keepLines w:val="0"/>
-        <w:widowControl/>
-        <w:suppressLineNumbers w:val="0"/>
-        <w:ind w:left="720"/>
-      </w:pPr>
-      <w:r>
-        <w:rPr>
-          <w:b/>
-          <w:bCs/>
-        </w:rPr>
-        <w:t>理由：</w:t>
-      </w:r>
-      <w:r>
-        <w:t xml:space="preserve"> 如果 BOSS 也长着一对圆圆的卡通大眼睛，威慑力瞬间就没了，变成了“巨大版史莱姆”。</w:t>
-      </w:r>
-    </w:p>
-    <w:p>
-      <w:pPr>
-        <w:pStyle w:val="7"/>
-        <w:keepNext w:val="0"/>
-        <w:keepLines w:val="0"/>
-        <w:widowControl/>
-        <w:suppressLineNumbers w:val="0"/>
-        <w:ind w:left="720"/>
-      </w:pPr>
-      <w:r>
-        <w:rPr>
-          <w:b/>
-          <w:bCs/>
-        </w:rPr>
-        <w:t>替代方案：</w:t>
-      </w:r>
-      <w:r>
-        <w:t xml:space="preserve"> </w:t>
-      </w:r>
-      <w:r>
-        <w:rPr>
-          <w:b/>
-          <w:bCs/>
-        </w:rPr>
-        <w:t>“深渊凝视”</w:t>
-      </w:r>
-      <w:r>
-        <w:t>。</w:t>
-      </w:r>
-    </w:p>
-    <w:p>
-      <w:pPr>
-        <w:pStyle w:val="7"/>
-        <w:keepNext w:val="0"/>
-        <w:keepLines w:val="0"/>
-        <w:widowControl/>
-        <w:suppressLineNumbers w:val="0"/>
-        <w:ind w:left="1440"/>
-      </w:pPr>
-      <w:r>
-        <w:t xml:space="preserve">那个 </w:t>
-      </w:r>
-      <w:r>
-        <w:rPr>
-          <w:b/>
-          <w:bCs/>
-        </w:rPr>
-        <w:t>红色的裂缝 (Weak Point)</w:t>
-      </w:r>
-      <w:r>
-        <w:t xml:space="preserve"> 本身就可以设计成一只 </w:t>
-      </w:r>
-      <w:r>
-        <w:rPr>
-          <w:b/>
-          <w:bCs/>
-        </w:rPr>
-        <w:t>“巨大的、发光的、狭长的魔眼”</w:t>
-      </w:r>
-      <w:r>
-        <w:t>（参考《指环王》索伦之眼）。</w:t>
-      </w:r>
-    </w:p>
-    <w:p>
-      <w:pPr>
-        <w:pStyle w:val="7"/>
-        <w:keepNext w:val="0"/>
-        <w:keepLines w:val="0"/>
-        <w:widowControl/>
-        <w:suppressLineNumbers w:val="0"/>
-        <w:ind w:left="1440"/>
-      </w:pPr>
-      <w:r>
-        <w:t>或者它没有具体的五官，就是一个单纯的、令人恐惧的巨大几何体。</w:t>
-      </w:r>
-    </w:p>
-    <w:p>
-      <w:pPr>
-        <w:pStyle w:val="7"/>
-        <w:keepNext w:val="0"/>
-        <w:keepLines w:val="0"/>
-        <w:widowControl/>
-        <w:suppressLineNumbers w:val="0"/>
-        <w:ind w:left="720"/>
-      </w:pPr>
-      <w:r>
-        <w:rPr>
-          <w:b/>
-          <w:bCs/>
-        </w:rPr>
-        <w:t>对比：</w:t>
-      </w:r>
-      <w:r>
-        <w:t xml:space="preserve"> 小怪是“生物感/萌”，BOSS 是“天灾感/神”。这种反差会增加 Boss 战的紧张度。</w:t>
-      </w:r>
-    </w:p>
-    <w:p>
-      <w:pPr>
-        <w:keepNext w:val="0"/>
-        <w:keepLines w:val="0"/>
-        <w:widowControl/>
-        <w:suppressLineNumbers w:val="0"/>
-      </w:pPr>
-      <w:r>
-        <w:pict>
-          <v:rect id="_x0000_i1028" o:spt="1" style="height:1.5pt;width:432pt;" fillcolor="#A0A0A0" filled="t" stroked="f" coordsize="21600,21600" o:hr="t" o:hrstd="t" o:hralign="center">
-            <v:path/>
-            <v:fill on="t" focussize="0,0"/>
-            <v:stroke on="f"/>
-            <v:imagedata o:title=""/>
-            <o:lock v:ext="edit"/>
-            <w10:wrap type="none"/>
-            <w10:anchorlock/>
-          </v:rect>
-        </w:pict>
-      </w:r>
-    </w:p>
-    <w:p>
-      <w:pPr>
-        <w:pStyle w:val="3"/>
-        <w:keepNext w:val="0"/>
-        <w:keepLines w:val="0"/>
-        <w:widowControl/>
-        <w:suppressLineNumbers w:val="0"/>
-      </w:pPr>
-      <w:r>
-        <w:t>🎨 总结与执行建议</w:t>
-      </w:r>
-    </w:p>
-    <w:p>
-      <w:pPr>
-        <w:pStyle w:val="7"/>
-        <w:keepNext w:val="0"/>
-        <w:keepLines w:val="0"/>
-        <w:widowControl/>
-        <w:suppressLineNumbers w:val="0"/>
-      </w:pPr>
-      <w:r>
-        <w:t xml:space="preserve">在 Unity 的 </w:t>
-      </w:r>
-      <w:r>
-        <w:rPr>
-          <w:b/>
-          <w:bCs/>
-        </w:rPr>
-        <w:t>Order 20</w:t>
-      </w:r>
-      <w:r>
-        <w:t xml:space="preserve"> 层级（挂件层）上，你需要准备 3 套眼睛的 Sprite 资源：</w:t>
-      </w:r>
-    </w:p>
-    <w:p>
-      <w:pPr>
-        <w:pStyle w:val="7"/>
-        <w:keepNext w:val="0"/>
-        <w:keepLines w:val="0"/>
-        <w:widowControl/>
-        <w:suppressLineNumbers w:val="0"/>
-        <w:ind w:left="720"/>
-      </w:pPr>
-      <w:r>
-        <w:rPr>
-          <w:b/>
-          <w:bCs/>
-        </w:rPr>
-        <w:t>Standard_Eyes:</w:t>
-      </w:r>
-      <w:r>
-        <w:t xml:space="preserve"> 圆睁，给 Slime 用。</w:t>
-      </w:r>
-    </w:p>
-    <w:p>
-      <w:pPr>
-        <w:pStyle w:val="7"/>
-        <w:keepNext w:val="0"/>
-        <w:keepLines w:val="0"/>
-        <w:widowControl/>
-        <w:suppressLineNumbers w:val="0"/>
-        <w:ind w:left="720"/>
-      </w:pPr>
-      <w:r>
-        <w:rPr>
-          <w:b/>
-          <w:bCs/>
-        </w:rPr>
-        <w:t>Lazy_Eyes:</w:t>
-      </w:r>
-      <w:r>
-        <w:t xml:space="preserve"> 半眯/独眼，给 Tank 用。</w:t>
-      </w:r>
-    </w:p>
-    <w:p>
-      <w:pPr>
-        <w:pStyle w:val="7"/>
-        <w:keepNext w:val="0"/>
-        <w:keepLines w:val="0"/>
-        <w:widowControl/>
-        <w:suppressLineNumbers w:val="0"/>
-        <w:ind w:left="720"/>
-      </w:pPr>
-      <w:r>
-        <w:rPr>
-          <w:b/>
-          <w:bCs/>
-        </w:rPr>
-        <w:t>Crazy_Eyes:</w:t>
-      </w:r>
-      <w:r>
-        <w:t xml:space="preserve"> 大小眼/愤怒眼，给 Rusher 用。</w:t>
-      </w:r>
-    </w:p>
-    <w:p/>
-    <w:p/>
-    <w:p/>
-    <w:p/>
-    <w:p/>
-    <w:p/>
-    <w:p/>
-    <w:p>
-      <w:pPr>
-        <w:pStyle w:val="6"/>
-        <w:keepNext w:val="0"/>
-        <w:keepLines w:val="0"/>
-        <w:widowControl/>
-        <w:suppressLineNumbers w:val="0"/>
-        <w:pBdr>
-          <w:top w:val="none" w:color="auto" w:sz="0" w:space="0"/>
-          <w:left w:val="none" w:color="auto" w:sz="0" w:space="0"/>
-          <w:bottom w:val="none" w:color="auto" w:sz="0" w:space="0"/>
-          <w:right w:val="none" w:color="auto" w:sz="0" w:space="0"/>
-        </w:pBdr>
-        <w:wordWrap/>
-        <w:bidi w:val="0"/>
-        <w:spacing w:before="105" w:beforeAutospacing="0" w:after="105" w:afterAutospacing="0" w:line="18" w:lineRule="atLeast"/>
-        <w:ind w:left="0" w:right="0"/>
-        <w:jc w:val="left"/>
-        <w:rPr>
-          <w:rStyle w:val="11"/>
-          <w:rFonts w:hint="default" w:ascii="var(--font-mono)" w:hAnsi="var(--font-mono)" w:eastAsia="var(--font-mono)" w:cs="var(--font-mono)"/>
-          <w:color w:val="ABB2BF"/>
-        </w:rPr>
-      </w:pPr>
-      <w:r>
-        <w:rPr>
-          <w:rStyle w:val="11"/>
-          <w:rFonts w:hint="default" w:ascii="var(--font-mono)" w:hAnsi="var(--font-mono)" w:eastAsia="var(--font-mono)" w:cs="var(--font-mono)"/>
-          <w:color w:val="ABB2BF"/>
-        </w:rPr>
-        <w:t xml:space="preserve">Slime:     Max Health: 30     Move Speed: 1.0     Mass: 1.0   </w:t>
-      </w:r>
-    </w:p>
-    <w:p>
-      <w:pPr>
-        <w:pStyle w:val="6"/>
-        <w:keepNext w:val="0"/>
-        <w:keepLines w:val="0"/>
-        <w:widowControl/>
-        <w:suppressLineNumbers w:val="0"/>
-        <w:pBdr>
-          <w:top w:val="none" w:color="auto" w:sz="0" w:space="0"/>
-          <w:left w:val="none" w:color="auto" w:sz="0" w:space="0"/>
-          <w:bottom w:val="none" w:color="auto" w:sz="0" w:space="0"/>
-          <w:right w:val="none" w:color="auto" w:sz="0" w:space="0"/>
-        </w:pBdr>
-        <w:wordWrap/>
-        <w:bidi w:val="0"/>
-        <w:spacing w:before="105" w:beforeAutospacing="0" w:after="105" w:afterAutospacing="0" w:line="18" w:lineRule="atLeast"/>
-        <w:ind w:left="0" w:right="0"/>
-        <w:jc w:val="left"/>
-        <w:rPr>
-          <w:rStyle w:val="11"/>
-          <w:rFonts w:hint="default" w:ascii="var(--font-mono)" w:hAnsi="var(--font-mono)" w:eastAsia="var(--font-mono)" w:cs="var(--font-mono)"/>
-          <w:color w:val="ABB2BF"/>
-        </w:rPr>
-      </w:pPr>
-      <w:r>
-        <w:rPr>
-          <w:rStyle w:val="11"/>
-          <w:rFonts w:hint="default" w:ascii="var(--font-mono)" w:hAnsi="var(--font-mono)" w:eastAsia="var(--font-mono)" w:cs="var(--font-mono)"/>
-          <w:color w:val="ABB2BF"/>
-        </w:rPr>
-        <w:t xml:space="preserve">Tank:     Max Health: 300     Move Speed: 0.4     Mass: 10.0   </w:t>
-      </w:r>
-    </w:p>
-    <w:p>
-      <w:pPr>
-        <w:pStyle w:val="6"/>
-        <w:keepNext w:val="0"/>
-        <w:keepLines w:val="0"/>
-        <w:widowControl/>
-        <w:suppressLineNumbers w:val="0"/>
-        <w:pBdr>
-          <w:top w:val="none" w:color="auto" w:sz="0" w:space="0"/>
-          <w:left w:val="none" w:color="auto" w:sz="0" w:space="0"/>
-          <w:bottom w:val="none" w:color="auto" w:sz="0" w:space="0"/>
-          <w:right w:val="none" w:color="auto" w:sz="0" w:space="0"/>
-        </w:pBdr>
-        <w:wordWrap/>
-        <w:bidi w:val="0"/>
-        <w:spacing w:before="105" w:beforeAutospacing="0" w:after="105" w:afterAutospacing="0" w:line="18" w:lineRule="atLeast"/>
-        <w:ind w:left="0" w:right="0"/>
-        <w:jc w:val="left"/>
-        <w:rPr>
-          <w:rFonts w:ascii="var(--font-mono)" w:hAnsi="var(--font-mono)" w:eastAsia="var(--font-mono)" w:cs="var(--font-mono)"/>
-          <w:color w:val="ABB2BF"/>
-        </w:rPr>
-      </w:pPr>
-      <w:r>
-        <w:rPr>
-          <w:rStyle w:val="11"/>
-          <w:rFonts w:hint="default" w:ascii="var(--font-mono)" w:hAnsi="var(--font-mono)" w:eastAsia="var(--font-mono)" w:cs="var(--font-mono)"/>
-          <w:color w:val="ABB2BF"/>
-        </w:rPr>
-        <w:t>Rusher:     Max Health: 10     Move Speed: 2.5     Mass: 0.5</w:t>
-      </w:r>
-    </w:p>
-    <w:p>
-      <w:pPr>
-        <w:keepNext w:val="0"/>
-        <w:keepLines w:val="0"/>
-        <w:widowControl/>
-        <w:suppressLineNumbers w:val="0"/>
-      </w:pPr>
-      <w:r>
-        <w:rPr>
-          <w:rFonts w:ascii="var(--font-mono)" w:hAnsi="var(--font-mono)" w:eastAsia="var(--font-mono)" w:cs="var(--font-mono)"/>
-          <w:color w:val="ABB2BF"/>
-        </w:rPr>
-        <w:pict>
-          <v:rect id="_x0000_i1029" o:spt="1" style="height:1.5pt;width:432pt;" fillcolor="#A0A0A0" filled="t" stroked="f" coordsize="21600,21600" o:hr="t" o:hrstd="t" o:hralign="center">
-            <v:path/>
-            <v:fill on="t" focussize="0,0"/>
-            <v:stroke on="f"/>
-            <v:imagedata o:title=""/>
-            <o:lock v:ext="edit"/>
-            <w10:wrap type="none"/>
-            <w10:anchorlock/>
-          </v:rect>
-        </w:pict>
-      </w:r>
-    </w:p>
-    <w:p>
-      <w:pPr>
-        <w:pStyle w:val="2"/>
-        <w:keepNext w:val="0"/>
-        <w:keepLines w:val="0"/>
-        <w:widowControl/>
-        <w:suppressLineNumbers w:val="0"/>
-      </w:pPr>
-      <w:r>
-        <w:t>📊 参数对比速查表</w:t>
-      </w:r>
-    </w:p>
-    <w:tbl>
-      <w:tblPr>
-        <w:tblStyle w:val="8"/>
-        <w:tblW w:w="0" w:type="auto"/>
-        <w:tblCellSpacing w:w="15" w:type="dxa"/>
-        <w:tblInd w:w="0" w:type="dxa"/>
-        <w:tblBorders>
-          <w:top w:val="none" w:color="auto" w:sz="0" w:space="0"/>
-          <w:left w:val="none" w:color="auto" w:sz="0" w:space="0"/>
-          <w:bottom w:val="none" w:color="auto" w:sz="0" w:space="0"/>
-          <w:right w:val="none" w:color="auto" w:sz="0" w:space="0"/>
-          <w:insideH w:val="none" w:color="auto" w:sz="0" w:space="0"/>
-          <w:insideV w:val="none" w:color="auto" w:sz="0" w:space="0"/>
-        </w:tblBorders>
-        <w:shd w:val="clear" w:color="auto" w:fill="auto"/>
-        <w:tblLayout w:type="autofit"/>
-        <w:tblCellMar>
-          <w:top w:w="15" w:type="dxa"/>
-          <w:left w:w="15" w:type="dxa"/>
-          <w:bottom w:w="15" w:type="dxa"/>
-          <w:right w:w="15" w:type="dxa"/>
-        </w:tblCellMar>
-      </w:tblPr>
-      <w:tblGrid>
-        <w:gridCol w:w="1039"/>
-        <w:gridCol w:w="1270"/>
-        <w:gridCol w:w="1269"/>
-        <w:gridCol w:w="1390"/>
-        <w:gridCol w:w="1024"/>
-        <w:gridCol w:w="1039"/>
-      </w:tblGrid>
-      <w:tr>
-        <w:tblPrEx>
-          <w:tblBorders>
-            <w:top w:val="none" w:color="auto" w:sz="0" w:space="0"/>
-            <w:left w:val="none" w:color="auto" w:sz="0" w:space="0"/>
-            <w:bottom w:val="none" w:color="auto" w:sz="0" w:space="0"/>
-            <w:right w:val="none" w:color="auto" w:sz="0" w:space="0"/>
-            <w:insideH w:val="none" w:color="auto" w:sz="0" w:space="0"/>
-            <w:insideV w:val="none" w:color="auto" w:sz="0" w:space="0"/>
-          </w:tblBorders>
-          <w:shd w:val="clear" w:color="auto" w:fill="auto"/>
-          <w:tblCellMar>
-            <w:top w:w="15" w:type="dxa"/>
-            <w:left w:w="15" w:type="dxa"/>
-            <w:bottom w:w="15" w:type="dxa"/>
-            <w:right w:w="15" w:type="dxa"/>
-          </w:tblCellMar>
-        </w:tblPrEx>
-        <w:trPr>
-          <w:tblCellSpacing w:w="15" w:type="dxa"/>
-        </w:trPr>
-        <w:tc>
-          <w:tcPr>
-            <w:tcW w:w="0" w:type="auto"/>
-            <w:shd w:val="clear" w:color="auto" w:fill="auto"/>
-            <w:vAlign w:val="center"/>
-          </w:tcPr>
-          <w:p>
-            <w:pPr>
-              <w:keepNext w:val="0"/>
-              <w:keepLines w:val="0"/>
-              <w:widowControl/>
-              <w:suppressLineNumbers w:val="0"/>
-              <w:jc w:val="center"/>
-              <w:rPr>
-                <w:b/>
-                <w:bCs/>
-              </w:rPr>
-            </w:pPr>
-            <w:r>
-              <w:rPr>
-                <w:rFonts w:ascii="宋体" w:hAnsi="宋体" w:eastAsia="宋体" w:cs="宋体"/>
-                <w:b/>
-                <w:bCs/>
-                <w:kern w:val="0"/>
-                <w:sz w:val="24"/>
-                <w:szCs w:val="24"/>
-                <w:lang w:val="en-US" w:eastAsia="zh-CN" w:bidi="ar"/>
-              </w:rPr>
-              <w:t>怪物类型</w:t>
-            </w:r>
-          </w:p>
-        </w:tc>
-        <w:tc>
-          <w:tcPr>
-            <w:tcW w:w="0" w:type="auto"/>
-            <w:shd w:val="clear" w:color="auto" w:fill="auto"/>
-            <w:vAlign w:val="center"/>
-          </w:tcPr>
-          <w:p>
-            <w:pPr>
-              <w:keepNext w:val="0"/>
-              <w:keepLines w:val="0"/>
-              <w:widowControl/>
-              <w:suppressLineNumbers w:val="0"/>
-              <w:jc w:val="center"/>
-              <w:rPr>
-                <w:b/>
-                <w:bCs/>
-              </w:rPr>
-            </w:pPr>
-            <w:r>
-              <w:rPr>
-                <w:rFonts w:ascii="宋体" w:hAnsi="宋体" w:eastAsia="宋体" w:cs="宋体"/>
-                <w:b/>
-                <w:bCs/>
-                <w:kern w:val="0"/>
-                <w:sz w:val="24"/>
-                <w:szCs w:val="24"/>
-                <w:lang w:val="en-US" w:eastAsia="zh-CN" w:bidi="ar"/>
-              </w:rPr>
-              <w:t>Distortion</w:t>
-            </w:r>
-          </w:p>
-        </w:tc>
-        <w:tc>
-          <w:tcPr>
-            <w:tcW w:w="0" w:type="auto"/>
-            <w:shd w:val="clear" w:color="auto" w:fill="auto"/>
-            <w:vAlign w:val="center"/>
-          </w:tcPr>
-          <w:p>
-            <w:pPr>
-              <w:keepNext w:val="0"/>
-              <w:keepLines w:val="0"/>
-              <w:widowControl/>
-              <w:suppressLineNumbers w:val="0"/>
-              <w:jc w:val="center"/>
-              <w:rPr>
-                <w:b/>
-                <w:bCs/>
-              </w:rPr>
-            </w:pPr>
-            <w:r>
-              <w:rPr>
-                <w:rFonts w:ascii="宋体" w:hAnsi="宋体" w:eastAsia="宋体" w:cs="宋体"/>
-                <w:b/>
-                <w:bCs/>
-                <w:kern w:val="0"/>
-                <w:sz w:val="24"/>
-                <w:szCs w:val="24"/>
-                <w:lang w:val="en-US" w:eastAsia="zh-CN" w:bidi="ar"/>
-              </w:rPr>
-              <w:t>Flow Speed</w:t>
-            </w:r>
-          </w:p>
-        </w:tc>
-        <w:tc>
-          <w:tcPr>
-            <w:tcW w:w="0" w:type="auto"/>
-            <w:shd w:val="clear" w:color="auto" w:fill="auto"/>
-            <w:vAlign w:val="center"/>
-          </w:tcPr>
-          <w:p>
-            <w:pPr>
-              <w:keepNext w:val="0"/>
-              <w:keepLines w:val="0"/>
-              <w:widowControl/>
-              <w:suppressLineNumbers w:val="0"/>
-              <w:jc w:val="center"/>
-              <w:rPr>
-                <w:b/>
-                <w:bCs/>
-              </w:rPr>
-            </w:pPr>
-            <w:r>
-              <w:rPr>
-                <w:rFonts w:ascii="宋体" w:hAnsi="宋体" w:eastAsia="宋体" w:cs="宋体"/>
-                <w:b/>
-                <w:bCs/>
-                <w:kern w:val="0"/>
-                <w:sz w:val="24"/>
-                <w:szCs w:val="24"/>
-                <w:lang w:val="en-US" w:eastAsia="zh-CN" w:bidi="ar"/>
-              </w:rPr>
-              <w:t>Noise Scale</w:t>
-            </w:r>
-          </w:p>
-        </w:tc>
-        <w:tc>
-          <w:tcPr>
-            <w:tcW w:w="0" w:type="auto"/>
-            <w:shd w:val="clear" w:color="auto" w:fill="auto"/>
-            <w:vAlign w:val="center"/>
-          </w:tcPr>
-          <w:p>
-            <w:pPr>
-              <w:keepNext w:val="0"/>
-              <w:keepLines w:val="0"/>
-              <w:widowControl/>
-              <w:suppressLineNumbers w:val="0"/>
-              <w:jc w:val="center"/>
-              <w:rPr>
-                <w:b/>
-                <w:bCs/>
-              </w:rPr>
-            </w:pPr>
-            <w:r>
-              <w:rPr>
-                <w:rFonts w:ascii="宋体" w:hAnsi="宋体" w:eastAsia="宋体" w:cs="宋体"/>
-                <w:b/>
-                <w:bCs/>
-                <w:kern w:val="0"/>
-                <w:sz w:val="24"/>
-                <w:szCs w:val="24"/>
-                <w:lang w:val="en-US" w:eastAsia="zh-CN" w:bidi="ar"/>
-              </w:rPr>
-              <w:t>视觉特征</w:t>
-            </w:r>
-          </w:p>
-        </w:tc>
-        <w:tc>
-          <w:tcPr>
-            <w:tcW w:w="0" w:type="auto"/>
-            <w:shd w:val="clear" w:color="auto" w:fill="auto"/>
-            <w:vAlign w:val="center"/>
-          </w:tcPr>
-          <w:p>
-            <w:pPr>
-              <w:keepNext w:val="0"/>
-              <w:keepLines w:val="0"/>
-              <w:widowControl/>
-              <w:suppressLineNumbers w:val="0"/>
-              <w:jc w:val="center"/>
-              <w:rPr>
-                <w:b/>
-                <w:bCs/>
-              </w:rPr>
-            </w:pPr>
-            <w:r>
-              <w:rPr>
-                <w:rFonts w:ascii="宋体" w:hAnsi="宋体" w:eastAsia="宋体" w:cs="宋体"/>
-                <w:b/>
-                <w:bCs/>
-                <w:kern w:val="0"/>
-                <w:sz w:val="24"/>
-                <w:szCs w:val="24"/>
-                <w:lang w:val="en-US" w:eastAsia="zh-CN" w:bidi="ar"/>
-              </w:rPr>
-              <w:t>游戏定位</w:t>
-            </w:r>
-          </w:p>
-        </w:tc>
-      </w:tr>
-      <w:tr>
-        <w:tblPrEx>
-          <w:tblBorders>
-            <w:top w:val="none" w:color="auto" w:sz="0" w:space="0"/>
-            <w:left w:val="none" w:color="auto" w:sz="0" w:space="0"/>
-            <w:bottom w:val="none" w:color="auto" w:sz="0" w:space="0"/>
-            <w:right w:val="none" w:color="auto" w:sz="0" w:space="0"/>
-            <w:insideH w:val="none" w:color="auto" w:sz="0" w:space="0"/>
-            <w:insideV w:val="none" w:color="auto" w:sz="0" w:space="0"/>
-          </w:tblBorders>
-          <w:shd w:val="clear" w:color="auto" w:fill="auto"/>
-          <w:tblCellMar>
-            <w:top w:w="15" w:type="dxa"/>
-            <w:left w:w="15" w:type="dxa"/>
-            <w:bottom w:w="15" w:type="dxa"/>
-            <w:right w:w="15" w:type="dxa"/>
-          </w:tblCellMar>
-        </w:tblPrEx>
-        <w:trPr>
-          <w:tblCellSpacing w:w="15" w:type="dxa"/>
-        </w:trPr>
-        <w:tc>
-          <w:tcPr>
-            <w:tcW w:w="0" w:type="auto"/>
-            <w:shd w:val="clear" w:color="auto" w:fill="auto"/>
-            <w:vAlign w:val="center"/>
-          </w:tcPr>
-          <w:p>
-            <w:pPr>
-              <w:keepNext w:val="0"/>
-              <w:keepLines w:val="0"/>
-              <w:widowControl/>
-              <w:suppressLineNumbers w:val="0"/>
-              <w:jc w:val="left"/>
-            </w:pPr>
-            <w:r>
-              <w:rPr>
-                <w:rStyle w:val="10"/>
-                <w:rFonts w:ascii="宋体" w:hAnsi="宋体" w:eastAsia="宋体" w:cs="宋体"/>
-                <w:kern w:val="0"/>
-                <w:sz w:val="24"/>
-                <w:szCs w:val="24"/>
-                <w:lang w:val="en-US" w:eastAsia="zh-CN" w:bidi="ar"/>
-              </w:rPr>
-              <w:t>Slime</w:t>
-            </w:r>
-          </w:p>
-        </w:tc>
-        <w:tc>
-          <w:tcPr>
-            <w:tcW w:w="0" w:type="auto"/>
-            <w:shd w:val="clear" w:color="auto" w:fill="auto"/>
-            <w:vAlign w:val="center"/>
-          </w:tcPr>
-          <w:p>
-            <w:pPr>
-              <w:keepNext w:val="0"/>
-              <w:keepLines w:val="0"/>
-              <w:widowControl/>
-              <w:suppressLineNumbers w:val="0"/>
-              <w:jc w:val="left"/>
-            </w:pPr>
-            <w:r>
-              <w:rPr>
-                <w:rFonts w:ascii="宋体" w:hAnsi="宋体" w:eastAsia="宋体" w:cs="宋体"/>
-                <w:kern w:val="0"/>
-                <w:sz w:val="24"/>
-                <w:szCs w:val="24"/>
-                <w:lang w:val="en-US" w:eastAsia="zh-CN" w:bidi="ar"/>
-              </w:rPr>
-              <w:t>0.05</w:t>
-            </w:r>
-          </w:p>
-        </w:tc>
-        <w:tc>
-          <w:tcPr>
-            <w:tcW w:w="0" w:type="auto"/>
-            <w:shd w:val="clear" w:color="auto" w:fill="auto"/>
-            <w:vAlign w:val="center"/>
-          </w:tcPr>
-          <w:p>
-            <w:pPr>
-              <w:keepNext w:val="0"/>
-              <w:keepLines w:val="0"/>
-              <w:widowControl/>
-              <w:suppressLineNumbers w:val="0"/>
-              <w:jc w:val="left"/>
-            </w:pPr>
-            <w:r>
-              <w:rPr>
-                <w:rFonts w:ascii="宋体" w:hAnsi="宋体" w:eastAsia="宋体" w:cs="宋体"/>
-                <w:kern w:val="0"/>
-                <w:sz w:val="24"/>
-                <w:szCs w:val="24"/>
-                <w:lang w:val="en-US" w:eastAsia="zh-CN" w:bidi="ar"/>
-              </w:rPr>
-              <w:t>0.3</w:t>
-            </w:r>
-          </w:p>
-        </w:tc>
-        <w:tc>
-          <w:tcPr>
-            <w:tcW w:w="0" w:type="auto"/>
-            <w:shd w:val="clear" w:color="auto" w:fill="auto"/>
-            <w:vAlign w:val="center"/>
-          </w:tcPr>
-          <w:p>
-            <w:pPr>
-              <w:keepNext w:val="0"/>
-              <w:keepLines w:val="0"/>
-              <w:widowControl/>
-              <w:suppressLineNumbers w:val="0"/>
-              <w:jc w:val="left"/>
-            </w:pPr>
-            <w:r>
-              <w:rPr>
-                <w:rFonts w:ascii="宋体" w:hAnsi="宋体" w:eastAsia="宋体" w:cs="宋体"/>
-                <w:kern w:val="0"/>
-                <w:sz w:val="24"/>
-                <w:szCs w:val="24"/>
-                <w:lang w:val="en-US" w:eastAsia="zh-CN" w:bidi="ar"/>
-              </w:rPr>
-              <w:t>5.0</w:t>
-            </w:r>
-          </w:p>
-        </w:tc>
-        <w:tc>
-          <w:tcPr>
-            <w:tcW w:w="0" w:type="auto"/>
-            <w:shd w:val="clear" w:color="auto" w:fill="auto"/>
-            <w:vAlign w:val="center"/>
-          </w:tcPr>
-          <w:p>
-            <w:pPr>
-              <w:keepNext w:val="0"/>
-              <w:keepLines w:val="0"/>
-              <w:widowControl/>
-              <w:suppressLineNumbers w:val="0"/>
-              <w:jc w:val="left"/>
-            </w:pPr>
-            <w:r>
-              <w:rPr>
-                <w:rFonts w:ascii="宋体" w:hAnsi="宋体" w:eastAsia="宋体" w:cs="宋体"/>
-                <w:kern w:val="0"/>
-                <w:sz w:val="24"/>
-                <w:szCs w:val="24"/>
-                <w:lang w:val="en-US" w:eastAsia="zh-CN" w:bidi="ar"/>
-              </w:rPr>
-              <w:t>粘稠果冻</w:t>
-            </w:r>
-          </w:p>
-        </w:tc>
-        <w:tc>
-          <w:tcPr>
-            <w:tcW w:w="0" w:type="auto"/>
-            <w:shd w:val="clear" w:color="auto" w:fill="auto"/>
-            <w:vAlign w:val="center"/>
-          </w:tcPr>
-          <w:p>
-            <w:pPr>
-              <w:keepNext w:val="0"/>
-              <w:keepLines w:val="0"/>
-              <w:widowControl/>
-              <w:suppressLineNumbers w:val="0"/>
-              <w:jc w:val="left"/>
-            </w:pPr>
-            <w:r>
-              <w:rPr>
-                <w:rFonts w:ascii="宋体" w:hAnsi="宋体" w:eastAsia="宋体" w:cs="宋体"/>
-                <w:kern w:val="0"/>
-                <w:sz w:val="24"/>
-                <w:szCs w:val="24"/>
-                <w:lang w:val="en-US" w:eastAsia="zh-CN" w:bidi="ar"/>
-              </w:rPr>
-              <w:t>基础单位</w:t>
-            </w:r>
-          </w:p>
-        </w:tc>
-      </w:tr>
-      <w:tr>
-        <w:tblPrEx>
-          <w:tblBorders>
-            <w:top w:val="none" w:color="auto" w:sz="0" w:space="0"/>
-            <w:left w:val="none" w:color="auto" w:sz="0" w:space="0"/>
-            <w:bottom w:val="none" w:color="auto" w:sz="0" w:space="0"/>
-            <w:right w:val="none" w:color="auto" w:sz="0" w:space="0"/>
-            <w:insideH w:val="none" w:color="auto" w:sz="0" w:space="0"/>
-            <w:insideV w:val="none" w:color="auto" w:sz="0" w:space="0"/>
-          </w:tblBorders>
-          <w:shd w:val="clear" w:color="auto" w:fill="auto"/>
-          <w:tblCellMar>
-            <w:top w:w="15" w:type="dxa"/>
-            <w:left w:w="15" w:type="dxa"/>
-            <w:bottom w:w="15" w:type="dxa"/>
-            <w:right w:w="15" w:type="dxa"/>
-          </w:tblCellMar>
-        </w:tblPrEx>
-        <w:trPr>
-          <w:tblCellSpacing w:w="15" w:type="dxa"/>
-        </w:trPr>
-        <w:tc>
-          <w:tcPr>
-            <w:tcW w:w="0" w:type="auto"/>
-            <w:shd w:val="clear" w:color="auto" w:fill="auto"/>
-            <w:vAlign w:val="center"/>
-          </w:tcPr>
-          <w:p>
-            <w:pPr>
-              <w:keepNext w:val="0"/>
-              <w:keepLines w:val="0"/>
-              <w:widowControl/>
-              <w:suppressLineNumbers w:val="0"/>
-              <w:jc w:val="left"/>
-            </w:pPr>
-            <w:r>
-              <w:rPr>
-                <w:rStyle w:val="10"/>
-                <w:rFonts w:ascii="宋体" w:hAnsi="宋体" w:eastAsia="宋体" w:cs="宋体"/>
-                <w:kern w:val="0"/>
-                <w:sz w:val="24"/>
-                <w:szCs w:val="24"/>
-                <w:lang w:val="en-US" w:eastAsia="zh-CN" w:bidi="ar"/>
-              </w:rPr>
-              <w:t>Tank</w:t>
-            </w:r>
-          </w:p>
-        </w:tc>
-        <w:tc>
-          <w:tcPr>
-            <w:tcW w:w="0" w:type="auto"/>
-            <w:shd w:val="clear" w:color="auto" w:fill="auto"/>
-            <w:vAlign w:val="center"/>
-          </w:tcPr>
-          <w:p>
-            <w:pPr>
-              <w:keepNext w:val="0"/>
-              <w:keepLines w:val="0"/>
-              <w:widowControl/>
-              <w:suppressLineNumbers w:val="0"/>
-              <w:jc w:val="left"/>
-            </w:pPr>
-            <w:r>
-              <w:rPr>
-                <w:rFonts w:ascii="宋体" w:hAnsi="宋体" w:eastAsia="宋体" w:cs="宋体"/>
-                <w:kern w:val="0"/>
-                <w:sz w:val="24"/>
-                <w:szCs w:val="24"/>
-                <w:lang w:val="en-US" w:eastAsia="zh-CN" w:bidi="ar"/>
-              </w:rPr>
-              <w:t>0.01</w:t>
-            </w:r>
-          </w:p>
-        </w:tc>
-        <w:tc>
-          <w:tcPr>
-            <w:tcW w:w="0" w:type="auto"/>
-            <w:shd w:val="clear" w:color="auto" w:fill="auto"/>
-            <w:vAlign w:val="center"/>
-          </w:tcPr>
-          <w:p>
-            <w:pPr>
-              <w:keepNext w:val="0"/>
-              <w:keepLines w:val="0"/>
-              <w:widowControl/>
-              <w:suppressLineNumbers w:val="0"/>
-              <w:jc w:val="left"/>
-            </w:pPr>
-            <w:r>
-              <w:rPr>
-                <w:rFonts w:ascii="宋体" w:hAnsi="宋体" w:eastAsia="宋体" w:cs="宋体"/>
-                <w:kern w:val="0"/>
-                <w:sz w:val="24"/>
-                <w:szCs w:val="24"/>
-                <w:lang w:val="en-US" w:eastAsia="zh-CN" w:bidi="ar"/>
-              </w:rPr>
-              <w:t>0.1</w:t>
-            </w:r>
-          </w:p>
-        </w:tc>
-        <w:tc>
-          <w:tcPr>
-            <w:tcW w:w="0" w:type="auto"/>
-            <w:shd w:val="clear" w:color="auto" w:fill="auto"/>
-            <w:vAlign w:val="center"/>
-          </w:tcPr>
-          <w:p>
-            <w:pPr>
-              <w:keepNext w:val="0"/>
-              <w:keepLines w:val="0"/>
-              <w:widowControl/>
-              <w:suppressLineNumbers w:val="0"/>
-              <w:jc w:val="left"/>
-            </w:pPr>
-            <w:r>
-              <w:rPr>
-                <w:rFonts w:ascii="宋体" w:hAnsi="宋体" w:eastAsia="宋体" w:cs="宋体"/>
-                <w:kern w:val="0"/>
-                <w:sz w:val="24"/>
-                <w:szCs w:val="24"/>
-                <w:lang w:val="en-US" w:eastAsia="zh-CN" w:bidi="ar"/>
-              </w:rPr>
-              <w:t>10.0</w:t>
-            </w:r>
-          </w:p>
-        </w:tc>
-        <w:tc>
-          <w:tcPr>
-            <w:tcW w:w="0" w:type="auto"/>
-            <w:shd w:val="clear" w:color="auto" w:fill="auto"/>
-            <w:vAlign w:val="center"/>
-          </w:tcPr>
-          <w:p>
-            <w:pPr>
-              <w:keepNext w:val="0"/>
-              <w:keepLines w:val="0"/>
-              <w:widowControl/>
-              <w:suppressLineNumbers w:val="0"/>
-              <w:jc w:val="left"/>
-            </w:pPr>
-            <w:r>
-              <w:rPr>
-                <w:rFonts w:ascii="宋体" w:hAnsi="宋体" w:eastAsia="宋体" w:cs="宋体"/>
-                <w:kern w:val="0"/>
-                <w:sz w:val="24"/>
-                <w:szCs w:val="24"/>
-                <w:lang w:val="en-US" w:eastAsia="zh-CN" w:bidi="ar"/>
-              </w:rPr>
-              <w:t>硬化沥青</w:t>
-            </w:r>
-          </w:p>
-        </w:tc>
-        <w:tc>
-          <w:tcPr>
-            <w:tcW w:w="0" w:type="auto"/>
-            <w:shd w:val="clear" w:color="auto" w:fill="auto"/>
-            <w:vAlign w:val="center"/>
-          </w:tcPr>
-          <w:p>
-            <w:pPr>
-              <w:keepNext w:val="0"/>
-              <w:keepLines w:val="0"/>
-              <w:widowControl/>
-              <w:suppressLineNumbers w:val="0"/>
-              <w:jc w:val="left"/>
-            </w:pPr>
-            <w:r>
-              <w:rPr>
-                <w:rFonts w:ascii="宋体" w:hAnsi="宋体" w:eastAsia="宋体" w:cs="宋体"/>
-                <w:kern w:val="0"/>
-                <w:sz w:val="24"/>
-                <w:szCs w:val="24"/>
-                <w:lang w:val="en-US" w:eastAsia="zh-CN" w:bidi="ar"/>
-              </w:rPr>
-              <w:t>坦克单位</w:t>
-            </w:r>
-          </w:p>
-        </w:tc>
-      </w:tr>
-      <w:tr>
-        <w:tblPrEx>
-          <w:tblBorders>
-            <w:top w:val="none" w:color="auto" w:sz="0" w:space="0"/>
-            <w:left w:val="none" w:color="auto" w:sz="0" w:space="0"/>
-            <w:bottom w:val="none" w:color="auto" w:sz="0" w:space="0"/>
-            <w:right w:val="none" w:color="auto" w:sz="0" w:space="0"/>
-            <w:insideH w:val="none" w:color="auto" w:sz="0" w:space="0"/>
-            <w:insideV w:val="none" w:color="auto" w:sz="0" w:space="0"/>
-          </w:tblBorders>
-          <w:shd w:val="clear" w:color="auto" w:fill="auto"/>
-          <w:tblCellMar>
-            <w:top w:w="15" w:type="dxa"/>
-            <w:left w:w="15" w:type="dxa"/>
-            <w:bottom w:w="15" w:type="dxa"/>
-            <w:right w:w="15" w:type="dxa"/>
-          </w:tblCellMar>
-        </w:tblPrEx>
-        <w:trPr>
-          <w:tblCellSpacing w:w="15" w:type="dxa"/>
-        </w:trPr>
-        <w:tc>
-          <w:tcPr>
-            <w:tcW w:w="0" w:type="auto"/>
-            <w:shd w:val="clear" w:color="auto" w:fill="auto"/>
-            <w:vAlign w:val="center"/>
-          </w:tcPr>
-          <w:p>
-            <w:pPr>
-              <w:keepNext w:val="0"/>
-              <w:keepLines w:val="0"/>
-              <w:widowControl/>
-              <w:suppressLineNumbers w:val="0"/>
-              <w:jc w:val="left"/>
-            </w:pPr>
-            <w:r>
-              <w:rPr>
-                <w:rStyle w:val="10"/>
-                <w:rFonts w:ascii="宋体" w:hAnsi="宋体" w:eastAsia="宋体" w:cs="宋体"/>
-                <w:kern w:val="0"/>
-                <w:sz w:val="24"/>
-                <w:szCs w:val="24"/>
-                <w:lang w:val="en-US" w:eastAsia="zh-CN" w:bidi="ar"/>
-              </w:rPr>
-              <w:t>Rusher</w:t>
-            </w:r>
-          </w:p>
-        </w:tc>
-        <w:tc>
-          <w:tcPr>
-            <w:tcW w:w="0" w:type="auto"/>
-            <w:shd w:val="clear" w:color="auto" w:fill="auto"/>
-            <w:vAlign w:val="center"/>
-          </w:tcPr>
-          <w:p>
-            <w:pPr>
-              <w:keepNext w:val="0"/>
-              <w:keepLines w:val="0"/>
-              <w:widowControl/>
-              <w:suppressLineNumbers w:val="0"/>
-              <w:jc w:val="left"/>
-            </w:pPr>
-            <w:r>
-              <w:rPr>
-                <w:rFonts w:ascii="宋体" w:hAnsi="宋体" w:eastAsia="宋体" w:cs="宋体"/>
-                <w:kern w:val="0"/>
-                <w:sz w:val="24"/>
-                <w:szCs w:val="24"/>
-                <w:lang w:val="en-US" w:eastAsia="zh-CN" w:bidi="ar"/>
-              </w:rPr>
-              <w:t>0.08</w:t>
-            </w:r>
-          </w:p>
-        </w:tc>
-        <w:tc>
-          <w:tcPr>
-            <w:tcW w:w="0" w:type="auto"/>
-            <w:shd w:val="clear" w:color="auto" w:fill="auto"/>
-            <w:vAlign w:val="center"/>
-          </w:tcPr>
-          <w:p>
-            <w:pPr>
-              <w:keepNext w:val="0"/>
-              <w:keepLines w:val="0"/>
-              <w:widowControl/>
-              <w:suppressLineNumbers w:val="0"/>
-              <w:jc w:val="left"/>
-            </w:pPr>
-            <w:r>
-              <w:rPr>
-                <w:rFonts w:ascii="宋体" w:hAnsi="宋体" w:eastAsia="宋体" w:cs="宋体"/>
-                <w:kern w:val="0"/>
-                <w:sz w:val="24"/>
-                <w:szCs w:val="24"/>
-                <w:lang w:val="en-US" w:eastAsia="zh-CN" w:bidi="ar"/>
-              </w:rPr>
-              <w:t>0.8</w:t>
-            </w:r>
-          </w:p>
-        </w:tc>
-        <w:tc>
-          <w:tcPr>
-            <w:tcW w:w="0" w:type="auto"/>
-            <w:shd w:val="clear" w:color="auto" w:fill="auto"/>
-            <w:vAlign w:val="center"/>
-          </w:tcPr>
-          <w:p>
-            <w:pPr>
-              <w:keepNext w:val="0"/>
-              <w:keepLines w:val="0"/>
-              <w:widowControl/>
-              <w:suppressLineNumbers w:val="0"/>
-              <w:jc w:val="left"/>
-            </w:pPr>
-            <w:r>
-              <w:rPr>
-                <w:rFonts w:ascii="宋体" w:hAnsi="宋体" w:eastAsia="宋体" w:cs="宋体"/>
-                <w:kern w:val="0"/>
-                <w:sz w:val="24"/>
-                <w:szCs w:val="24"/>
-                <w:lang w:val="en-US" w:eastAsia="zh-CN" w:bidi="ar"/>
-              </w:rPr>
-              <w:t>3.0</w:t>
-            </w:r>
-          </w:p>
-        </w:tc>
-        <w:tc>
-          <w:tcPr>
-            <w:tcW w:w="0" w:type="auto"/>
-            <w:shd w:val="clear" w:color="auto" w:fill="auto"/>
-            <w:vAlign w:val="center"/>
-          </w:tcPr>
-          <w:p>
-            <w:pPr>
-              <w:keepNext w:val="0"/>
-              <w:keepLines w:val="0"/>
-              <w:widowControl/>
-              <w:suppressLineNumbers w:val="0"/>
-              <w:jc w:val="left"/>
-            </w:pPr>
-            <w:r>
-              <w:rPr>
-                <w:rFonts w:ascii="宋体" w:hAnsi="宋体" w:eastAsia="宋体" w:cs="宋体"/>
-                <w:kern w:val="0"/>
-                <w:sz w:val="24"/>
-                <w:szCs w:val="24"/>
-                <w:lang w:val="en-US" w:eastAsia="zh-CN" w:bidi="ar"/>
-              </w:rPr>
-              <w:t>沸腾气泡</w:t>
-            </w:r>
-          </w:p>
-        </w:tc>
-        <w:tc>
-          <w:tcPr>
-            <w:tcW w:w="0" w:type="auto"/>
-            <w:shd w:val="clear" w:color="auto" w:fill="auto"/>
-            <w:vAlign w:val="center"/>
-          </w:tcPr>
-          <w:p>
-            <w:pPr>
-              <w:keepNext w:val="0"/>
-              <w:keepLines w:val="0"/>
-              <w:widowControl/>
-              <w:suppressLineNumbers w:val="0"/>
-              <w:jc w:val="left"/>
-            </w:pPr>
-            <w:r>
-              <w:rPr>
-                <w:rFonts w:ascii="宋体" w:hAnsi="宋体" w:eastAsia="宋体" w:cs="宋体"/>
-                <w:kern w:val="0"/>
-                <w:sz w:val="24"/>
-                <w:szCs w:val="24"/>
-                <w:lang w:val="en-US" w:eastAsia="zh-CN" w:bidi="ar"/>
-              </w:rPr>
-              <w:t>快速单位</w:t>
-            </w:r>
-          </w:p>
-        </w:tc>
-      </w:tr>
-    </w:tbl>
-    <w:p>
-      <w:pPr>
-        <w:pStyle w:val="3"/>
-        <w:keepNext w:val="0"/>
-        <w:keepLines w:val="0"/>
-        <w:widowControl/>
-        <w:suppressLineNumbers w:val="0"/>
-      </w:pPr>
-    </w:p>
-    <w:p>
-      <w:pPr>
-        <w:pStyle w:val="3"/>
-        <w:keepNext w:val="0"/>
-        <w:keepLines w:val="0"/>
-        <w:widowControl/>
-        <w:suppressLineNumbers w:val="0"/>
-      </w:pPr>
-    </w:p>
-    <w:p>
-      <w:pPr>
-        <w:pStyle w:val="3"/>
-        <w:keepNext w:val="0"/>
-        <w:keepLines w:val="0"/>
-        <w:widowControl/>
-        <w:suppressLineNumbers w:val="0"/>
-      </w:pPr>
-      <w:r>
-        <w:rPr>
-          <w:rFonts w:hint="eastAsia"/>
-          <w:sz w:val="52"/>
-          <w:szCs w:val="52"/>
-          <w:highlight w:val="red"/>
-          <w:lang w:val="en-US" w:eastAsia="zh-CN"/>
-        </w:rPr>
-        <w:t>怪物</w:t>
-      </w:r>
-    </w:p>
-    <w:p>
-      <w:pPr>
-        <w:pStyle w:val="3"/>
-        <w:keepNext w:val="0"/>
-        <w:keepLines w:val="0"/>
-        <w:widowControl/>
-        <w:suppressLineNumbers w:val="0"/>
-      </w:pPr>
-      <w:r>
-        <w:t>通用风格修饰词 (Style Modifiers)</w:t>
-      </w:r>
-    </w:p>
-    <w:p>
-      <w:pPr>
-        <w:pStyle w:val="7"/>
-        <w:keepNext w:val="0"/>
-        <w:keepLines w:val="0"/>
-        <w:widowControl/>
-        <w:suppressLineNumbers w:val="0"/>
-      </w:pPr>
-      <w:r>
-        <w:rPr>
-          <w:i/>
-          <w:iCs/>
-        </w:rPr>
-        <w:t>建议加在每一段提示词的末尾，保证风格统一：</w:t>
+      </w:pPr>
+      <w:r>
+        <w:t>3. 💎 玩家光棱塔 (The Prism Tower)</w:t>
+      </w:r>
+    </w:p>
+    <w:p>
+      <w:pPr>
+        <w:pStyle w:val="7"/>
+        <w:keepNext w:val="0"/>
+        <w:keepLines w:val="0"/>
+        <w:widowControl/>
+        <w:suppressLineNumbers w:val="0"/>
+      </w:pPr>
+      <w:r>
+        <w:t>极简科幻，青色调。</w:t>
       </w:r>
     </w:p>
     <w:p>
@@ -6360,7 +1072,7 @@
           <w:sz w:val="24"/>
           <w:szCs w:val="24"/>
         </w:rPr>
-        <w:t>2D game asset, flat vector art, minimalist style, clean lines, no shading, white background, high quality, stylized, hyper-casual game style.</w:t>
+        <w:t>Prompt:</w:t>
       </w:r>
       <w:r>
         <w:rPr>
@@ -6368,75 +1080,8 @@
           <w:sz w:val="24"/>
           <w:szCs w:val="24"/>
         </w:rPr>
-        <w:t xml:space="preserve"> (2D游戏素材，扁平矢量艺术，极简风格，线条干净，无阴影，白底，高质量，风格化，超休闲游戏风格。)</w:t>
-      </w:r>
-    </w:p>
-    <w:p>
-      <w:pPr>
-        <w:keepNext w:val="0"/>
-        <w:keepLines w:val="0"/>
-        <w:widowControl/>
-        <w:suppressLineNumbers w:val="0"/>
-      </w:pPr>
-      <w:r>
-        <w:pict>
-          <v:rect id="_x0000_i1030" o:spt="1" style="height:1.5pt;width:432pt;" fillcolor="#A0A0A0" filled="t" stroked="f" coordsize="21600,21600" o:hr="t" o:hrstd="t" o:hralign="center">
-            <v:path/>
-            <v:fill on="t" focussize="0,0"/>
-            <v:stroke on="f"/>
-            <v:imagedata o:title=""/>
-            <o:lock v:ext="edit"/>
-            <w10:wrap type="none"/>
-            <w10:anchorlock/>
-          </v:rect>
-        </w:pict>
-      </w:r>
-    </w:p>
-    <w:p>
-      <w:pPr>
-        <w:pStyle w:val="3"/>
-        <w:keepNext w:val="0"/>
-        <w:keepLines w:val="0"/>
-        <w:widowControl/>
-        <w:suppressLineNumbers w:val="0"/>
-      </w:pPr>
-      <w:r>
-        <w:t>1. ⚫️ 黑油怪物组 (The Fluid Enemies)</w:t>
-      </w:r>
-    </w:p>
-    <w:p>
-      <w:pPr>
-        <w:pStyle w:val="7"/>
-        <w:keepNext w:val="0"/>
-        <w:keepLines w:val="0"/>
-        <w:widowControl/>
-        <w:suppressLineNumbers w:val="0"/>
-      </w:pPr>
-      <w:r>
-        <w:t>这里我们需要生成带有特定表情（眼睛）和装饰的黑色液体。</w:t>
-      </w:r>
-    </w:p>
-    <w:p>
-      <w:pPr>
-        <w:pStyle w:val="4"/>
-        <w:keepNext w:val="0"/>
-        <w:keepLines w:val="0"/>
-        <w:widowControl/>
-        <w:suppressLineNumbers w:val="0"/>
-      </w:pPr>
-      <w:r>
-        <w:t>A. 基础粘液怪 (Slime) - 呆萌炮灰</w:t>
-      </w:r>
-    </w:p>
-    <w:p>
-      <w:pPr>
-        <w:pStyle w:val="7"/>
-        <w:keepNext w:val="0"/>
-        <w:keepLines w:val="0"/>
-        <w:widowControl/>
-        <w:suppressLineNumbers w:val="0"/>
-        <w:ind w:left="720" w:right="720"/>
-      </w:pPr>
+        <w:t xml:space="preserve"> Top-down view of a sci-fi turret base, </w:t>
+      </w:r>
       <w:r>
         <w:rPr>
           <w:rFonts w:hint="eastAsia" w:ascii="宋体" w:hAnsi="宋体" w:eastAsia="宋体" w:cs="宋体"/>
@@ -6445,7 +1090,7 @@
           <w:sz w:val="24"/>
           <w:szCs w:val="24"/>
         </w:rPr>
-        <w:t>Prompt:</w:t>
+        <w:t>futuristic minimalist design</w:t>
       </w:r>
       <w:r>
         <w:rPr>
@@ -6453,7 +1098,7 @@
           <w:sz w:val="24"/>
           <w:szCs w:val="24"/>
         </w:rPr>
-        <w:t xml:space="preserve"> A cute black ferrofluid slime monster, </w:t>
+        <w:t xml:space="preserve">, dark grey metal base with </w:t>
       </w:r>
       <w:r>
         <w:rPr>
@@ -6463,7 +1108,7 @@
           <w:sz w:val="24"/>
           <w:szCs w:val="24"/>
         </w:rPr>
-        <w:t>round organic liquid shape</w:t>
+        <w:t>neon cyan glowing lines</w:t>
       </w:r>
       <w:r>
         <w:rPr>
@@ -6471,7 +1116,7 @@
           <w:sz w:val="24"/>
           <w:szCs w:val="24"/>
         </w:rPr>
-        <w:t xml:space="preserve">, simple white cartoon eyes, </w:t>
+        <w:t xml:space="preserve">, </w:t>
       </w:r>
       <w:r>
         <w:rPr>
@@ -6481,7 +1126,7 @@
           <w:sz w:val="24"/>
           <w:szCs w:val="24"/>
         </w:rPr>
-        <w:t>wide open eyes</w:t>
+        <w:t>a floating crystal prism</w:t>
       </w:r>
       <w:r>
         <w:rPr>
@@ -6489,7 +1134,7 @@
           <w:sz w:val="24"/>
           <w:szCs w:val="24"/>
         </w:rPr>
-        <w:t xml:space="preserve">, looking stupid and cute, black oil texture but 2D flat style, simple vector art, white background. </w:t>
+        <w:t xml:space="preserve"> in the center, laser emitter, geometric shapes, clean vector art, 2D game asset, white background. </w:t>
       </w:r>
       <w:r>
         <w:rPr>
@@ -6499,102 +1144,10 @@
           <w:sz w:val="24"/>
           <w:szCs w:val="24"/>
         </w:rPr>
-        <w:t>(一个可爱的黑色磁流体粘液怪，圆形的有机液体形状，简单的白色卡通眼睛，睁得大大的，看起来蠢萌，黑油质感但为2D扁平风格，简单矢量图，白底。)</w:t>
-      </w:r>
-    </w:p>
-    <w:p>
-      <w:pPr>
-        <w:pStyle w:val="4"/>
-        <w:keepNext w:val="0"/>
-        <w:keepLines w:val="0"/>
-        <w:widowControl/>
-        <w:suppressLineNumbers w:val="0"/>
-      </w:pPr>
-      <w:r>
-        <w:t>B. 硬壳怪 (Tank) - 憨厚装甲</w:t>
-      </w:r>
-    </w:p>
-    <w:p>
-      <w:pPr>
-        <w:pStyle w:val="7"/>
-        <w:keepNext w:val="0"/>
-        <w:keepLines w:val="0"/>
-        <w:widowControl/>
-        <w:suppressLineNumbers w:val="0"/>
-        <w:ind w:left="720" w:right="720"/>
-      </w:pPr>
-      <w:r>
-        <w:rPr>
-          <w:rFonts w:hint="eastAsia" w:ascii="宋体" w:hAnsi="宋体" w:eastAsia="宋体" w:cs="宋体"/>
-          <w:b/>
-          <w:bCs/>
-          <w:sz w:val="24"/>
-          <w:szCs w:val="24"/>
-        </w:rPr>
-        <w:t>Prompt:</w:t>
-      </w:r>
-      <w:r>
-        <w:rPr>
-          <w:rFonts w:hint="eastAsia" w:ascii="宋体" w:hAnsi="宋体" w:eastAsia="宋体" w:cs="宋体"/>
-          <w:sz w:val="24"/>
-          <w:szCs w:val="24"/>
-        </w:rPr>
-        <w:t xml:space="preserve"> A large bulky black oil monster, </w:t>
-      </w:r>
-      <w:r>
-        <w:rPr>
-          <w:rFonts w:hint="eastAsia" w:ascii="宋体" w:hAnsi="宋体" w:eastAsia="宋体" w:cs="宋体"/>
-          <w:b/>
-          <w:bCs/>
-          <w:sz w:val="24"/>
-          <w:szCs w:val="24"/>
-        </w:rPr>
-        <w:t>irregular liquid shape</w:t>
-      </w:r>
-      <w:r>
-        <w:rPr>
-          <w:rFonts w:hint="eastAsia" w:ascii="宋体" w:hAnsi="宋体" w:eastAsia="宋体" w:cs="宋体"/>
-          <w:sz w:val="24"/>
-          <w:szCs w:val="24"/>
-        </w:rPr>
-        <w:t xml:space="preserve">, </w:t>
-      </w:r>
-      <w:r>
-        <w:rPr>
-          <w:rFonts w:hint="eastAsia" w:ascii="宋体" w:hAnsi="宋体" w:eastAsia="宋体" w:cs="宋体"/>
-          <w:b/>
-          <w:bCs/>
-          <w:sz w:val="24"/>
-          <w:szCs w:val="24"/>
-        </w:rPr>
-        <w:t>covered with rusty metal scrap plates and grey rocks</w:t>
-      </w:r>
-      <w:r>
-        <w:rPr>
-          <w:rFonts w:hint="eastAsia" w:ascii="宋体" w:hAnsi="宋体" w:eastAsia="宋体" w:cs="宋体"/>
-          <w:sz w:val="24"/>
-          <w:szCs w:val="24"/>
-        </w:rPr>
-        <w:t xml:space="preserve">, </w:t>
-      </w:r>
-      <w:r>
-        <w:rPr>
-          <w:rFonts w:hint="eastAsia" w:ascii="宋体" w:hAnsi="宋体" w:eastAsia="宋体" w:cs="宋体"/>
-          <w:b/>
-          <w:bCs/>
-          <w:sz w:val="24"/>
-          <w:szCs w:val="24"/>
-        </w:rPr>
-        <w:t>lazy half-closed cartoon eyes</w:t>
-      </w:r>
-      <w:r>
-        <w:rPr>
-          <w:rFonts w:hint="eastAsia" w:ascii="宋体" w:hAnsi="宋体" w:eastAsia="宋体" w:cs="宋体"/>
-          <w:sz w:val="24"/>
-          <w:szCs w:val="24"/>
-        </w:rPr>
-        <w:t xml:space="preserve">, looking sleepy and heavy, thick armor, 2D game sprite, flat vector art, white background. </w:t>
-      </w:r>
+        <w:t>(俯视角的科幻</w:t>
+      </w:r>
+      <w:bookmarkStart w:id="0" w:name="_GoBack"/>
+      <w:bookmarkEnd w:id="0"/>
       <w:r>
         <w:rPr>
           <w:rFonts w:hint="eastAsia" w:ascii="宋体" w:hAnsi="宋体" w:eastAsia="宋体" w:cs="宋体"/>
@@ -6603,780 +1156,7 @@
           <w:sz w:val="24"/>
           <w:szCs w:val="24"/>
         </w:rPr>
-        <w:t>(一个巨大的黑色油状怪物，不规则液体形状，覆盖着生锈的金属废料板和灰色石块，半眯着的慵懒卡通眼，看起来困倦且笨重，厚护甲，2D游戏精灵，扁平矢量，白底。)</w:t>
-      </w:r>
-    </w:p>
-    <w:p>
-      <w:pPr>
-        <w:pStyle w:val="4"/>
-        <w:keepNext w:val="0"/>
-        <w:keepLines w:val="0"/>
-        <w:widowControl/>
-        <w:suppressLineNumbers w:val="0"/>
-      </w:pPr>
-      <w:r>
-        <w:t>C. 攻速虫 (Rusher) - 疯狂尖刺</w:t>
-      </w:r>
-    </w:p>
-    <w:p>
-      <w:pPr>
-        <w:pStyle w:val="7"/>
-        <w:keepNext w:val="0"/>
-        <w:keepLines w:val="0"/>
-        <w:widowControl/>
-        <w:suppressLineNumbers w:val="0"/>
-        <w:ind w:left="720" w:right="720"/>
-      </w:pPr>
-      <w:r>
-        <w:rPr>
-          <w:rFonts w:hint="eastAsia" w:ascii="宋体" w:hAnsi="宋体" w:eastAsia="宋体" w:cs="宋体"/>
-          <w:b/>
-          <w:bCs/>
-          <w:sz w:val="24"/>
-          <w:szCs w:val="24"/>
-        </w:rPr>
-        <w:t>Prompt:</w:t>
-      </w:r>
-      <w:r>
-        <w:rPr>
-          <w:rFonts w:hint="eastAsia" w:ascii="宋体" w:hAnsi="宋体" w:eastAsia="宋体" w:cs="宋体"/>
-          <w:sz w:val="24"/>
-          <w:szCs w:val="24"/>
-        </w:rPr>
-        <w:t xml:space="preserve"> A small spiky black fluid monster, </w:t>
-      </w:r>
-      <w:r>
-        <w:rPr>
-          <w:rFonts w:hint="eastAsia" w:ascii="宋体" w:hAnsi="宋体" w:eastAsia="宋体" w:cs="宋体"/>
-          <w:b/>
-          <w:bCs/>
-          <w:sz w:val="24"/>
-          <w:szCs w:val="24"/>
-        </w:rPr>
-        <w:t>aggressive jagged shape</w:t>
-      </w:r>
-      <w:r>
-        <w:rPr>
-          <w:rFonts w:hint="eastAsia" w:ascii="宋体" w:hAnsi="宋体" w:eastAsia="宋体" w:cs="宋体"/>
-          <w:sz w:val="24"/>
-          <w:szCs w:val="24"/>
-        </w:rPr>
-        <w:t xml:space="preserve">, </w:t>
-      </w:r>
-      <w:r>
-        <w:rPr>
-          <w:rFonts w:hint="eastAsia" w:ascii="宋体" w:hAnsi="宋体" w:eastAsia="宋体" w:cs="宋体"/>
-          <w:b/>
-          <w:bCs/>
-          <w:sz w:val="24"/>
-          <w:szCs w:val="24"/>
-        </w:rPr>
-        <w:t>sharp white crystal spike in the center</w:t>
-      </w:r>
-      <w:r>
-        <w:rPr>
-          <w:rFonts w:hint="eastAsia" w:ascii="宋体" w:hAnsi="宋体" w:eastAsia="宋体" w:cs="宋体"/>
-          <w:sz w:val="24"/>
-          <w:szCs w:val="24"/>
-        </w:rPr>
-        <w:t xml:space="preserve">, </w:t>
-      </w:r>
-      <w:r>
-        <w:rPr>
-          <w:rFonts w:hint="eastAsia" w:ascii="宋体" w:hAnsi="宋体" w:eastAsia="宋体" w:cs="宋体"/>
-          <w:b/>
-          <w:bCs/>
-          <w:sz w:val="24"/>
-          <w:szCs w:val="24"/>
-        </w:rPr>
-        <w:t>crazy mismatched cartoon eyes</w:t>
-      </w:r>
-      <w:r>
-        <w:rPr>
-          <w:rFonts w:hint="eastAsia" w:ascii="宋体" w:hAnsi="宋体" w:eastAsia="宋体" w:cs="宋体"/>
-          <w:sz w:val="24"/>
-          <w:szCs w:val="24"/>
-        </w:rPr>
-        <w:t xml:space="preserve"> (one big one small), tiny pupils, looking angry and unstable, splashing liquid effect, 2D vector art, white background. </w:t>
-      </w:r>
-      <w:r>
-        <w:rPr>
-          <w:rFonts w:hint="eastAsia" w:ascii="宋体" w:hAnsi="宋体" w:eastAsia="宋体" w:cs="宋体"/>
-          <w:i/>
-          <w:iCs/>
-          <w:sz w:val="24"/>
-          <w:szCs w:val="24"/>
-        </w:rPr>
-        <w:t>(一个带刺的小型黑色流体怪物，极具攻击性的锯齿状，中心有尖锐的白色晶体刺，疯狂的不对称卡通眼（一大一小），瞳孔极小，看起来愤怒且不稳定，液体飞溅效果，2D矢量，白底。)</w:t>
-      </w:r>
-    </w:p>
-    <w:p>
-      <w:pPr>
-        <w:keepNext w:val="0"/>
-        <w:keepLines w:val="0"/>
-        <w:widowControl/>
-        <w:suppressLineNumbers w:val="0"/>
-      </w:pPr>
-      <w:r>
-        <w:pict>
-          <v:rect id="_x0000_i1031" o:spt="1" style="height:1.5pt;width:432pt;" fillcolor="#A0A0A0" filled="t" stroked="f" coordsize="21600,21600" o:hr="t" o:hrstd="t" o:hralign="center">
-            <v:path/>
-            <v:fill on="t" focussize="0,0"/>
-            <v:stroke on="f"/>
-            <v:imagedata o:title=""/>
-            <o:lock v:ext="edit"/>
-            <w10:wrap type="none"/>
-            <w10:anchorlock/>
-          </v:rect>
-        </w:pict>
-      </w:r>
-    </w:p>
-    <w:p>
-      <w:pPr>
-        <w:pStyle w:val="3"/>
-        <w:keepNext w:val="0"/>
-        <w:keepLines w:val="0"/>
-        <w:widowControl/>
-        <w:suppressLineNumbers w:val="0"/>
-      </w:pPr>
-      <w:r>
-        <w:t>2. 😈 BOSS 组 (The Boss)</w:t>
-      </w:r>
-    </w:p>
-    <w:p>
-      <w:pPr>
-        <w:pStyle w:val="7"/>
-        <w:keepNext w:val="0"/>
-        <w:keepLines w:val="0"/>
-        <w:widowControl/>
-        <w:suppressLineNumbers w:val="0"/>
-      </w:pPr>
-      <w:r>
-        <w:t>BOSS 不要卡通眼睛，要压迫感。</w:t>
-      </w:r>
-    </w:p>
-    <w:p>
-      <w:pPr>
-        <w:pStyle w:val="7"/>
-        <w:keepNext w:val="0"/>
-        <w:keepLines w:val="0"/>
-        <w:widowControl/>
-        <w:suppressLineNumbers w:val="0"/>
-        <w:ind w:left="720" w:right="720"/>
-        <w:rPr>
-          <w:rFonts w:hint="eastAsia" w:ascii="宋体" w:hAnsi="宋体" w:eastAsia="宋体" w:cs="宋体"/>
-          <w:i/>
-          <w:iCs/>
-          <w:sz w:val="24"/>
-          <w:szCs w:val="24"/>
-        </w:rPr>
-      </w:pPr>
-      <w:r>
-        <w:rPr>
-          <w:rFonts w:hint="eastAsia" w:ascii="宋体" w:hAnsi="宋体" w:eastAsia="宋体" w:cs="宋体"/>
-          <w:b/>
-          <w:bCs/>
-          <w:sz w:val="24"/>
-          <w:szCs w:val="24"/>
-        </w:rPr>
-        <w:t>Prompt:</w:t>
-      </w:r>
-      <w:r>
-        <w:rPr>
-          <w:rFonts w:hint="eastAsia" w:ascii="宋体" w:hAnsi="宋体" w:eastAsia="宋体" w:cs="宋体"/>
-          <w:sz w:val="24"/>
-          <w:szCs w:val="24"/>
-        </w:rPr>
-        <w:t xml:space="preserve"> A giant menacing boss monster, </w:t>
-      </w:r>
-      <w:r>
-        <w:rPr>
-          <w:rFonts w:hint="eastAsia" w:ascii="宋体" w:hAnsi="宋体" w:eastAsia="宋体" w:cs="宋体"/>
-          <w:b/>
-          <w:bCs/>
-          <w:sz w:val="24"/>
-          <w:szCs w:val="24"/>
-        </w:rPr>
-        <w:t>massive black sphere</w:t>
-      </w:r>
-      <w:r>
-        <w:rPr>
-          <w:rFonts w:hint="eastAsia" w:ascii="宋体" w:hAnsi="宋体" w:eastAsia="宋体" w:cs="宋体"/>
-          <w:sz w:val="24"/>
-          <w:szCs w:val="24"/>
-        </w:rPr>
-        <w:t xml:space="preserve">, surface covered with </w:t>
-      </w:r>
-      <w:r>
-        <w:rPr>
-          <w:rFonts w:hint="eastAsia" w:ascii="宋体" w:hAnsi="宋体" w:eastAsia="宋体" w:cs="宋体"/>
-          <w:b/>
-          <w:bCs/>
-          <w:sz w:val="24"/>
-          <w:szCs w:val="24"/>
-        </w:rPr>
-        <w:t>cracked black rock crust</w:t>
-      </w:r>
-      <w:r>
-        <w:rPr>
-          <w:rFonts w:hint="eastAsia" w:ascii="宋体" w:hAnsi="宋体" w:eastAsia="宋体" w:cs="宋体"/>
-          <w:sz w:val="24"/>
-          <w:szCs w:val="24"/>
-        </w:rPr>
-        <w:t xml:space="preserve">, </w:t>
-      </w:r>
-      <w:r>
-        <w:rPr>
-          <w:rFonts w:hint="eastAsia" w:ascii="宋体" w:hAnsi="宋体" w:eastAsia="宋体" w:cs="宋体"/>
-          <w:b/>
-          <w:bCs/>
-          <w:sz w:val="24"/>
-          <w:szCs w:val="24"/>
-        </w:rPr>
-        <w:t>glowing red magma cracks</w:t>
-      </w:r>
-      <w:r>
-        <w:rPr>
-          <w:rFonts w:hint="eastAsia" w:ascii="宋体" w:hAnsi="宋体" w:eastAsia="宋体" w:cs="宋体"/>
-          <w:sz w:val="24"/>
-          <w:szCs w:val="24"/>
-        </w:rPr>
-        <w:t xml:space="preserve"> emitting light from inside, </w:t>
-      </w:r>
-      <w:r>
-        <w:rPr>
-          <w:rFonts w:hint="eastAsia" w:ascii="宋体" w:hAnsi="宋体" w:eastAsia="宋体" w:cs="宋体"/>
-          <w:b/>
-          <w:bCs/>
-          <w:sz w:val="24"/>
-          <w:szCs w:val="24"/>
-        </w:rPr>
-        <w:t>a central ominous red slit eye</w:t>
-      </w:r>
-      <w:r>
-        <w:rPr>
-          <w:rFonts w:hint="eastAsia" w:ascii="宋体" w:hAnsi="宋体" w:eastAsia="宋体" w:cs="宋体"/>
-          <w:sz w:val="24"/>
-          <w:szCs w:val="24"/>
-        </w:rPr>
-        <w:t xml:space="preserve"> (Sauron style), dark fantasy sci-fi vibe, danger, 2D game sprite, white background. </w:t>
-      </w:r>
-      <w:r>
-        <w:rPr>
-          <w:rFonts w:hint="eastAsia" w:ascii="宋体" w:hAnsi="宋体" w:eastAsia="宋体" w:cs="宋体"/>
-          <w:i/>
-          <w:iCs/>
-          <w:sz w:val="24"/>
-          <w:szCs w:val="24"/>
-        </w:rPr>
-        <w:t>(一个巨大的具有威胁性的BOSS怪物，巨大的黑色球体，表面覆盖着龟裂的黑色岩石外壳，内部透出红色的岩浆裂缝光芒，中间有一只不祥的红色狭缝眼睛（索伦之眼风格），黑暗幻想科幻氛围，危险，2D游戏精灵，白底。)</w:t>
-      </w:r>
-    </w:p>
-    <w:p>
-      <w:pPr>
-        <w:pStyle w:val="7"/>
-        <w:keepNext w:val="0"/>
-        <w:keepLines w:val="0"/>
-        <w:widowControl/>
-        <w:suppressLineNumbers w:val="0"/>
-        <w:spacing w:before="96" w:beforeAutospacing="0" w:after="96" w:afterAutospacing="0"/>
-        <w:ind w:left="0" w:right="0"/>
-        <w:jc w:val="left"/>
-        <w:rPr>
-          <w:rFonts w:hint="default" w:ascii="sans-serif" w:hAnsi="sans-serif" w:eastAsia="sans-serif" w:cs="sans-serif"/>
-          <w:i w:val="0"/>
-          <w:iCs w:val="0"/>
-          <w:caps w:val="0"/>
-          <w:color w:val="242423"/>
-          <w:spacing w:val="0"/>
-          <w:sz w:val="72"/>
-          <w:szCs w:val="72"/>
-          <w:highlight w:val="red"/>
-          <w:lang w:val="en-US" w:eastAsia="zh-CN"/>
-        </w:rPr>
-      </w:pPr>
-      <w:r>
-        <w:rPr>
-          <w:rFonts w:hint="eastAsia" w:ascii="sans-serif" w:hAnsi="sans-serif" w:eastAsia="sans-serif" w:cs="sans-serif"/>
-          <w:i w:val="0"/>
-          <w:iCs w:val="0"/>
-          <w:caps w:val="0"/>
-          <w:color w:val="242423"/>
-          <w:spacing w:val="0"/>
-          <w:sz w:val="72"/>
-          <w:szCs w:val="72"/>
-          <w:highlight w:val="red"/>
-          <w:lang w:val="en-US" w:eastAsia="zh-CN"/>
-        </w:rPr>
-        <w:t>怪物提示词</w:t>
-      </w:r>
-    </w:p>
-    <w:p>
-      <w:pPr>
-        <w:pStyle w:val="7"/>
-        <w:keepNext w:val="0"/>
-        <w:keepLines w:val="0"/>
-        <w:widowControl/>
-        <w:suppressLineNumbers w:val="0"/>
-        <w:spacing w:before="96" w:beforeAutospacing="0" w:after="96" w:afterAutospacing="0"/>
-        <w:ind w:right="0"/>
-        <w:jc w:val="left"/>
-        <w:rPr>
-          <w:rFonts w:ascii="sans-serif" w:hAnsi="sans-serif" w:eastAsia="sans-serif" w:cs="sans-serif"/>
-          <w:i w:val="0"/>
-          <w:iCs w:val="0"/>
-          <w:caps w:val="0"/>
-          <w:color w:val="363636"/>
-          <w:spacing w:val="0"/>
-          <w:sz w:val="16"/>
-          <w:szCs w:val="16"/>
-          <w:highlight w:val="red"/>
-          <w:shd w:val="clear" w:fill="F7F7F7"/>
-        </w:rPr>
-      </w:pPr>
-      <w:r>
-        <w:rPr>
-          <w:rFonts w:hint="eastAsia" w:ascii="sans-serif" w:hAnsi="sans-serif" w:eastAsia="宋体" w:cs="sans-serif"/>
-          <w:i w:val="0"/>
-          <w:iCs w:val="0"/>
-          <w:caps w:val="0"/>
-          <w:color w:val="363636"/>
-          <w:spacing w:val="0"/>
-          <w:sz w:val="16"/>
-          <w:szCs w:val="16"/>
-          <w:highlight w:val="red"/>
-          <w:shd w:val="clear" w:fill="F7F7F7"/>
-          <w:lang w:val="en-US" w:eastAsia="zh-CN"/>
-        </w:rPr>
-        <w:t>参考图片，</w:t>
-      </w:r>
-      <w:r>
-        <w:rPr>
-          <w:rFonts w:ascii="sans-serif" w:hAnsi="sans-serif" w:eastAsia="sans-serif" w:cs="sans-serif"/>
-          <w:i w:val="0"/>
-          <w:iCs w:val="0"/>
-          <w:caps w:val="0"/>
-          <w:color w:val="363636"/>
-          <w:spacing w:val="0"/>
-          <w:sz w:val="16"/>
-          <w:szCs w:val="16"/>
-          <w:highlight w:val="red"/>
-          <w:shd w:val="clear" w:fill="F7F7F7"/>
-        </w:rPr>
-        <w:t>帮我生成同风格，怪物被激光射中，冰冻的效果展示图片</w:t>
-      </w:r>
-    </w:p>
-    <w:p>
-      <w:pPr>
-        <w:pStyle w:val="7"/>
-        <w:keepNext w:val="0"/>
-        <w:keepLines w:val="0"/>
-        <w:widowControl/>
-        <w:suppressLineNumbers w:val="0"/>
-        <w:spacing w:before="96" w:beforeAutospacing="0" w:after="96" w:afterAutospacing="0"/>
-        <w:ind w:right="0"/>
-        <w:jc w:val="left"/>
-        <w:rPr>
-          <w:rFonts w:ascii="sans-serif" w:hAnsi="sans-serif" w:eastAsia="sans-serif" w:cs="sans-serif"/>
-          <w:i w:val="0"/>
-          <w:iCs w:val="0"/>
-          <w:caps w:val="0"/>
-          <w:color w:val="363636"/>
-          <w:spacing w:val="0"/>
-          <w:sz w:val="16"/>
-          <w:szCs w:val="16"/>
-          <w:highlight w:val="red"/>
-          <w:shd w:val="clear" w:fill="F7F7F7"/>
-        </w:rPr>
-      </w:pPr>
-      <w:r>
-        <w:rPr>
-          <w:rFonts w:ascii="sans-serif" w:hAnsi="sans-serif" w:eastAsia="sans-serif" w:cs="sans-serif"/>
-          <w:i w:val="0"/>
-          <w:iCs w:val="0"/>
-          <w:caps w:val="0"/>
-          <w:color w:val="E3E3E3"/>
-          <w:spacing w:val="0"/>
-          <w:sz w:val="19"/>
-          <w:szCs w:val="19"/>
-          <w:shd w:val="clear" w:fill="282A2C"/>
-        </w:rPr>
-        <w:t>把精英坦克和精英漂移按照这个我提供的美术关键词的格式生成2个关于精英坦克和精英漂移怪的美术关键词。 坦克怪物的美术关键词示例：</w:t>
-      </w:r>
-    </w:p>
-    <w:p>
-      <w:pPr>
-        <w:pStyle w:val="7"/>
-        <w:keepNext w:val="0"/>
-        <w:keepLines w:val="0"/>
-        <w:widowControl/>
-        <w:suppressLineNumbers w:val="0"/>
-        <w:spacing w:before="96" w:beforeAutospacing="0" w:after="96" w:afterAutospacing="0"/>
-        <w:ind w:right="0"/>
-        <w:jc w:val="left"/>
-        <w:rPr>
-          <w:rFonts w:hint="default" w:ascii="sans-serif" w:hAnsi="sans-serif" w:eastAsia="sans-serif" w:cs="sans-serif"/>
-          <w:i w:val="0"/>
-          <w:iCs w:val="0"/>
-          <w:caps w:val="0"/>
-          <w:color w:val="363636"/>
-          <w:spacing w:val="0"/>
-          <w:sz w:val="16"/>
-          <w:szCs w:val="16"/>
-          <w:shd w:val="clear" w:fill="F7F7F7"/>
-          <w:lang w:val="en-US" w:eastAsia="zh-CN"/>
-        </w:rPr>
-      </w:pPr>
-      <w:r>
-        <w:rPr>
-          <w:rFonts w:ascii="sans-serif" w:hAnsi="sans-serif" w:eastAsia="sans-serif" w:cs="sans-serif"/>
-          <w:i w:val="0"/>
-          <w:iCs w:val="0"/>
-          <w:caps w:val="0"/>
-          <w:color w:val="363636"/>
-          <w:spacing w:val="0"/>
-          <w:sz w:val="16"/>
-          <w:szCs w:val="16"/>
-          <w:shd w:val="clear" w:fill="F7F7F7"/>
-        </w:rPr>
-        <w:t>游戏美术资产，一个重型坦克怪物。视角：纯正的2D俯视视角（Top-down view），扁平化风格。 基础形态：一个厚实、敦状的圆角正方形 (Rounded Square) 黑色沥青粘土团。 基础材质：保持参考图（image_5.png）的光滑黑色乙烯基玩具质感 (Glossy black vinyl toy texture)，表面湿润、有强烈的高光反射。身体中间偏下位置， 有一双 憨厚眼睛是 半眯着的（Half-lidded），眼皮耷拉下来，看起来很困、很慢、很迟钝。 废土装甲：在光滑的黑色身体表面，半嵌入式地粘着厚重的废土垃圾装甲。包括：几块带有铆钉的生锈铁板、粗糙的混凝土石块、弯曲的钢筋截面。 风格统一性：关键点——所有的装甲（铁板、石块）都必须是风格化、玩具化的渲染，边缘干净，没有过于写实的脏污噪点，看起来像是塑料或树脂制成的模型配件，浮在光滑的黑油上。 背景：纯白色背景。</w:t>
-      </w:r>
-    </w:p>
-    <w:p>
-      <w:pPr>
-        <w:pStyle w:val="7"/>
-        <w:keepNext w:val="0"/>
-        <w:keepLines w:val="0"/>
-        <w:widowControl/>
-        <w:suppressLineNumbers w:val="0"/>
-        <w:spacing w:before="96" w:beforeAutospacing="0" w:after="96" w:afterAutospacing="0"/>
-        <w:ind w:right="0"/>
-        <w:jc w:val="left"/>
-        <w:rPr>
-          <w:rFonts w:hint="default" w:ascii="sans-serif" w:hAnsi="sans-serif" w:eastAsia="sans-serif" w:cs="sans-serif"/>
-          <w:i w:val="0"/>
-          <w:iCs w:val="0"/>
-          <w:caps w:val="0"/>
-          <w:color w:val="363636"/>
-          <w:spacing w:val="0"/>
-          <w:sz w:val="16"/>
-          <w:szCs w:val="16"/>
-          <w:shd w:val="clear" w:fill="F7F7F7"/>
-          <w:lang w:val="en-US" w:eastAsia="zh-CN"/>
-        </w:rPr>
-      </w:pPr>
-    </w:p>
-    <w:p>
-      <w:pPr>
-        <w:pStyle w:val="7"/>
-        <w:keepNext w:val="0"/>
-        <w:keepLines w:val="0"/>
-        <w:widowControl/>
-        <w:suppressLineNumbers w:val="0"/>
-        <w:spacing w:before="96" w:beforeAutospacing="0" w:after="96" w:afterAutospacing="0"/>
-        <w:ind w:right="0"/>
-        <w:jc w:val="left"/>
-        <w:rPr>
-          <w:rFonts w:ascii="sans-serif" w:hAnsi="sans-serif" w:eastAsia="sans-serif" w:cs="sans-serif"/>
-          <w:i w:val="0"/>
-          <w:iCs w:val="0"/>
-          <w:caps w:val="0"/>
-          <w:color w:val="363636"/>
-          <w:spacing w:val="0"/>
-          <w:sz w:val="16"/>
-          <w:szCs w:val="16"/>
-          <w:shd w:val="clear" w:fill="F7F7F7"/>
-        </w:rPr>
-      </w:pPr>
-      <w:r>
-        <w:rPr>
-          <w:rFonts w:hint="eastAsia" w:ascii="sans-serif" w:hAnsi="sans-serif" w:eastAsia="宋体" w:cs="sans-serif"/>
-          <w:i w:val="0"/>
-          <w:iCs w:val="0"/>
-          <w:caps w:val="0"/>
-          <w:color w:val="363636"/>
-          <w:spacing w:val="0"/>
-          <w:sz w:val="16"/>
-          <w:szCs w:val="16"/>
-          <w:shd w:val="clear" w:fill="F7F7F7"/>
-          <w:lang w:eastAsia="zh-CN"/>
-        </w:rPr>
-        <w:t>（</w:t>
-      </w:r>
-      <w:r>
-        <w:rPr>
-          <w:rFonts w:hint="eastAsia" w:ascii="sans-serif" w:hAnsi="sans-serif" w:eastAsia="宋体" w:cs="sans-serif"/>
-          <w:i w:val="0"/>
-          <w:iCs w:val="0"/>
-          <w:caps w:val="0"/>
-          <w:color w:val="363636"/>
-          <w:spacing w:val="0"/>
-          <w:sz w:val="16"/>
-          <w:szCs w:val="16"/>
-          <w:shd w:val="clear" w:fill="F7F7F7"/>
-          <w:lang w:val="en-US" w:eastAsia="zh-CN"/>
-        </w:rPr>
-        <w:t>参考图</w:t>
-      </w:r>
-      <w:r>
-        <w:rPr>
-          <w:rFonts w:hint="eastAsia" w:ascii="sans-serif" w:hAnsi="sans-serif" w:eastAsia="宋体" w:cs="sans-serif"/>
-          <w:i w:val="0"/>
-          <w:iCs w:val="0"/>
-          <w:caps w:val="0"/>
-          <w:color w:val="363636"/>
-          <w:spacing w:val="0"/>
-          <w:sz w:val="16"/>
-          <w:szCs w:val="16"/>
-          <w:shd w:val="clear" w:fill="F7F7F7"/>
-          <w:lang w:eastAsia="zh-CN"/>
-        </w:rPr>
-        <w:t>）</w:t>
-      </w:r>
-      <w:r>
-        <w:rPr>
-          <w:rFonts w:ascii="sans-serif" w:hAnsi="sans-serif" w:eastAsia="sans-serif" w:cs="sans-serif"/>
-          <w:i w:val="0"/>
-          <w:iCs w:val="0"/>
-          <w:caps w:val="0"/>
-          <w:color w:val="363636"/>
-          <w:spacing w:val="0"/>
-          <w:sz w:val="16"/>
-          <w:szCs w:val="16"/>
-          <w:shd w:val="clear" w:fill="F7F7F7"/>
-        </w:rPr>
-        <w:t>Synthwave game asset, monster sprite. A black fluid creature in a sharp aerodynamic diamond shape. Attached with neon cyan glowing glider fins on sides. It has dizzy spiral eyes (@_@). Looks lightweight and bouncy.</w:t>
-      </w:r>
-    </w:p>
-    <w:p>
-      <w:pPr>
-        <w:pStyle w:val="7"/>
-        <w:keepNext w:val="0"/>
-        <w:keepLines w:val="0"/>
-        <w:widowControl/>
-        <w:suppressLineNumbers w:val="0"/>
-        <w:spacing w:before="96" w:beforeAutospacing="0" w:after="96" w:afterAutospacing="0"/>
-        <w:ind w:right="0"/>
-        <w:jc w:val="left"/>
-        <w:rPr>
-          <w:rFonts w:ascii="sans-serif" w:hAnsi="sans-serif" w:eastAsia="sans-serif" w:cs="sans-serif"/>
-          <w:i w:val="0"/>
-          <w:iCs w:val="0"/>
-          <w:caps w:val="0"/>
-          <w:color w:val="363636"/>
-          <w:spacing w:val="0"/>
-          <w:sz w:val="16"/>
-          <w:szCs w:val="16"/>
-          <w:shd w:val="clear" w:fill="F7F7F7"/>
-        </w:rPr>
-      </w:pPr>
-    </w:p>
-    <w:p>
-      <w:pPr>
-        <w:pStyle w:val="7"/>
-        <w:keepNext w:val="0"/>
-        <w:keepLines w:val="0"/>
-        <w:widowControl/>
-        <w:suppressLineNumbers w:val="0"/>
-        <w:spacing w:before="96" w:beforeAutospacing="0" w:after="96" w:afterAutospacing="0"/>
-        <w:ind w:right="0"/>
-        <w:jc w:val="left"/>
-        <w:rPr>
-          <w:rFonts w:hint="default" w:ascii="sans-serif" w:hAnsi="sans-serif" w:eastAsia="sans-serif" w:cs="sans-serif"/>
-          <w:i w:val="0"/>
-          <w:iCs w:val="0"/>
-          <w:caps w:val="0"/>
-          <w:color w:val="363636"/>
-          <w:spacing w:val="0"/>
-          <w:sz w:val="16"/>
-          <w:szCs w:val="16"/>
-          <w:shd w:val="clear" w:fill="F7F7F7"/>
-          <w:lang w:val="en-US" w:eastAsia="zh-CN"/>
-        </w:rPr>
-      </w:pPr>
-      <w:r>
-        <w:rPr>
-          <w:rFonts w:hint="eastAsia" w:ascii="sans-serif" w:hAnsi="sans-serif" w:eastAsia="sans-serif" w:cs="sans-serif"/>
-          <w:i w:val="0"/>
-          <w:iCs w:val="0"/>
-          <w:caps w:val="0"/>
-          <w:color w:val="363636"/>
-          <w:spacing w:val="0"/>
-          <w:sz w:val="16"/>
-          <w:szCs w:val="16"/>
-          <w:shd w:val="clear" w:fill="F7F7F7"/>
-          <w:lang w:val="en-US" w:eastAsia="zh-CN"/>
-        </w:rPr>
-        <w:t>（参考图）</w:t>
-      </w:r>
-      <w:r>
-        <w:rPr>
-          <w:rFonts w:hint="default" w:ascii="sans-serif" w:hAnsi="sans-serif" w:eastAsia="sans-serif" w:cs="sans-serif"/>
-          <w:i w:val="0"/>
-          <w:iCs w:val="0"/>
-          <w:caps w:val="0"/>
-          <w:color w:val="363636"/>
-          <w:spacing w:val="0"/>
-          <w:sz w:val="16"/>
-          <w:szCs w:val="16"/>
-          <w:shd w:val="clear" w:fill="F7F7F7"/>
-          <w:lang w:val="en-US" w:eastAsia="zh-CN"/>
-        </w:rPr>
-        <w:t>合成波游戏素材，怪物精灵。一个黑色的流体生物，外形呈锋利的流线型菱形。两侧附着着霓虹青色的发光滑翔鳍。它有着令人眼花缭乱的螺旋状眼睛（@_@）。看起来轻盈而富有弹性。</w:t>
-      </w:r>
-    </w:p>
-    <w:p>
-      <w:pPr>
-        <w:pStyle w:val="7"/>
-        <w:keepNext w:val="0"/>
-        <w:keepLines w:val="0"/>
-        <w:widowControl/>
-        <w:suppressLineNumbers w:val="0"/>
-        <w:ind w:right="720"/>
-        <w:rPr>
-          <w:rFonts w:hint="eastAsia" w:ascii="宋体" w:hAnsi="宋体" w:eastAsia="宋体" w:cs="宋体"/>
-          <w:i/>
-          <w:iCs/>
-          <w:sz w:val="24"/>
-          <w:szCs w:val="24"/>
-        </w:rPr>
-      </w:pPr>
-    </w:p>
-    <w:p>
-      <w:pPr>
-        <w:keepNext w:val="0"/>
-        <w:keepLines w:val="0"/>
-        <w:widowControl/>
-        <w:suppressLineNumbers w:val="0"/>
-      </w:pPr>
-      <w:r>
-        <w:pict>
-          <v:rect id="_x0000_i1032" o:spt="1" style="height:1.5pt;width:432pt;" fillcolor="#A0A0A0" filled="t" stroked="f" coordsize="21600,21600" o:hr="t" o:hrstd="t" o:hralign="center">
-            <v:path/>
-            <v:fill on="t" focussize="0,0"/>
-            <v:stroke on="f"/>
-            <v:imagedata o:title=""/>
-            <o:lock v:ext="edit"/>
-            <w10:wrap type="none"/>
-            <w10:anchorlock/>
-          </v:rect>
-        </w:pict>
-      </w:r>
-    </w:p>
-    <w:p>
-      <w:pPr>
-        <w:pStyle w:val="3"/>
-        <w:keepNext w:val="0"/>
-        <w:keepLines w:val="0"/>
-        <w:widowControl/>
-        <w:suppressLineNumbers w:val="0"/>
-      </w:pPr>
-      <w:r>
-        <w:t>3. 💎 玩家光棱塔 (The Prism Tower)</w:t>
-      </w:r>
-    </w:p>
-    <w:p>
-      <w:pPr>
-        <w:pStyle w:val="7"/>
-        <w:keepNext w:val="0"/>
-        <w:keepLines w:val="0"/>
-        <w:widowControl/>
-        <w:suppressLineNumbers w:val="0"/>
-      </w:pPr>
-      <w:r>
-        <w:t>极简科幻，青色调。</w:t>
-      </w:r>
-    </w:p>
-    <w:p>
-      <w:pPr>
-        <w:pStyle w:val="7"/>
-        <w:keepNext w:val="0"/>
-        <w:keepLines w:val="0"/>
-        <w:widowControl/>
-        <w:suppressLineNumbers w:val="0"/>
-        <w:ind w:left="720" w:right="720"/>
-      </w:pPr>
-      <w:r>
-        <w:rPr>
-          <w:rFonts w:hint="eastAsia" w:ascii="宋体" w:hAnsi="宋体" w:eastAsia="宋体" w:cs="宋体"/>
-          <w:b/>
-          <w:bCs/>
-          <w:sz w:val="24"/>
-          <w:szCs w:val="24"/>
-        </w:rPr>
-        <w:t>Prompt:</w:t>
-      </w:r>
-      <w:r>
-        <w:rPr>
-          <w:rFonts w:hint="eastAsia" w:ascii="宋体" w:hAnsi="宋体" w:eastAsia="宋体" w:cs="宋体"/>
-          <w:sz w:val="24"/>
-          <w:szCs w:val="24"/>
-        </w:rPr>
-        <w:t xml:space="preserve"> Top-down view of a sci-fi turret base, </w:t>
-      </w:r>
-      <w:r>
-        <w:rPr>
-          <w:rFonts w:hint="eastAsia" w:ascii="宋体" w:hAnsi="宋体" w:eastAsia="宋体" w:cs="宋体"/>
-          <w:b/>
-          <w:bCs/>
-          <w:sz w:val="24"/>
-          <w:szCs w:val="24"/>
-        </w:rPr>
-        <w:t>futuristic minimalist design</w:t>
-      </w:r>
-      <w:r>
-        <w:rPr>
-          <w:rFonts w:hint="eastAsia" w:ascii="宋体" w:hAnsi="宋体" w:eastAsia="宋体" w:cs="宋体"/>
-          <w:sz w:val="24"/>
-          <w:szCs w:val="24"/>
-        </w:rPr>
-        <w:t xml:space="preserve">, dark grey metal base with </w:t>
-      </w:r>
-      <w:r>
-        <w:rPr>
-          <w:rFonts w:hint="eastAsia" w:ascii="宋体" w:hAnsi="宋体" w:eastAsia="宋体" w:cs="宋体"/>
-          <w:b/>
-          <w:bCs/>
-          <w:sz w:val="24"/>
-          <w:szCs w:val="24"/>
-        </w:rPr>
-        <w:t>neon cyan glowing lines</w:t>
-      </w:r>
-      <w:r>
-        <w:rPr>
-          <w:rFonts w:hint="eastAsia" w:ascii="宋体" w:hAnsi="宋体" w:eastAsia="宋体" w:cs="宋体"/>
-          <w:sz w:val="24"/>
-          <w:szCs w:val="24"/>
-        </w:rPr>
-        <w:t xml:space="preserve">, </w:t>
-      </w:r>
-      <w:r>
-        <w:rPr>
-          <w:rFonts w:hint="eastAsia" w:ascii="宋体" w:hAnsi="宋体" w:eastAsia="宋体" w:cs="宋体"/>
-          <w:b/>
-          <w:bCs/>
-          <w:sz w:val="24"/>
-          <w:szCs w:val="24"/>
-        </w:rPr>
-        <w:t>a floating crystal prism</w:t>
-      </w:r>
-      <w:r>
-        <w:rPr>
-          <w:rFonts w:hint="eastAsia" w:ascii="宋体" w:hAnsi="宋体" w:eastAsia="宋体" w:cs="宋体"/>
-          <w:sz w:val="24"/>
-          <w:szCs w:val="24"/>
-        </w:rPr>
-        <w:t xml:space="preserve"> in the center, laser emitter, geometric shapes, clean vector art, 2D game asset, white background. </w:t>
-      </w:r>
-      <w:r>
-        <w:rPr>
-          <w:rFonts w:hint="eastAsia" w:ascii="宋体" w:hAnsi="宋体" w:eastAsia="宋体" w:cs="宋体"/>
-          <w:i/>
-          <w:iCs/>
-          <w:sz w:val="24"/>
-          <w:szCs w:val="24"/>
-        </w:rPr>
-        <w:t>(俯视角的科幻炮塔底座，未来主义极简设计，深灰色金属底座带有霓虹青色发光线条，中间悬浮着一个棱镜晶体，激光发射器，几何形状，干净的矢量艺术，2D游戏素材，白底。)</w:t>
+        <w:t>炮塔底座，未来主义极简设计，深灰色金属底座带有霓虹青色发光线条，中间悬浮着一个棱镜晶体，激光发射器，几何形状，干净的矢量艺术，2D游戏素材，白底。)</w:t>
       </w:r>
     </w:p>
     <w:p>
@@ -24786,6 +18566,7 @@
             <w:insideH w:val="none" w:color="auto" w:sz="0" w:space="0"/>
             <w:insideV w:val="none" w:color="auto" w:sz="0" w:space="0"/>
           </w:tblBorders>
+          <w:shd w:val="clear" w:color="auto" w:fill="auto"/>
           <w:tblCellMar>
             <w:top w:w="0" w:type="dxa"/>
             <w:left w:w="0" w:type="dxa"/>
@@ -25043,7 +18824,6 @@
             <w:insideH w:val="none" w:color="auto" w:sz="0" w:space="0"/>
             <w:insideV w:val="none" w:color="auto" w:sz="0" w:space="0"/>
           </w:tblBorders>
-          <w:shd w:val="clear" w:color="auto" w:fill="auto"/>
           <w:tblCellMar>
             <w:top w:w="0" w:type="dxa"/>
             <w:left w:w="0" w:type="dxa"/>
@@ -25842,7 +19622,6 @@
             <w:insideH w:val="none" w:color="auto" w:sz="0" w:space="0"/>
             <w:insideV w:val="none" w:color="auto" w:sz="0" w:space="0"/>
           </w:tblBorders>
-          <w:shd w:val="clear" w:color="auto" w:fill="auto"/>
           <w:tblCellMar>
             <w:top w:w="0" w:type="dxa"/>
             <w:left w:w="0" w:type="dxa"/>
@@ -26109,7 +19888,6 @@
             <w:insideH w:val="none" w:color="auto" w:sz="0" w:space="0"/>
             <w:insideV w:val="none" w:color="auto" w:sz="0" w:space="0"/>
           </w:tblBorders>
-          <w:shd w:val="clear" w:color="auto" w:fill="auto"/>
           <w:tblCellMar>
             <w:top w:w="0" w:type="dxa"/>
             <w:left w:w="0" w:type="dxa"/>
@@ -27310,17 +21088,7 @@
           <w:sz w:val="24"/>
           <w:szCs w:val="24"/>
         </w:rPr>
-        <w:t xml:space="preserve"> 游戏章节选择卡片设</w:t>
-      </w:r>
-      <w:bookmarkStart w:id="0" w:name="_GoBack"/>
-      <w:bookmarkEnd w:id="0"/>
-      <w:r>
-        <w:rPr>
-          <w:rFonts w:hint="eastAsia" w:ascii="宋体" w:hAnsi="宋体" w:eastAsia="宋体" w:cs="宋体"/>
-          <w:sz w:val="24"/>
-          <w:szCs w:val="24"/>
-        </w:rPr>
-        <w:t>计图，</w:t>
+        <w:t xml:space="preserve"> 游戏章节选择卡片设计图，</w:t>
       </w:r>
       <w:r>
         <w:rPr>
